--- a/TCC DEFINITIVO 04-03-2026/Gestão de Tarefas prof carol.docx
+++ b/TCC DEFINITIVO 04-03-2026/Gestão de Tarefas prof carol.docx
@@ -11578,7 +11578,7 @@
             </wp:anchor>
           </w:drawing>
         </mc:Choice>
-        <mc:Fallback xmlns:w16sdtfl="http://schemas.microsoft.com/office/word/2024/wordml/sdtformatlock" xmlns:w16du="http://schemas.microsoft.com/office/word/2023/wordml/word16du">
+        <mc:Fallback xmlns:w16du="http://schemas.microsoft.com/office/word/2023/wordml/word16du" xmlns:w16sdtfl="http://schemas.microsoft.com/office/word/2024/wordml/sdtformatlock">
           <w:pict>
             <v:group w14:anchorId="05FC6A63" id="Agrupar 1" o:spid="_x0000_s1026" style="position:absolute;margin-left:0;margin-top:-15.65pt;width:495.6pt;height:64.5pt;z-index:251659264;mso-position-horizontal:center;mso-position-horizontal-relative:page" coordsize="62941,8191" o:gfxdata="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">
               <v:shapetype id="_x0000_t75" coordsize="21600,21600" o:spt="75" o:preferrelative="t" path="m@4@5l@4@11@9@11@9@5xe" filled="f" stroked="f">
@@ -13273,6 +13273,7 @@
   <w:style w:type="character" w:default="1" w:styleId="Fontepargpadro">
     <w:name w:val="Default Paragraph Font"/>
     <w:uiPriority w:val="1"/>
+    <w:semiHidden/>
     <w:unhideWhenUsed/>
   </w:style>
   <w:style w:type="table" w:default="1" w:styleId="Tabelanormal">
@@ -14011,6 +14012,10 @@
 </file>
 
 <file path=customXml/item1.xml><?xml version="1.0" encoding="utf-8"?>
+<b:Sources xmlns:b="http://schemas.openxmlformats.org/officeDocument/2006/bibliography" xmlns="http://schemas.openxmlformats.org/officeDocument/2006/bibliography" SelectedStyle="\APA.XSL" StyleName="APA"/>
+</file>
+
+<file path=customXml/item2.xml><?xml version="1.0" encoding="utf-8"?>
 <ct:contentTypeSchema xmlns:ct="http://schemas.microsoft.com/office/2006/metadata/contentType" xmlns:ma="http://schemas.microsoft.com/office/2006/metadata/properties/metaAttributes" ct:_="" ma:_="" ma:contentTypeName="Documento" ma:contentTypeID="0x01010079E85AF13E1D6948BAEBBC3E299C7A4C" ma:contentTypeVersion="11" ma:contentTypeDescription="Crie um novo documento." ma:contentTypeScope="" ma:versionID="9903338d6f6ebf8d9f52e57d695b90e0">
   <xsd:schema xmlns:xsd="http://www.w3.org/2001/XMLSchema" xmlns:xs="http://www.w3.org/2001/XMLSchema" xmlns:p="http://schemas.microsoft.com/office/2006/metadata/properties" xmlns:ns2="1c99b82c-450d-407b-8685-188b0222f857" xmlns:ns3="ec9326a9-796b-4177-81ae-8ce46d6874ce" targetNamespace="http://schemas.microsoft.com/office/2006/metadata/properties" ma:root="true" ma:fieldsID="27025b9af28ab54196939bbeabbec0a9" ns2:_="" ns3:_="">
     <xsd:import namespace="1c99b82c-450d-407b-8685-188b0222f857"/>
@@ -14199,10 +14204,6 @@
 </ct:contentTypeSchema>
 </file>
 
-<file path=customXml/item2.xml><?xml version="1.0" encoding="utf-8"?>
-<b:Sources xmlns:b="http://schemas.openxmlformats.org/officeDocument/2006/bibliography" xmlns="http://schemas.openxmlformats.org/officeDocument/2006/bibliography" SelectedStyle="\APA.XSL" StyleName="APA"/>
-</file>
-
 <file path=customXml/item3.xml><?xml version="1.0" encoding="utf-8"?>
 <?mso-contentType ?>
 <FormTemplates xmlns="http://schemas.microsoft.com/sharepoint/v3/contenttype/forms">
@@ -14213,6 +14214,14 @@
 </file>
 
 <file path=customXml/itemProps1.xml><?xml version="1.0" encoding="utf-8"?>
+<ds:datastoreItem xmlns:ds="http://schemas.openxmlformats.org/officeDocument/2006/customXml" ds:itemID="{6D1FBB9A-856D-43D0-A2C9-AA3DEE8D1533}">
+  <ds:schemaRefs>
+    <ds:schemaRef ds:uri="http://schemas.openxmlformats.org/officeDocument/2006/bibliography"/>
+  </ds:schemaRefs>
+</ds:datastoreItem>
+</file>
+
+<file path=customXml/itemProps2.xml><?xml version="1.0" encoding="utf-8"?>
 <ds:datastoreItem xmlns:ds="http://schemas.openxmlformats.org/officeDocument/2006/customXml" ds:itemID="{F9562963-6458-4B09-8DDA-F09296948AA7}">
   <ds:schemaRefs>
     <ds:schemaRef ds:uri="http://schemas.microsoft.com/office/2006/metadata/contentType"/>
@@ -14231,14 +14240,6 @@
 </ds:datastoreItem>
 </file>
 
-<file path=customXml/itemProps2.xml><?xml version="1.0" encoding="utf-8"?>
-<ds:datastoreItem xmlns:ds="http://schemas.openxmlformats.org/officeDocument/2006/customXml" ds:itemID="{6D1FBB9A-856D-43D0-A2C9-AA3DEE8D1533}">
-  <ds:schemaRefs>
-    <ds:schemaRef ds:uri="http://schemas.openxmlformats.org/officeDocument/2006/bibliography"/>
-  </ds:schemaRefs>
-</ds:datastoreItem>
-</file>
-
 <file path=customXml/itemProps3.xml><?xml version="1.0" encoding="utf-8"?>
 <ds:datastoreItem xmlns:ds="http://schemas.openxmlformats.org/officeDocument/2006/customXml" ds:itemID="{19856E04-179F-401F-8246-BA08537D6152}">
   <ds:schemaRefs>

--- a/TCC DEFINITIVO 04-03-2026/Gestão de Tarefas prof carol.docx
+++ b/TCC DEFINITIVO 04-03-2026/Gestão de Tarefas prof carol.docx
@@ -5625,49 +5625,246 @@
     </w:p>
     <w:p>
       <w:pPr>
-        <w:pStyle w:val="PargrafodaLista"/>
-        <w:ind w:left="0" w:firstLine="0"/>
-      </w:pPr>
-      <w:r>
-        <w:t>(</w:t>
-      </w:r>
-      <w:r>
-        <w:t>Tipo de obra ou projeto, localização ou área de abrangência, equipe técnica e suas qualificações</w:t>
-      </w:r>
-      <w:r>
-        <w:t>)</w:t>
-      </w:r>
-    </w:p>
-    <w:p>
-      <w:pPr>
         <w:pStyle w:val="Legenda"/>
+        <w:spacing w:line="360" w:lineRule="auto"/>
+        <w:jc w:val="both"/>
+        <w:rPr>
+          <w:sz w:val="24"/>
+          <w:szCs w:val="24"/>
+        </w:rPr>
       </w:pPr>
       <w:bookmarkStart w:id="13" w:name="_Toc204796528"/>
       <w:r>
+        <w:rPr>
+          <w:sz w:val="24"/>
+          <w:szCs w:val="24"/>
+        </w:rPr>
+        <w:t>O presente projeto consiste no desenvolvimento de um sistema de gerenciamento de tarefas voltado ao ambiente supermercadista, com o objetivo de auxiliar na organização das atividades de reposição de produtos e no controle das tarefas realizadas pelos colaboradores. A proposta busca melhorar a comunicação entre os funcionários e facilitar o acompanhamento das atividades diárias dentro do estabelecimento.</w:t>
+      </w:r>
+    </w:p>
+    <w:p>
+      <w:pPr>
+        <w:pStyle w:val="Legenda"/>
+        <w:spacing w:line="360" w:lineRule="auto"/>
+        <w:jc w:val="both"/>
+        <w:rPr>
+          <w:sz w:val="24"/>
+          <w:szCs w:val="24"/>
+        </w:rPr>
+      </w:pPr>
+      <w:r>
+        <w:rPr>
+          <w:sz w:val="24"/>
+          <w:szCs w:val="24"/>
+        </w:rPr>
+        <w:t>O sistema será composto por uma aplicação web e um aplicativo mobile integrados a um banco de dados, permitindo o gerenciamento das tarefas em tempo real. A aplicação web será utilizada para o gerenciamento e administração do sistema, enquanto o aplicativo mobile permitirá que os colaboradores visualizem e registrem as tarefas diretamente por meio de dispositivos móveis.</w:t>
+      </w:r>
+    </w:p>
+    <w:p>
+      <w:pPr>
+        <w:pStyle w:val="Legenda"/>
+        <w:spacing w:line="360" w:lineRule="auto"/>
+        <w:jc w:val="both"/>
+        <w:rPr>
+          <w:sz w:val="24"/>
+          <w:szCs w:val="24"/>
+        </w:rPr>
+      </w:pPr>
+      <w:r>
+        <w:rPr>
+          <w:sz w:val="24"/>
+          <w:szCs w:val="24"/>
+        </w:rPr>
+        <w:t>O projeto possui como área de abrangência o setor varejista, especialmente supermercados de pequeno e médio porte que necessitam de ferramentas tecnológicas para melhorar a organização das atividades operacionais. A solução desenvolvida possibilita o acompanhamento das tarefas de reposição, organização de produtos e controle das atividades da equipe.</w:t>
+      </w:r>
+    </w:p>
+    <w:p>
+      <w:pPr>
+        <w:pStyle w:val="Legenda"/>
+        <w:spacing w:line="360" w:lineRule="auto"/>
+        <w:jc w:val="both"/>
+        <w:rPr>
+          <w:sz w:val="24"/>
+          <w:szCs w:val="24"/>
+        </w:rPr>
+      </w:pPr>
+      <w:r>
+        <w:rPr>
+          <w:sz w:val="24"/>
+          <w:szCs w:val="24"/>
+        </w:rPr>
+        <w:t xml:space="preserve">Para o desenvolvimento do sistema foram utilizadas tecnologias amplamente utilizadas no mercado de desenvolvimento de software. O </w:t>
+      </w:r>
+      <w:proofErr w:type="spellStart"/>
+      <w:r>
+        <w:rPr>
+          <w:sz w:val="24"/>
+          <w:szCs w:val="24"/>
+        </w:rPr>
+        <w:t>backend</w:t>
+      </w:r>
+      <w:proofErr w:type="spellEnd"/>
+      <w:r>
+        <w:rPr>
+          <w:sz w:val="24"/>
+          <w:szCs w:val="24"/>
+        </w:rPr>
+        <w:t xml:space="preserve"> foi desenvolvido utilizando </w:t>
+      </w:r>
+      <w:r>
+        <w:rPr>
+          <w:b/>
+          <w:bCs/>
+          <w:sz w:val="24"/>
+          <w:szCs w:val="24"/>
+        </w:rPr>
+        <w:t>Node.js com o framework Express</w:t>
+      </w:r>
+      <w:r>
+        <w:rPr>
+          <w:sz w:val="24"/>
+          <w:szCs w:val="24"/>
+        </w:rPr>
+        <w:t xml:space="preserve">, responsável pela criação da API e comunicação com o banco de dados. A interface web foi construída utilizando </w:t>
+      </w:r>
+      <w:r>
+        <w:rPr>
+          <w:b/>
+          <w:bCs/>
+          <w:sz w:val="24"/>
+          <w:szCs w:val="24"/>
+        </w:rPr>
+        <w:t>Vite.js</w:t>
+      </w:r>
+      <w:r>
+        <w:rPr>
+          <w:sz w:val="24"/>
+          <w:szCs w:val="24"/>
+        </w:rPr>
+        <w:t xml:space="preserve">, enquanto o aplicativo mobile foi desenvolvido utilizando </w:t>
+      </w:r>
+      <w:proofErr w:type="spellStart"/>
+      <w:r>
+        <w:rPr>
+          <w:b/>
+          <w:bCs/>
+          <w:sz w:val="24"/>
+          <w:szCs w:val="24"/>
+        </w:rPr>
+        <w:t>React</w:t>
+      </w:r>
+      <w:proofErr w:type="spellEnd"/>
+      <w:r>
+        <w:rPr>
+          <w:b/>
+          <w:bCs/>
+          <w:sz w:val="24"/>
+          <w:szCs w:val="24"/>
+        </w:rPr>
+        <w:t xml:space="preserve"> </w:t>
+      </w:r>
+      <w:proofErr w:type="spellStart"/>
+      <w:r>
+        <w:rPr>
+          <w:b/>
+          <w:bCs/>
+          <w:sz w:val="24"/>
+          <w:szCs w:val="24"/>
+        </w:rPr>
+        <w:t>Native</w:t>
+      </w:r>
+      <w:proofErr w:type="spellEnd"/>
+      <w:r>
+        <w:rPr>
+          <w:b/>
+          <w:bCs/>
+          <w:sz w:val="24"/>
+          <w:szCs w:val="24"/>
+        </w:rPr>
+        <w:t xml:space="preserve"> com Expo</w:t>
+      </w:r>
+      <w:r>
+        <w:rPr>
+          <w:sz w:val="24"/>
+          <w:szCs w:val="24"/>
+        </w:rPr>
+        <w:t>, permitindo o acesso ao sistema através de dispositivos móveis</w:t>
+      </w:r>
+      <w:r>
+        <w:rPr>
+          <w:sz w:val="24"/>
+          <w:szCs w:val="24"/>
+        </w:rPr>
+        <w:t>.</w:t>
+      </w:r>
+    </w:p>
+    <w:p/>
+    <w:p/>
+    <w:p/>
+    <w:p/>
+    <w:p/>
+    <w:p/>
+    <w:p/>
+    <w:p>
+      <w:pPr>
+        <w:pStyle w:val="Legenda"/>
+        <w:spacing w:line="360" w:lineRule="auto"/>
+        <w:jc w:val="both"/>
+        <w:rPr>
+          <w:sz w:val="24"/>
+          <w:szCs w:val="24"/>
+        </w:rPr>
+      </w:pPr>
+      <w:r>
+        <w:rPr>
+          <w:sz w:val="24"/>
+          <w:szCs w:val="24"/>
+        </w:rPr>
+        <w:lastRenderedPageBreak/>
         <w:t xml:space="preserve">Tabela </w:t>
       </w:r>
       <w:r>
+        <w:rPr>
+          <w:sz w:val="24"/>
+          <w:szCs w:val="24"/>
+        </w:rPr>
         <w:fldChar w:fldCharType="begin"/>
       </w:r>
       <w:r>
+        <w:rPr>
+          <w:sz w:val="24"/>
+          <w:szCs w:val="24"/>
+        </w:rPr>
         <w:instrText xml:space="preserve"> SEQ Tabela \* ARABIC </w:instrText>
       </w:r>
       <w:r>
+        <w:rPr>
+          <w:sz w:val="24"/>
+          <w:szCs w:val="24"/>
+        </w:rPr>
         <w:fldChar w:fldCharType="separate"/>
       </w:r>
       <w:r>
         <w:rPr>
           <w:noProof/>
+          <w:sz w:val="24"/>
+          <w:szCs w:val="24"/>
         </w:rPr>
         <w:t>1</w:t>
       </w:r>
       <w:r>
         <w:rPr>
           <w:noProof/>
+          <w:sz w:val="24"/>
+          <w:szCs w:val="24"/>
         </w:rPr>
         <w:fldChar w:fldCharType="end"/>
       </w:r>
       <w:r>
+        <w:rPr>
+          <w:sz w:val="24"/>
+          <w:szCs w:val="24"/>
+        </w:rPr>
         <w:t>. Qualificação da equipe técnica</w:t>
       </w:r>
       <w:bookmarkEnd w:id="13"/>
@@ -5738,13 +5935,7 @@
               <w:ind w:left="0" w:firstLine="0"/>
             </w:pPr>
             <w:r>
-              <w:t>GUILHERME</w:t>
-            </w:r>
-            <w:r>
-              <w:t xml:space="preserve"> O. </w:t>
-            </w:r>
-            <w:r>
-              <w:t>SOUSA</w:t>
+              <w:t>Paulo Ricardo Mussi</w:t>
             </w:r>
           </w:p>
         </w:tc>
@@ -5757,14 +5948,6 @@
               <w:pStyle w:val="PargrafodaLista"/>
               <w:ind w:left="0" w:firstLine="0"/>
             </w:pPr>
-            <w:r>
-              <w:t xml:space="preserve">Back – </w:t>
-            </w:r>
-            <w:proofErr w:type="spellStart"/>
-            <w:r>
-              <w:t>end</w:t>
-            </w:r>
-            <w:proofErr w:type="spellEnd"/>
           </w:p>
         </w:tc>
         <w:tc>
@@ -5777,7 +5960,13 @@
               <w:ind w:left="0" w:firstLine="0"/>
             </w:pPr>
             <w:r>
-              <w:t>Bacharel em Análise e Desenvolvimento de Sistemas</w:t>
+              <w:t xml:space="preserve">Técnico em </w:t>
+            </w:r>
+            <w:r>
+              <w:t>D</w:t>
+            </w:r>
+            <w:r>
+              <w:t>esenvolvimento de Sistemas</w:t>
             </w:r>
           </w:p>
         </w:tc>
@@ -5792,6 +5981,9 @@
               <w:pStyle w:val="PargrafodaLista"/>
               <w:ind w:left="0" w:firstLine="0"/>
             </w:pPr>
+            <w:r>
+              <w:t>Júlio Cesar Duque Junior</w:t>
+            </w:r>
           </w:p>
         </w:tc>
         <w:tc>
@@ -5814,6 +6006,15 @@
               <w:pStyle w:val="PargrafodaLista"/>
               <w:ind w:left="0" w:firstLine="0"/>
             </w:pPr>
+            <w:r>
+              <w:t xml:space="preserve">Técnico em </w:t>
+            </w:r>
+            <w:r>
+              <w:t>D</w:t>
+            </w:r>
+            <w:r>
+              <w:t>esenvolvimento de Sistemas</w:t>
+            </w:r>
           </w:p>
         </w:tc>
       </w:tr>
@@ -5827,6 +6028,14 @@
               <w:pStyle w:val="PargrafodaLista"/>
               <w:ind w:left="0" w:firstLine="0"/>
             </w:pPr>
+            <w:proofErr w:type="spellStart"/>
+            <w:r>
+              <w:t>Maxsuel</w:t>
+            </w:r>
+            <w:proofErr w:type="spellEnd"/>
+            <w:r>
+              <w:t xml:space="preserve"> Rodrigues Santos</w:t>
+            </w:r>
           </w:p>
         </w:tc>
         <w:tc>
@@ -5850,6 +6059,68 @@
               <w:keepNext/>
               <w:ind w:left="0" w:firstLine="0"/>
             </w:pPr>
+            <w:r>
+              <w:t xml:space="preserve">Técnico em </w:t>
+            </w:r>
+            <w:r>
+              <w:t>D</w:t>
+            </w:r>
+            <w:r>
+              <w:t>esenvolvimento de Sistemas</w:t>
+            </w:r>
+          </w:p>
+        </w:tc>
+      </w:tr>
+      <w:tr>
+        <w:tc>
+          <w:tcPr>
+            <w:tcW w:w="3020" w:type="dxa"/>
+          </w:tcPr>
+          <w:p>
+            <w:pPr>
+              <w:pStyle w:val="PargrafodaLista"/>
+              <w:ind w:left="0" w:firstLine="0"/>
+            </w:pPr>
+            <w:proofErr w:type="spellStart"/>
+            <w:r>
+              <w:t>Rhyan</w:t>
+            </w:r>
+            <w:proofErr w:type="spellEnd"/>
+            <w:r>
+              <w:t xml:space="preserve"> Augusto Rodrigues</w:t>
+            </w:r>
+          </w:p>
+        </w:tc>
+        <w:tc>
+          <w:tcPr>
+            <w:tcW w:w="3020" w:type="dxa"/>
+          </w:tcPr>
+          <w:p>
+            <w:pPr>
+              <w:pStyle w:val="PargrafodaLista"/>
+              <w:ind w:left="0" w:firstLine="0"/>
+            </w:pPr>
+          </w:p>
+        </w:tc>
+        <w:tc>
+          <w:tcPr>
+            <w:tcW w:w="3021" w:type="dxa"/>
+          </w:tcPr>
+          <w:p>
+            <w:pPr>
+              <w:pStyle w:val="PargrafodaLista"/>
+              <w:keepNext/>
+              <w:ind w:left="0" w:firstLine="0"/>
+            </w:pPr>
+            <w:r>
+              <w:t xml:space="preserve">Técnico em </w:t>
+            </w:r>
+            <w:r>
+              <w:t>D</w:t>
+            </w:r>
+            <w:r>
+              <w:t>esenvolvimento de Sistemas</w:t>
+            </w:r>
           </w:p>
         </w:tc>
       </w:tr>
@@ -5871,6 +6142,7 @@
         <w:t>.</w:t>
       </w:r>
     </w:p>
+    <w:p/>
     <w:p>
       <w:pPr>
         <w:pStyle w:val="Ttulo2"/>
@@ -5888,91 +6160,181 @@
       <w:bookmarkEnd w:id="14"/>
     </w:p>
     <w:p>
-      <w:r>
-        <w:t>Trata-se de uma das formas de apresentação de um trabalho tendo em vista a conclusão de algo físico, material, sempre contextualizado em relação a problemas na área de atuação do profissional ou da equipe que o desenvolverá.</w:t>
-      </w:r>
-    </w:p>
-    <w:p>
-      <w:r>
-        <w:t>Esta forma de apresentação é composta por esquemas, gráficos e dados que subsidiam e sustentam o desenvolvimento do empirismo a ser relatado.</w:t>
-      </w:r>
-    </w:p>
-    <w:p>
-      <w:pPr>
-        <w:pStyle w:val="PargrafodaLista"/>
-        <w:ind w:left="0" w:firstLine="0"/>
-      </w:pPr>
-    </w:p>
-    <w:p>
-      <w:pPr>
-        <w:pStyle w:val="PargrafodaLista"/>
-        <w:ind w:left="0" w:firstLine="0"/>
-        <w:rPr>
-          <w:color w:val="FF0000"/>
-        </w:rPr>
-      </w:pPr>
-      <w:r>
-        <w:rPr>
-          <w:color w:val="FF0000"/>
-        </w:rPr>
-        <w:t>Especificar que o trabalho é um projeto técnico e que será desenvolvido um programa / site / aplicativo – de acordo com o que foi desenvolvido pelo grupo</w:t>
-      </w:r>
-    </w:p>
-    <w:p>
-      <w:pPr>
-        <w:pStyle w:val="PargrafodaLista"/>
-        <w:ind w:left="0" w:firstLine="0"/>
-        <w:rPr>
-          <w:color w:val="FF0000"/>
-        </w:rPr>
-      </w:pPr>
-    </w:p>
-    <w:p>
-      <w:pPr>
-        <w:pStyle w:val="PargrafodaLista"/>
-        <w:ind w:left="0" w:firstLine="0"/>
-        <w:rPr>
-          <w:color w:val="FF0000"/>
-        </w:rPr>
-      </w:pPr>
-      <w:r>
-        <w:rPr>
-          <w:color w:val="FF0000"/>
-        </w:rPr>
-        <w:t>Inserir aqui o texto da análise do sistema.</w:t>
-      </w:r>
-    </w:p>
-    <w:p>
-      <w:pPr>
-        <w:rPr>
-          <w:iCs/>
-        </w:rPr>
-      </w:pPr>
-      <w:r>
-        <w:rPr>
-          <w:iCs/>
-        </w:rPr>
-        <w:t>O projeto técnico consiste no desenvolvimento de um sistema web e/ou aplicativo mobile integrado a um banco de dados, com o objetivo de atender a uma demanda específica do mercado. O sistema será documentado detalhadamente, incluindo sua concepção, desenvolvimento, implementação e testes, garantindo um alto nível de qualidade técnica e usabilidade. A apresentação do trabalho será complementada com diagramas de arquitetura, fluxogramas, modelos de banco de dados e gráficos explicativos que demonstram sua estrutura e funcionamento.</w:t>
-      </w:r>
-    </w:p>
-    <w:p>
-      <w:pPr>
-        <w:rPr>
-          <w:iCs/>
-        </w:rPr>
-      </w:pPr>
-      <w:r>
-        <w:rPr>
-          <w:iCs/>
-        </w:rPr>
-        <w:t xml:space="preserve">O projeto será aplicado em contextos como e-commerce, gestão empresarial, monitoramento remoto, automação de processos ou serviços interativos, visando </w:t>
-      </w:r>
-      <w:r>
-        <w:rPr>
-          <w:iCs/>
+      <w:pPr>
+        <w:pStyle w:val="NormalWeb"/>
+        <w:spacing w:line="360" w:lineRule="auto"/>
+        <w:jc w:val="both"/>
+        <w:rPr>
+          <w:rFonts w:ascii="Arial" w:hAnsi="Arial" w:cs="Arial"/>
+        </w:rPr>
+      </w:pPr>
+      <w:r>
+        <w:rPr>
+          <w:rFonts w:ascii="Arial" w:hAnsi="Arial" w:cs="Arial"/>
+        </w:rPr>
+        <w:t xml:space="preserve">O presente trabalho caracteriza-se como um </w:t>
+      </w:r>
+      <w:r>
+        <w:rPr>
+          <w:rStyle w:val="Forte"/>
+          <w:rFonts w:ascii="Arial" w:hAnsi="Arial" w:cs="Arial"/>
+        </w:rPr>
+        <w:t>projeto técnico</w:t>
+      </w:r>
+      <w:r>
+        <w:rPr>
+          <w:rFonts w:ascii="Arial" w:hAnsi="Arial" w:cs="Arial"/>
+        </w:rPr>
+        <w:t>, pois tem como objetivo o desenvolvimento de um sistema informatizado voltado à solução de um problema prático no ambiente supermercadista. O projeto consiste na criação de um sistema de gerenciamento de tarefas que auxiliará no controle das atividades de reposição de produtos e na organização das tarefas realizadas pelos colaboradores.</w:t>
+      </w:r>
+    </w:p>
+    <w:p>
+      <w:pPr>
+        <w:pStyle w:val="NormalWeb"/>
+        <w:spacing w:line="360" w:lineRule="auto"/>
+        <w:jc w:val="both"/>
+        <w:rPr>
+          <w:rFonts w:ascii="Arial" w:hAnsi="Arial" w:cs="Arial"/>
+        </w:rPr>
+      </w:pPr>
+      <w:r>
+        <w:rPr>
+          <w:rFonts w:ascii="Arial" w:hAnsi="Arial" w:cs="Arial"/>
+        </w:rPr>
+        <w:t>A solução proposta envolve o desenvolvimento de uma aplicação web e de um aplicativo mobile integrados a um banco de dados, permitindo o acompanhamento das tarefas em tempo real. O sistema possibilitará o cadastro de usuários, registro de tarefas, acompanhamento das atividades realizadas e organização das tarefas atribuídas aos colaboradores.</w:t>
+      </w:r>
+    </w:p>
+    <w:p>
+      <w:pPr>
+        <w:pStyle w:val="NormalWeb"/>
+        <w:spacing w:line="360" w:lineRule="auto"/>
+        <w:jc w:val="both"/>
+        <w:rPr>
+          <w:rFonts w:ascii="Arial" w:hAnsi="Arial" w:cs="Arial"/>
+        </w:rPr>
+      </w:pPr>
+      <w:r>
+        <w:rPr>
+          <w:rFonts w:ascii="Arial" w:hAnsi="Arial" w:cs="Arial"/>
+        </w:rPr>
+        <w:t xml:space="preserve">O </w:t>
+      </w:r>
+      <w:proofErr w:type="spellStart"/>
+      <w:r>
+        <w:rPr>
+          <w:rFonts w:ascii="Arial" w:hAnsi="Arial" w:cs="Arial"/>
+        </w:rPr>
+        <w:t>backend</w:t>
+      </w:r>
+      <w:proofErr w:type="spellEnd"/>
+      <w:r>
+        <w:rPr>
+          <w:rFonts w:ascii="Arial" w:hAnsi="Arial" w:cs="Arial"/>
+        </w:rPr>
+        <w:t xml:space="preserve"> do sistema será desenvolvido utilizando </w:t>
+      </w:r>
+      <w:r>
+        <w:rPr>
+          <w:rStyle w:val="Forte"/>
+          <w:rFonts w:ascii="Arial" w:hAnsi="Arial" w:cs="Arial"/>
+        </w:rPr>
+        <w:t>Node.js com o framework Express</w:t>
+      </w:r>
+      <w:r>
+        <w:rPr>
+          <w:rFonts w:ascii="Arial" w:hAnsi="Arial" w:cs="Arial"/>
+        </w:rPr>
+        <w:t xml:space="preserve">, responsável pela criação da API e pela comunicação com o banco de dados. A interface web será desenvolvida utilizando </w:t>
+      </w:r>
+      <w:r>
+        <w:rPr>
+          <w:rStyle w:val="Forte"/>
+          <w:rFonts w:ascii="Arial" w:hAnsi="Arial" w:cs="Arial"/>
+        </w:rPr>
+        <w:t>Vite.js</w:t>
+      </w:r>
+      <w:r>
+        <w:rPr>
+          <w:rFonts w:ascii="Arial" w:hAnsi="Arial" w:cs="Arial"/>
+        </w:rPr>
+        <w:t xml:space="preserve">, enquanto o aplicativo mobile será </w:t>
+      </w:r>
+      <w:r>
+        <w:rPr>
+          <w:rFonts w:ascii="Arial" w:hAnsi="Arial" w:cs="Arial"/>
         </w:rPr>
         <w:lastRenderedPageBreak/>
-        <w:t>oferecer uma solução inovadora e funcional para os usuários. Ele poderá ser utilizado em diversos setores, como tecnologia da informação, educação, saúde e comércio.</w:t>
+        <w:t xml:space="preserve">construído utilizando </w:t>
+      </w:r>
+      <w:proofErr w:type="spellStart"/>
+      <w:r>
+        <w:rPr>
+          <w:rStyle w:val="Forte"/>
+          <w:rFonts w:ascii="Arial" w:hAnsi="Arial" w:cs="Arial"/>
+        </w:rPr>
+        <w:t>React</w:t>
+      </w:r>
+      <w:proofErr w:type="spellEnd"/>
+      <w:r>
+        <w:rPr>
+          <w:rStyle w:val="Forte"/>
+          <w:rFonts w:ascii="Arial" w:hAnsi="Arial" w:cs="Arial"/>
+        </w:rPr>
+        <w:t xml:space="preserve"> </w:t>
+      </w:r>
+      <w:proofErr w:type="spellStart"/>
+      <w:r>
+        <w:rPr>
+          <w:rStyle w:val="Forte"/>
+          <w:rFonts w:ascii="Arial" w:hAnsi="Arial" w:cs="Arial"/>
+        </w:rPr>
+        <w:t>Native</w:t>
+      </w:r>
+      <w:proofErr w:type="spellEnd"/>
+      <w:r>
+        <w:rPr>
+          <w:rStyle w:val="Forte"/>
+          <w:rFonts w:ascii="Arial" w:hAnsi="Arial" w:cs="Arial"/>
+        </w:rPr>
+        <w:t xml:space="preserve"> com Expo</w:t>
+      </w:r>
+      <w:r>
+        <w:rPr>
+          <w:rFonts w:ascii="Arial" w:hAnsi="Arial" w:cs="Arial"/>
+        </w:rPr>
+        <w:t>, permitindo o acesso ao sistema por meio de dispositivos móveis.</w:t>
+      </w:r>
+    </w:p>
+    <w:p>
+      <w:pPr>
+        <w:pStyle w:val="NormalWeb"/>
+        <w:spacing w:line="360" w:lineRule="auto"/>
+        <w:jc w:val="both"/>
+        <w:rPr>
+          <w:rFonts w:ascii="Arial" w:hAnsi="Arial" w:cs="Arial"/>
+        </w:rPr>
+      </w:pPr>
+      <w:r>
+        <w:rPr>
+          <w:rFonts w:ascii="Arial" w:hAnsi="Arial" w:cs="Arial"/>
+        </w:rPr>
+        <w:t>O sistema será documentado ao longo de seu desenvolvimento, incluindo etapas de planejamento, modelagem, implementação e testes. A documentação técnica será complementada com diagramas de arquitetura do sistema, fluxogramas de funcionamento e modelos de banco de dados, que demonstrarão a estrutura e o funcionamento da solução desenvolvida.</w:t>
+      </w:r>
+    </w:p>
+    <w:p>
+      <w:pPr>
+        <w:pStyle w:val="NormalWeb"/>
+        <w:spacing w:line="360" w:lineRule="auto"/>
+        <w:jc w:val="both"/>
+        <w:rPr>
+          <w:rFonts w:ascii="Arial" w:hAnsi="Arial" w:cs="Arial"/>
+        </w:rPr>
+      </w:pPr>
+      <w:r>
+        <w:rPr>
+          <w:rFonts w:ascii="Arial" w:hAnsi="Arial" w:cs="Arial"/>
+        </w:rPr>
+        <w:t>Dessa forma, o projeto busca oferecer uma solução tecnológica capaz de melhorar a organização das tarefas e otimizar o tempo de execução das atividades no ambiente de trabalho, contribuindo para uma gestão mais eficiente das operações.</w:t>
       </w:r>
     </w:p>
     <w:p>
@@ -6001,15 +6363,96 @@
     </w:p>
     <w:p>
       <w:pPr>
-        <w:rPr>
-          <w:iCs/>
-        </w:rPr>
-      </w:pPr>
-      <w:r>
-        <w:rPr>
-          <w:iCs/>
-        </w:rPr>
-        <w:t>Os integrantes da equipe serão alunos do curso técnico em Informática para Internet, com conhecimentos em desenvolvimento web e mobile, bancos de dados, arquitetura de software e experiência do usuário (UX/UI). A equipe contará com a orientação de professores especialistas em desenvolvimento de sistemas e banco de dados, garantindo um embasamento técnico sólido para a execução do projeto.</w:t>
+        <w:pStyle w:val="NormalWeb"/>
+        <w:spacing w:line="360" w:lineRule="auto"/>
+        <w:jc w:val="both"/>
+        <w:rPr>
+          <w:rFonts w:ascii="Arial" w:hAnsi="Arial" w:cs="Arial"/>
+        </w:rPr>
+      </w:pPr>
+      <w:bookmarkStart w:id="18" w:name="_Toc193385918"/>
+      <w:bookmarkStart w:id="19" w:name="_Toc204796529"/>
+      <w:r>
+        <w:rPr>
+          <w:rFonts w:ascii="Arial" w:hAnsi="Arial" w:cs="Arial"/>
+        </w:rPr>
+        <w:t xml:space="preserve">A equipe responsável pelo desenvolvimento do projeto é composta por alunos do curso </w:t>
+      </w:r>
+      <w:r>
+        <w:rPr>
+          <w:rStyle w:val="Forte"/>
+          <w:rFonts w:ascii="Arial" w:hAnsi="Arial" w:cs="Arial"/>
+        </w:rPr>
+        <w:t>Técnico em Desenvolvimento de Sistemas</w:t>
+      </w:r>
+      <w:r>
+        <w:rPr>
+          <w:rFonts w:ascii="Arial" w:hAnsi="Arial" w:cs="Arial"/>
+        </w:rPr>
+        <w:t>, que possuem conhecimentos nas áreas de programação, desenvolvimento web, desenvolvimento de aplicações mobile, banco de dados e arquitetura de software.</w:t>
+      </w:r>
+    </w:p>
+    <w:p>
+      <w:pPr>
+        <w:pStyle w:val="NormalWeb"/>
+        <w:spacing w:line="360" w:lineRule="auto"/>
+        <w:jc w:val="both"/>
+        <w:rPr>
+          <w:rFonts w:ascii="Arial" w:hAnsi="Arial" w:cs="Arial"/>
+        </w:rPr>
+      </w:pPr>
+      <w:r>
+        <w:rPr>
+          <w:rFonts w:ascii="Arial" w:hAnsi="Arial" w:cs="Arial"/>
+        </w:rPr>
+        <w:t>Durante o desenvolvimento do sistema, os integrantes da equipe aplicarão conceitos relacionados à criação de APIs, desenvolvimento de interfaces para sistemas web, construção de aplicações mobile e integração com banco de dados. Essas competências são adquiridas ao longo da formação técnica e permitem o desenvolvimento de soluções tecnológicas voltadas à resolução de problemas reais.</w:t>
+      </w:r>
+    </w:p>
+    <w:p>
+      <w:pPr>
+        <w:pStyle w:val="NormalWeb"/>
+        <w:spacing w:line="360" w:lineRule="auto"/>
+        <w:jc w:val="both"/>
+        <w:rPr>
+          <w:rFonts w:ascii="Arial" w:hAnsi="Arial" w:cs="Arial"/>
+        </w:rPr>
+      </w:pPr>
+      <w:r>
+        <w:rPr>
+          <w:rFonts w:ascii="Arial" w:hAnsi="Arial" w:cs="Arial"/>
+        </w:rPr>
+        <w:t>Além disso, o projeto contará com a orientação de professores da área de tecnologia da informação, que auxiliarão no direcionamento das atividades, na validação das decisões técnicas e na organização da documentação do sistema. A participação dos orientadores contribui para garantir que o projeto seja desenvolvido de acordo com boas práticas de desenvolvimento de software.</w:t>
+      </w:r>
+    </w:p>
+    <w:p>
+      <w:pPr>
+        <w:pStyle w:val="NormalWeb"/>
+        <w:spacing w:line="360" w:lineRule="auto"/>
+        <w:jc w:val="both"/>
+        <w:rPr>
+          <w:rFonts w:ascii="Arial" w:hAnsi="Arial" w:cs="Arial"/>
+        </w:rPr>
+      </w:pPr>
+      <w:r>
+        <w:rPr>
+          <w:rFonts w:ascii="Arial" w:hAnsi="Arial" w:cs="Arial"/>
+        </w:rPr>
+        <w:t xml:space="preserve">As atividades da equipe técnica envolvem diferentes etapas do desenvolvimento do sistema, incluindo planejamento, modelagem do banco de dados, desenvolvimento do </w:t>
+      </w:r>
+      <w:proofErr w:type="spellStart"/>
+      <w:r>
+        <w:rPr>
+          <w:rFonts w:ascii="Arial" w:hAnsi="Arial" w:cs="Arial"/>
+        </w:rPr>
+        <w:lastRenderedPageBreak/>
+        <w:t>backend</w:t>
+      </w:r>
+      <w:proofErr w:type="spellEnd"/>
+      <w:r>
+        <w:rPr>
+          <w:rFonts w:ascii="Arial" w:hAnsi="Arial" w:cs="Arial"/>
+        </w:rPr>
+        <w:t>, criação da interface do sistema e testes da aplicação. A distribuição das responsabilidades será definida conforme o andamento do projeto.</w:t>
       </w:r>
     </w:p>
     <w:p>
@@ -6017,8 +6460,6 @@
         <w:pStyle w:val="Legenda"/>
         <w:keepNext/>
       </w:pPr>
-      <w:bookmarkStart w:id="18" w:name="_Toc193385918"/>
-      <w:bookmarkStart w:id="19" w:name="_Toc204796529"/>
       <w:r>
         <w:t xml:space="preserve">Tabela </w:t>
       </w:r>
@@ -6205,7 +6646,7 @@
               <w:rPr>
                 <w:iCs/>
               </w:rPr>
-              <w:t>Graduada em Letras</w:t>
+              <w:t>Estudante do curso Técnico em Desenvolvimento de Sistemas</w:t>
             </w:r>
           </w:p>
         </w:tc>
@@ -6267,7 +6708,7 @@
               <w:rPr>
                 <w:iCs/>
               </w:rPr>
-              <w:t>Técnico em Desenvolvimento de Sistemas</w:t>
+              <w:t>Estudante do curso Técnico em Desenvolvimento de Sistemas</w:t>
             </w:r>
           </w:p>
         </w:tc>
@@ -6343,7 +6784,7 @@
               <w:rPr>
                 <w:iCs/>
               </w:rPr>
-              <w:t>Nenhuma</w:t>
+              <w:t>Estudante do curso Técnico em Desenvolvimento de Sistemas</w:t>
             </w:r>
           </w:p>
         </w:tc>
@@ -6394,180 +6835,277 @@
     </w:p>
     <w:p>
       <w:pPr>
-        <w:rPr>
-          <w:iCs/>
-        </w:rPr>
-      </w:pPr>
-      <w:r>
-        <w:rPr>
-          <w:iCs/>
-        </w:rPr>
-        <w:t>A análise do sistema abrangerá os seguintes aspectos técnicos e funcionais:</w:t>
-      </w:r>
-    </w:p>
-    <w:p>
-      <w:pPr>
-        <w:pStyle w:val="PargrafodaLista"/>
-        <w:numPr>
-          <w:ilvl w:val="0"/>
-          <w:numId w:val="14"/>
-        </w:numPr>
-        <w:rPr>
-          <w:iCs/>
-        </w:rPr>
-      </w:pPr>
-      <w:r>
-        <w:rPr>
-          <w:iCs/>
-        </w:rPr>
-        <w:t>Identificação do problema ou necessidade: Definição clara da demanda a ser atendida e dos benefícios esperados</w:t>
-      </w:r>
-      <w:r>
-        <w:rPr>
-          <w:iCs/>
-        </w:rPr>
-        <w:t>;</w:t>
-      </w:r>
-    </w:p>
-    <w:p>
-      <w:pPr>
-        <w:pStyle w:val="PargrafodaLista"/>
-        <w:numPr>
-          <w:ilvl w:val="0"/>
-          <w:numId w:val="14"/>
-        </w:numPr>
-        <w:rPr>
-          <w:iCs/>
-        </w:rPr>
-      </w:pPr>
-      <w:r>
-        <w:rPr>
-          <w:iCs/>
-        </w:rPr>
-        <w:t>Descrição das funcionalidades esperadas: Listagem e detalhamento das principais funções do sistema, considerando a experiência do usuário e os requisitos do projeto</w:t>
-      </w:r>
-      <w:r>
-        <w:rPr>
-          <w:iCs/>
-        </w:rPr>
-        <w:t>;</w:t>
-      </w:r>
-    </w:p>
-    <w:p>
-      <w:pPr>
-        <w:pStyle w:val="PargrafodaLista"/>
-        <w:numPr>
-          <w:ilvl w:val="0"/>
-          <w:numId w:val="14"/>
-        </w:numPr>
-        <w:rPr>
-          <w:iCs/>
-        </w:rPr>
-      </w:pPr>
-      <w:r>
-        <w:rPr>
-          <w:iCs/>
-        </w:rPr>
-        <w:t xml:space="preserve">Arquitetura do sistema: Especificação da estrutura do software, incluindo </w:t>
+        <w:pStyle w:val="NormalWeb"/>
+        <w:spacing w:line="360" w:lineRule="auto"/>
+        <w:rPr>
+          <w:rFonts w:ascii="Arial" w:hAnsi="Arial" w:cs="Arial"/>
+        </w:rPr>
+      </w:pPr>
+      <w:r>
+        <w:rPr>
+          <w:rFonts w:ascii="Arial" w:hAnsi="Arial" w:cs="Arial"/>
+        </w:rPr>
+        <w:t>A análise do sistema tem como objetivo compreender a necessidade que motivou o desenvolvimento da aplicação e definir as funcionalidades e tecnologias que serão utilizadas para atender a essa demanda. O sistema proposto consiste em uma solução tecnológica voltada ao gerenciamento de tarefas no ambiente supermercadista, permitindo a organização das atividades de reposição de produtos e o acompanhamento das tarefas realizadas pelos colaboradores.</w:t>
+      </w:r>
+    </w:p>
+    <w:p>
+      <w:pPr>
+        <w:pStyle w:val="NormalWeb"/>
+        <w:spacing w:line="360" w:lineRule="auto"/>
+        <w:rPr>
+          <w:rFonts w:ascii="Arial" w:hAnsi="Arial" w:cs="Arial"/>
+        </w:rPr>
+      </w:pPr>
+      <w:r>
+        <w:rPr>
+          <w:rFonts w:ascii="Arial" w:hAnsi="Arial" w:cs="Arial"/>
+        </w:rPr>
+        <w:t>Um dos principais problemas identificados nesse tipo de ambiente é a dificuldade de controle das atividades relacionadas à reposição de mercadorias nas prateleiras. Em muitos casos, a comunicação entre os colaboradores responsáveis pela reposição e os responsáveis pela gestão do setor ocorre de maneira informal, o que pode ocasionar atrasos na execução das tarefas, falta de organização nas atividades e dificuldade no acompanhamento das tarefas realizadas. Dessa forma, torna-se necessário o desenvolvimento de um sistema que permita registrar, organizar e acompanhar as atividades de forma mais eficiente.</w:t>
+      </w:r>
+    </w:p>
+    <w:p>
+      <w:pPr>
+        <w:pStyle w:val="NormalWeb"/>
+        <w:spacing w:line="360" w:lineRule="auto"/>
+        <w:rPr>
+          <w:rFonts w:ascii="Arial" w:hAnsi="Arial" w:cs="Arial"/>
+        </w:rPr>
+      </w:pPr>
+      <w:r>
+        <w:rPr>
+          <w:rFonts w:ascii="Arial" w:hAnsi="Arial" w:cs="Arial"/>
+        </w:rPr>
+        <w:t xml:space="preserve">Para atender a essa necessidade, o sistema contará com diversas funcionalidades voltadas ao gerenciamento das tarefas e à organização das atividades da equipe. Entre as principais funcionalidades previstas estão o cadastro de usuários, criação e gerenciamento de tarefas, acompanhamento das atividades realizadas e visualização das tarefas por meio de uma aplicação web e de um aplicativo mobile. </w:t>
+      </w:r>
+      <w:r>
+        <w:rPr>
+          <w:rFonts w:ascii="Arial" w:hAnsi="Arial" w:cs="Arial"/>
+        </w:rPr>
+        <w:lastRenderedPageBreak/>
+        <w:t>Essas funcionalidades permitirão que gestores e colaboradores tenham acesso às informações em tempo real, facilitando a comunicação e o controle das atividades.</w:t>
+      </w:r>
+    </w:p>
+    <w:p>
+      <w:pPr>
+        <w:pStyle w:val="NormalWeb"/>
+        <w:spacing w:line="360" w:lineRule="auto"/>
+        <w:rPr>
+          <w:rFonts w:ascii="Arial" w:hAnsi="Arial" w:cs="Arial"/>
+        </w:rPr>
+      </w:pPr>
+      <w:r>
+        <w:rPr>
+          <w:rFonts w:ascii="Arial" w:hAnsi="Arial" w:cs="Arial"/>
+        </w:rPr>
+        <w:t xml:space="preserve">A arquitetura do sistema será composta por diferentes camadas responsáveis pelo funcionamento da aplicação. O </w:t>
       </w:r>
       <w:proofErr w:type="spellStart"/>
       <w:r>
         <w:rPr>
-          <w:iCs/>
+          <w:rStyle w:val="Forte"/>
+          <w:rFonts w:ascii="Arial" w:hAnsi="Arial" w:cs="Arial"/>
+        </w:rPr>
+        <w:t>backend</w:t>
+      </w:r>
+      <w:proofErr w:type="spellEnd"/>
+      <w:r>
+        <w:rPr>
+          <w:rFonts w:ascii="Arial" w:hAnsi="Arial" w:cs="Arial"/>
+        </w:rPr>
+        <w:t xml:space="preserve"> será responsável pela lógica do sistema e pela comunicação com o banco de dados, sendo desenvolvido utilizando Node.js com o framework Express. O </w:t>
+      </w:r>
+      <w:proofErr w:type="spellStart"/>
+      <w:r>
+        <w:rPr>
+          <w:rStyle w:val="Forte"/>
+          <w:rFonts w:ascii="Arial" w:hAnsi="Arial" w:cs="Arial"/>
         </w:rPr>
         <w:t>frontend</w:t>
       </w:r>
       <w:proofErr w:type="spellEnd"/>
       <w:r>
         <w:rPr>
-          <w:iCs/>
-        </w:rPr>
-        <w:t xml:space="preserve">, </w:t>
+          <w:rStyle w:val="Forte"/>
+          <w:rFonts w:ascii="Arial" w:hAnsi="Arial" w:cs="Arial"/>
+        </w:rPr>
+        <w:t xml:space="preserve"> web</w:t>
+      </w:r>
+      <w:r>
+        <w:rPr>
+          <w:rFonts w:ascii="Arial" w:hAnsi="Arial" w:cs="Arial"/>
+        </w:rPr>
+        <w:t xml:space="preserve"> será responsável pela interface de administração do sistema, permitindo o gerenciamento das tarefas e usuários por meio de uma interface interativa desenvolvida com Vite.js. Já o </w:t>
+      </w:r>
+      <w:r>
+        <w:rPr>
+          <w:rStyle w:val="Forte"/>
+          <w:rFonts w:ascii="Arial" w:hAnsi="Arial" w:cs="Arial"/>
+        </w:rPr>
+        <w:t>aplicativo mobile</w:t>
+      </w:r>
+      <w:r>
+        <w:rPr>
+          <w:rFonts w:ascii="Arial" w:hAnsi="Arial" w:cs="Arial"/>
+        </w:rPr>
+        <w:t xml:space="preserve">, desenvolvido com </w:t>
       </w:r>
       <w:proofErr w:type="spellStart"/>
       <w:r>
         <w:rPr>
-          <w:iCs/>
+          <w:rFonts w:ascii="Arial" w:hAnsi="Arial" w:cs="Arial"/>
+        </w:rPr>
+        <w:t>React</w:t>
+      </w:r>
+      <w:proofErr w:type="spellEnd"/>
+      <w:r>
+        <w:rPr>
+          <w:rFonts w:ascii="Arial" w:hAnsi="Arial" w:cs="Arial"/>
+        </w:rPr>
+        <w:t xml:space="preserve"> </w:t>
+      </w:r>
+      <w:proofErr w:type="spellStart"/>
+      <w:r>
+        <w:rPr>
+          <w:rFonts w:ascii="Arial" w:hAnsi="Arial" w:cs="Arial"/>
+        </w:rPr>
+        <w:t>Native</w:t>
+      </w:r>
+      <w:proofErr w:type="spellEnd"/>
+      <w:r>
+        <w:rPr>
+          <w:rFonts w:ascii="Arial" w:hAnsi="Arial" w:cs="Arial"/>
+        </w:rPr>
+        <w:t xml:space="preserve"> utilizando Expo, permitirá que os colaboradores acessem e atualizem as tarefas diretamente por meio de dispositivos móveis.</w:t>
+      </w:r>
+    </w:p>
+    <w:p>
+      <w:pPr>
+        <w:pStyle w:val="NormalWeb"/>
+        <w:spacing w:line="360" w:lineRule="auto"/>
+        <w:rPr>
+          <w:rFonts w:ascii="Arial" w:hAnsi="Arial" w:cs="Arial"/>
+        </w:rPr>
+      </w:pPr>
+      <w:r>
+        <w:rPr>
+          <w:rFonts w:ascii="Arial" w:hAnsi="Arial" w:cs="Arial"/>
+        </w:rPr>
+        <w:t xml:space="preserve">A escolha das tecnologias utilizadas no desenvolvimento do sistema foi baseada em critérios como desempenho, escalabilidade e facilidade de manutenção. O Node.js foi escolhido para o desenvolvimento do </w:t>
+      </w:r>
+      <w:proofErr w:type="spellStart"/>
+      <w:r>
+        <w:rPr>
+          <w:rFonts w:ascii="Arial" w:hAnsi="Arial" w:cs="Arial"/>
         </w:rPr>
         <w:t>backend</w:t>
       </w:r>
       <w:proofErr w:type="spellEnd"/>
       <w:r>
         <w:rPr>
-          <w:iCs/>
-        </w:rPr>
-        <w:t>, banco de dados e APIs</w:t>
-      </w:r>
-      <w:r>
-        <w:rPr>
-          <w:iCs/>
-        </w:rPr>
-        <w:t>;</w:t>
-      </w:r>
-    </w:p>
-    <w:p>
-      <w:pPr>
-        <w:pStyle w:val="PargrafodaLista"/>
-        <w:numPr>
-          <w:ilvl w:val="0"/>
-          <w:numId w:val="14"/>
-        </w:numPr>
-        <w:rPr>
-          <w:iCs/>
-        </w:rPr>
-      </w:pPr>
-      <w:r>
-        <w:rPr>
-          <w:iCs/>
-        </w:rPr>
-        <w:t>Justificativa técnica das tecnologias utilizadas: Escolha de linguagens de programação, frameworks e banco de dados, com base na viabilidade, desempenho e segurança</w:t>
-      </w:r>
-      <w:r>
-        <w:rPr>
-          <w:iCs/>
-        </w:rPr>
-        <w:t>;</w:t>
-      </w:r>
-    </w:p>
-    <w:p>
-      <w:pPr>
-        <w:pStyle w:val="PargrafodaLista"/>
-        <w:numPr>
-          <w:ilvl w:val="0"/>
-          <w:numId w:val="14"/>
-        </w:numPr>
-        <w:rPr>
-          <w:iCs/>
-        </w:rPr>
-      </w:pPr>
-      <w:r>
-        <w:rPr>
-          <w:iCs/>
-        </w:rPr>
-        <w:t>Fluxograma de desenvolvimento e funcionamento: Representação visual do fluxo de dados e interações do sistema</w:t>
-      </w:r>
-      <w:r>
-        <w:rPr>
-          <w:iCs/>
-        </w:rPr>
-        <w:t>;</w:t>
-      </w:r>
-    </w:p>
-    <w:p>
-      <w:pPr>
-        <w:rPr>
-          <w:iCs/>
-        </w:rPr>
-      </w:pPr>
-    </w:p>
-    <w:p>
-      <w:r>
-        <w:rPr>
-          <w:iCs/>
-        </w:rPr>
-        <w:lastRenderedPageBreak/>
-        <w:t>Este capítulo também incluirá diagramas de banco de dados (MER e DER), estrutura das tabelas, relações entre entidades e exemplos de queries SQL, além da demonstração da interface do usuário e de como o sistema atende às necessidades identificadas.</w:t>
-      </w:r>
+          <w:rFonts w:ascii="Arial" w:hAnsi="Arial" w:cs="Arial"/>
+        </w:rPr>
+        <w:t xml:space="preserve"> devido à sua eficiência na criação de aplicações escaláveis e no gerenciamento de múltiplas requisições. O Vite.js foi utilizado na construção da interface web por proporcionar um ambiente de desenvolvimento rápido e eficiente. Já o </w:t>
+      </w:r>
+      <w:proofErr w:type="spellStart"/>
+      <w:r>
+        <w:rPr>
+          <w:rFonts w:ascii="Arial" w:hAnsi="Arial" w:cs="Arial"/>
+        </w:rPr>
+        <w:t>React</w:t>
+      </w:r>
+      <w:proofErr w:type="spellEnd"/>
+      <w:r>
+        <w:rPr>
+          <w:rFonts w:ascii="Arial" w:hAnsi="Arial" w:cs="Arial"/>
+        </w:rPr>
+        <w:t xml:space="preserve"> </w:t>
+      </w:r>
+      <w:proofErr w:type="spellStart"/>
+      <w:r>
+        <w:rPr>
+          <w:rFonts w:ascii="Arial" w:hAnsi="Arial" w:cs="Arial"/>
+        </w:rPr>
+        <w:t>Native</w:t>
+      </w:r>
+      <w:proofErr w:type="spellEnd"/>
+      <w:r>
+        <w:rPr>
+          <w:rFonts w:ascii="Arial" w:hAnsi="Arial" w:cs="Arial"/>
+        </w:rPr>
+        <w:t xml:space="preserve"> foi escolhido para o desenvolvimento do aplicativo mobile por permitir a criação de aplicações multiplataforma utilizando a linguagem </w:t>
+      </w:r>
+      <w:proofErr w:type="spellStart"/>
+      <w:r>
+        <w:rPr>
+          <w:rFonts w:ascii="Arial" w:hAnsi="Arial" w:cs="Arial"/>
+        </w:rPr>
+        <w:t>JavaScript</w:t>
+      </w:r>
+      <w:proofErr w:type="spellEnd"/>
+      <w:r>
+        <w:rPr>
+          <w:rFonts w:ascii="Arial" w:hAnsi="Arial" w:cs="Arial"/>
+        </w:rPr>
+        <w:t>.</w:t>
+      </w:r>
+    </w:p>
+    <w:p>
+      <w:pPr>
+        <w:pStyle w:val="NormalWeb"/>
+        <w:spacing w:line="360" w:lineRule="auto"/>
+        <w:rPr>
+          <w:rFonts w:ascii="Arial" w:hAnsi="Arial" w:cs="Arial"/>
+        </w:rPr>
+      </w:pPr>
+      <w:r>
+        <w:rPr>
+          <w:rFonts w:ascii="Arial" w:hAnsi="Arial" w:cs="Arial"/>
+        </w:rPr>
+        <w:t xml:space="preserve">Além disso, o sistema contará com um banco de dados responsável por armazenar as informações relacionadas aos usuários, tarefas e atividades registradas na aplicação. A modelagem do banco de dados será representada por meio de diagramas como o </w:t>
+      </w:r>
+      <w:r>
+        <w:rPr>
+          <w:rStyle w:val="Forte"/>
+          <w:rFonts w:ascii="Arial" w:hAnsi="Arial" w:cs="Arial"/>
+        </w:rPr>
+        <w:t>Modelo Entidade-Relacionamento (MER)</w:t>
+      </w:r>
+      <w:r>
+        <w:rPr>
+          <w:rFonts w:ascii="Arial" w:hAnsi="Arial" w:cs="Arial"/>
+        </w:rPr>
+        <w:t xml:space="preserve"> e o </w:t>
+      </w:r>
+      <w:r>
+        <w:rPr>
+          <w:rStyle w:val="Forte"/>
+          <w:rFonts w:ascii="Arial" w:hAnsi="Arial" w:cs="Arial"/>
+        </w:rPr>
+        <w:t>Diagrama Entidade-Relacionamento (DER)</w:t>
+      </w:r>
+      <w:r>
+        <w:rPr>
+          <w:rFonts w:ascii="Arial" w:hAnsi="Arial" w:cs="Arial"/>
+        </w:rPr>
+        <w:t>, que demonstrarão a estrutura das tabelas e as relações existentes entre as entidades do sistema.</w:t>
+      </w:r>
+    </w:p>
+    <w:p>
+      <w:pPr>
+        <w:pStyle w:val="NormalWeb"/>
+        <w:spacing w:line="360" w:lineRule="auto"/>
+        <w:rPr>
+          <w:rFonts w:ascii="Arial" w:hAnsi="Arial" w:cs="Arial"/>
+        </w:rPr>
+      </w:pPr>
+      <w:r>
+        <w:rPr>
+          <w:rFonts w:ascii="Arial" w:hAnsi="Arial" w:cs="Arial"/>
+        </w:rPr>
+        <w:t>Por fim, serão apresentados fluxogramas que representarão o funcionamento do sistema e o fluxo de dados entre os diferentes componentes da aplicação. Esses diagramas auxiliarão na compreensão da arquitetura do sistema e das interações entre usuários, aplicações e banco de dados, demonstrando como o sistema atende às necessidades identificadas durante a análise.</w:t>
+      </w:r>
+    </w:p>
+    <w:p>
       <w:r>
         <w:br w:type="page"/>
       </w:r>
@@ -6709,7 +7247,16 @@
         <w:fldChar w:fldCharType="end"/>
       </w:r>
       <w:r>
-        <w:t xml:space="preserve"> - Atividades do 1º semestre de 2022</w:t>
+        <w:t xml:space="preserve"> - Atividades do </w:t>
+      </w:r>
+      <w:r>
+        <w:t>2</w:t>
+      </w:r>
+      <w:r>
+        <w:t>º semestre de 20</w:t>
+      </w:r>
+      <w:r>
+        <w:t>25</w:t>
       </w:r>
     </w:p>
     <w:tbl>
@@ -6777,7 +7324,7 @@
                 <w:bCs/>
                 <w:sz w:val="22"/>
               </w:rPr>
-              <w:t>FEV</w:t>
+              <w:t>JUL</w:t>
             </w:r>
           </w:p>
         </w:tc>
@@ -6802,7 +7349,7 @@
                 <w:bCs/>
                 <w:sz w:val="22"/>
               </w:rPr>
-              <w:t>MAR</w:t>
+              <w:t>AGO</w:t>
             </w:r>
           </w:p>
         </w:tc>
@@ -6827,7 +7374,7 @@
                 <w:bCs/>
                 <w:sz w:val="22"/>
               </w:rPr>
-              <w:t>ABR</w:t>
+              <w:t>SET</w:t>
             </w:r>
           </w:p>
         </w:tc>
@@ -6852,7 +7399,7 @@
                 <w:bCs/>
                 <w:sz w:val="22"/>
               </w:rPr>
-              <w:t>MAI</w:t>
+              <w:t>OUT</w:t>
             </w:r>
           </w:p>
         </w:tc>
@@ -6877,7 +7424,7 @@
                 <w:bCs/>
                 <w:sz w:val="22"/>
               </w:rPr>
-              <w:t>JUN</w:t>
+              <w:t>NOV</w:t>
             </w:r>
           </w:p>
         </w:tc>
@@ -6902,7 +7449,7 @@
                 <w:bCs/>
                 <w:sz w:val="22"/>
               </w:rPr>
-              <w:t>JUL</w:t>
+              <w:t>DEZ</w:t>
             </w:r>
           </w:p>
         </w:tc>
@@ -7664,7 +8211,16 @@
         <w:fldChar w:fldCharType="end"/>
       </w:r>
       <w:r>
-        <w:t xml:space="preserve"> - Atividades 2º semestre 2022</w:t>
+        <w:t xml:space="preserve"> - Atividades </w:t>
+      </w:r>
+      <w:r>
+        <w:t>1</w:t>
+      </w:r>
+      <w:r>
+        <w:t>º semestre 20</w:t>
+      </w:r>
+      <w:r>
+        <w:t>26</w:t>
       </w:r>
     </w:p>
     <w:tbl>
@@ -7731,7 +8287,7 @@
                 <w:bCs/>
                 <w:sz w:val="22"/>
               </w:rPr>
-              <w:t>JUL</w:t>
+              <w:t>FEV</w:t>
             </w:r>
           </w:p>
         </w:tc>
@@ -7756,7 +8312,7 @@
                 <w:bCs/>
                 <w:sz w:val="22"/>
               </w:rPr>
-              <w:t>AGO</w:t>
+              <w:t>MAR</w:t>
             </w:r>
           </w:p>
         </w:tc>
@@ -7781,7 +8337,7 @@
                 <w:bCs/>
                 <w:sz w:val="22"/>
               </w:rPr>
-              <w:t>SET</w:t>
+              <w:t>ABR</w:t>
             </w:r>
           </w:p>
         </w:tc>
@@ -7806,7 +8362,7 @@
                 <w:bCs/>
                 <w:sz w:val="22"/>
               </w:rPr>
-              <w:t>OUT</w:t>
+              <w:t>MAI</w:t>
             </w:r>
           </w:p>
         </w:tc>
@@ -7831,7 +8387,7 @@
                 <w:bCs/>
                 <w:sz w:val="22"/>
               </w:rPr>
-              <w:t>NOV</w:t>
+              <w:t>JUN</w:t>
             </w:r>
           </w:p>
         </w:tc>
@@ -7856,7 +8412,7 @@
                 <w:bCs/>
                 <w:sz w:val="22"/>
               </w:rPr>
-              <w:t>DEZ</w:t>
+              <w:t>JUL</w:t>
             </w:r>
           </w:p>
         </w:tc>
@@ -8607,7 +9163,7 @@
     </w:p>
     <w:p>
       <w:r>
-        <w:t>Quanto aos Objetivos, é essencial registrar: O Objetivo deverá abordar o problema da pesquisa de forma explícita, será composto por:</w:t>
+        <w:t>Os objetivos deste trabalho estão relacionados ao desenvolvimento de uma solução tecnológica voltada ao gerenciamento de tarefas no ambiente supermercadista, buscando melhorar a organização das atividades e otimizar o controle das tarefas realizadas pelos colaboradores.</w:t>
       </w:r>
     </w:p>
     <w:p>
@@ -8624,26 +9180,13 @@
     </w:p>
     <w:p>
       <w:pPr>
-        <w:ind w:left="708"/>
-      </w:pPr>
-      <w:r>
-        <w:t>• Este deverá ser descrito de forma a se corresponder diretamente com o resultado do trabalho, o que se espera conseguir com a realização da pesquisa;</w:t>
-      </w:r>
-    </w:p>
-    <w:p>
-      <w:pPr>
-        <w:ind w:left="708"/>
-      </w:pPr>
-      <w:r>
-        <w:t>• Um objetivo geral deve buscar desenvolver determinado processo, chegar a determina- dos resultados e/ou responder a determinadas perguntas.</w:t>
-      </w:r>
-    </w:p>
-    <w:p>
-      <w:pPr>
         <w:rPr>
           <w:u w:val="single"/>
         </w:rPr>
       </w:pPr>
+      <w:r>
+        <w:t>Desenvolver um sistema de gerenciamento de tarefas para funcionários, permitindo a atribuição, acompanhamento e finalização de atividades por meio de um aplicativo, com o objetivo de melhorar a organização das tarefas, a comunicação entre equipe e a eficiência no ambiente de trabalho.</w:t>
+      </w:r>
     </w:p>
     <w:p>
       <w:pPr>
@@ -8656,111 +9199,145 @@
     </w:p>
     <w:p>
       <w:pPr>
-        <w:ind w:left="708"/>
-      </w:pPr>
-      <w:r>
-        <w:t>• Este deverá contribuir de forma específica ao objetivo geral proposto, de maneira que seja efetivamente concretizado;</w:t>
-      </w:r>
-    </w:p>
-    <w:p>
-      <w:pPr>
-        <w:ind w:left="708"/>
-      </w:pPr>
-      <w:r>
-        <w:t>• Objetivos específicos devem detalhar o proposto conteúdo do objetivo geral, ou seja, reconhecer os passos a serem cumpridos.</w:t>
-      </w:r>
-    </w:p>
+        <w:pStyle w:val="NormalWeb"/>
+        <w:jc w:val="both"/>
+        <w:rPr>
+          <w:rFonts w:ascii="Arial" w:eastAsiaTheme="minorHAnsi" w:hAnsi="Arial" w:cstheme="minorBidi"/>
+          <w:szCs w:val="22"/>
+          <w:lang w:eastAsia="en-US"/>
+        </w:rPr>
+      </w:pPr>
+      <w:r>
+        <w:rPr>
+          <w:rFonts w:hAnsi="Symbol"/>
+        </w:rPr>
+        <w:t></w:t>
+      </w:r>
+      <w:r>
+        <w:t xml:space="preserve"> </w:t>
+      </w:r>
+      <w:r>
+        <w:rPr>
+          <w:rFonts w:ascii="Arial" w:eastAsiaTheme="minorHAnsi" w:hAnsi="Arial" w:cstheme="minorBidi"/>
+          <w:szCs w:val="22"/>
+          <w:lang w:eastAsia="en-US"/>
+        </w:rPr>
+        <w:t>Desenvolver uma API para gerenciamento das tarefas dos funcionários;</w:t>
+      </w:r>
+    </w:p>
+    <w:p>
+      <w:pPr>
+        <w:pStyle w:val="NormalWeb"/>
+        <w:jc w:val="both"/>
+        <w:rPr>
+          <w:rFonts w:ascii="Arial" w:eastAsiaTheme="minorHAnsi" w:hAnsi="Arial" w:cstheme="minorBidi"/>
+          <w:szCs w:val="22"/>
+          <w:lang w:eastAsia="en-US"/>
+        </w:rPr>
+      </w:pPr>
+      <w:r>
+        <w:rPr>
+          <w:rFonts w:hAnsi="Symbol"/>
+        </w:rPr>
+        <w:t></w:t>
+      </w:r>
+      <w:r>
+        <w:rPr>
+          <w:rFonts w:ascii="Arial" w:eastAsiaTheme="minorHAnsi" w:hAnsi="Arial" w:cstheme="minorBidi"/>
+          <w:szCs w:val="22"/>
+          <w:lang w:eastAsia="en-US"/>
+        </w:rPr>
+        <w:t xml:space="preserve"> Criar um banco de dados para armazenamento das informações das tarefas e usuários;</w:t>
+      </w:r>
+    </w:p>
+    <w:p>
+      <w:pPr>
+        <w:pStyle w:val="NormalWeb"/>
+        <w:jc w:val="both"/>
+        <w:rPr>
+          <w:rFonts w:ascii="Arial" w:eastAsiaTheme="minorHAnsi" w:hAnsi="Arial" w:cstheme="minorBidi"/>
+          <w:szCs w:val="22"/>
+          <w:lang w:eastAsia="en-US"/>
+        </w:rPr>
+      </w:pPr>
+      <w:r>
+        <w:rPr>
+          <w:rFonts w:hAnsi="Symbol"/>
+        </w:rPr>
+        <w:t></w:t>
+      </w:r>
+      <w:r>
+        <w:rPr>
+          <w:rFonts w:ascii="Arial" w:eastAsiaTheme="minorHAnsi" w:hAnsi="Arial" w:cstheme="minorBidi"/>
+          <w:szCs w:val="22"/>
+          <w:lang w:eastAsia="en-US"/>
+        </w:rPr>
+        <w:t xml:space="preserve"> Implementar uma interface para que os funcionários possam visualizar e selecionar tarefas disponíveis;</w:t>
+      </w:r>
+    </w:p>
+    <w:p>
+      <w:pPr>
+        <w:pStyle w:val="NormalWeb"/>
+        <w:jc w:val="both"/>
+        <w:rPr>
+          <w:rFonts w:ascii="Arial" w:eastAsiaTheme="minorHAnsi" w:hAnsi="Arial" w:cstheme="minorBidi"/>
+          <w:szCs w:val="22"/>
+          <w:lang w:eastAsia="en-US"/>
+        </w:rPr>
+      </w:pPr>
+      <w:r>
+        <w:rPr>
+          <w:rFonts w:hAnsi="Symbol"/>
+        </w:rPr>
+        <w:t></w:t>
+      </w:r>
+      <w:r>
+        <w:rPr>
+          <w:rFonts w:ascii="Arial" w:eastAsiaTheme="minorHAnsi" w:hAnsi="Arial" w:cstheme="minorBidi"/>
+          <w:szCs w:val="22"/>
+          <w:lang w:eastAsia="en-US"/>
+        </w:rPr>
+        <w:t xml:space="preserve"> Permitir que os funcionários possam iniciar e finalizar tarefas pelo aplicativo;</w:t>
+      </w:r>
+    </w:p>
+    <w:p>
+      <w:pPr>
+        <w:pStyle w:val="NormalWeb"/>
+        <w:jc w:val="both"/>
+        <w:rPr>
+          <w:rFonts w:ascii="Arial" w:eastAsiaTheme="minorHAnsi" w:hAnsi="Arial" w:cstheme="minorBidi"/>
+          <w:szCs w:val="22"/>
+          <w:lang w:eastAsia="en-US"/>
+        </w:rPr>
+      </w:pPr>
+      <w:r>
+        <w:rPr>
+          <w:rFonts w:hAnsi="Symbol"/>
+        </w:rPr>
+        <w:t></w:t>
+      </w:r>
+      <w:r>
+        <w:rPr>
+          <w:rFonts w:ascii="Arial" w:eastAsiaTheme="minorHAnsi" w:hAnsi="Arial" w:cstheme="minorBidi"/>
+          <w:szCs w:val="22"/>
+          <w:lang w:eastAsia="en-US"/>
+        </w:rPr>
+        <w:t xml:space="preserve"> Disponibilizar um painel para acompanhamento das tarefas realizadas.</w:t>
+      </w:r>
+    </w:p>
+    <w:p/>
     <w:p>
       <w:pPr>
         <w:pStyle w:val="Legenda"/>
         <w:keepNext/>
       </w:pPr>
       <w:bookmarkStart w:id="24" w:name="_Toc193385905"/>
-      <w:r>
-        <w:t xml:space="preserve">Figura </w:t>
-      </w:r>
-      <w:r>
-        <w:fldChar w:fldCharType="begin"/>
-      </w:r>
-      <w:r>
-        <w:instrText xml:space="preserve"> SEQ Figura \* ARABIC </w:instrText>
-      </w:r>
-      <w:r>
-        <w:fldChar w:fldCharType="separate"/>
-      </w:r>
-      <w:r>
-        <w:rPr>
-          <w:noProof/>
-        </w:rPr>
-        <w:t>2</w:t>
-      </w:r>
-      <w:r>
-        <w:rPr>
-          <w:noProof/>
-        </w:rPr>
-        <w:fldChar w:fldCharType="end"/>
-      </w:r>
-      <w:r>
-        <w:t>. Sugestões de verbos para au</w:t>
-      </w:r>
-      <w:r>
-        <w:rPr>
-          <w:noProof/>
-        </w:rPr>
-        <w:t>xiliar na escrita dos objetivos.</w:t>
-      </w:r>
-      <w:bookmarkEnd w:id="24"/>
-    </w:p>
+    </w:p>
+    <w:bookmarkEnd w:id="24"/>
     <w:p>
       <w:pPr>
         <w:jc w:val="center"/>
       </w:pPr>
-      <w:r>
-        <w:rPr>
-          <w:noProof/>
-        </w:rPr>
-        <w:drawing>
-          <wp:inline distT="0" distB="0" distL="0" distR="0" wp14:anchorId="31276E5D" wp14:editId="50C1BFEC">
-            <wp:extent cx="5760085" cy="2418715"/>
-            <wp:effectExtent l="0" t="0" r="0" b="635"/>
-            <wp:docPr id="3" name="Imagem 3"/>
-            <wp:cNvGraphicFramePr>
-              <a:graphicFrameLocks xmlns:a="http://schemas.openxmlformats.org/drawingml/2006/main" noChangeAspect="1"/>
-            </wp:cNvGraphicFramePr>
-            <a:graphic xmlns:a="http://schemas.openxmlformats.org/drawingml/2006/main">
-              <a:graphicData uri="http://schemas.openxmlformats.org/drawingml/2006/picture">
-                <pic:pic xmlns:pic="http://schemas.openxmlformats.org/drawingml/2006/picture">
-                  <pic:nvPicPr>
-                    <pic:cNvPr id="3" name="3DCB31.tmp"/>
-                    <pic:cNvPicPr/>
-                  </pic:nvPicPr>
-                  <pic:blipFill>
-                    <a:blip r:embed="rId17">
-                      <a:extLst>
-                        <a:ext uri="{28A0092B-C50C-407E-A947-70E740481C1C}">
-                          <a14:useLocalDpi xmlns:a14="http://schemas.microsoft.com/office/drawing/2010/main" val="0"/>
-                        </a:ext>
-                      </a:extLst>
-                    </a:blip>
-                    <a:stretch>
-                      <a:fillRect/>
-                    </a:stretch>
-                  </pic:blipFill>
-                  <pic:spPr>
-                    <a:xfrm>
-                      <a:off x="0" y="0"/>
-                      <a:ext cx="5760085" cy="2418715"/>
-                    </a:xfrm>
-                    <a:prstGeom prst="rect">
-                      <a:avLst/>
-                    </a:prstGeom>
-                  </pic:spPr>
-                </pic:pic>
-              </a:graphicData>
-            </a:graphic>
-          </wp:inline>
-        </w:drawing>
-      </w:r>
     </w:p>
     <w:p>
       <w:pPr>
@@ -9992,7 +10569,7 @@
           <w:b/>
         </w:rPr>
         <w:sectPr>
-          <w:headerReference w:type="default" r:id="rId18"/>
+          <w:headerReference w:type="default" r:id="rId17"/>
           <w:pgSz w:w="11906" w:h="16838" w:code="9"/>
           <w:pgMar w:top="1701" w:right="1134" w:bottom="1134" w:left="1701" w:header="709" w:footer="709" w:gutter="0"/>
           <w:cols w:space="708"/>
@@ -10238,7 +10815,7 @@
                     <pic:cNvPicPr/>
                   </pic:nvPicPr>
                   <pic:blipFill>
-                    <a:blip r:embed="rId19">
+                    <a:blip r:embed="rId18">
                       <a:extLst>
                         <a:ext uri="{28A0092B-C50C-407E-A947-70E740481C1C}">
                           <a14:useLocalDpi xmlns:a14="http://schemas.microsoft.com/office/drawing/2010/main" val="0"/>
@@ -10343,7 +10920,7 @@
                     <pic:cNvPicPr/>
                   </pic:nvPicPr>
                   <pic:blipFill>
-                    <a:blip r:embed="rId20">
+                    <a:blip r:embed="rId19">
                       <a:extLst>
                         <a:ext uri="{28A0092B-C50C-407E-A947-70E740481C1C}">
                           <a14:useLocalDpi xmlns:a14="http://schemas.microsoft.com/office/drawing/2010/main" val="0"/>
@@ -10397,7 +10974,7 @@
       </w:r>
     </w:p>
     <w:p>
-      <w:hyperlink r:id="rId21" w:history="1">
+      <w:hyperlink r:id="rId20" w:history="1">
         <w:r>
           <w:rPr>
             <w:rStyle w:val="Hyperlink"/>
@@ -10463,7 +11040,7 @@
                     <pic:cNvPicPr/>
                   </pic:nvPicPr>
                   <pic:blipFill>
-                    <a:blip r:embed="rId22">
+                    <a:blip r:embed="rId21">
                       <a:extLst>
                         <a:ext uri="{28A0092B-C50C-407E-A947-70E740481C1C}">
                           <a14:useLocalDpi xmlns:a14="http://schemas.microsoft.com/office/drawing/2010/main" val="0"/>
@@ -10577,6 +11154,45 @@
     </w:p>
     <w:p/>
     <w:p>
+      <w:hyperlink r:id="rId22" w:history="1">
+        <w:r>
+          <w:rPr>
+            <w:rStyle w:val="Hyperlink"/>
+          </w:rPr>
+          <w:t>https://politicaprivacidade.com/</w:t>
+        </w:r>
+      </w:hyperlink>
+      <w:r>
+        <w:t xml:space="preserve"> </w:t>
+      </w:r>
+    </w:p>
+    <w:p/>
+    <w:p>
+      <w:pPr>
+        <w:pStyle w:val="PargrafodaLista"/>
+        <w:numPr>
+          <w:ilvl w:val="1"/>
+          <w:numId w:val="1"/>
+        </w:numPr>
+        <w:ind w:left="788" w:hanging="431"/>
+        <w:outlineLvl w:val="1"/>
+        <w:rPr>
+          <w:b/>
+          <w:bCs/>
+        </w:rPr>
+      </w:pPr>
+      <w:bookmarkStart w:id="39" w:name="_Toc193385951"/>
+      <w:r>
+        <w:rPr>
+          <w:b/>
+          <w:bCs/>
+        </w:rPr>
+        <w:t>Termos de Uso</w:t>
+      </w:r>
+      <w:bookmarkEnd w:id="39"/>
+    </w:p>
+    <w:p/>
+    <w:p>
       <w:hyperlink r:id="rId23" w:history="1">
         <w:r>
           <w:rPr>
@@ -10592,45 +11208,6 @@
     <w:p/>
     <w:p>
       <w:pPr>
-        <w:pStyle w:val="PargrafodaLista"/>
-        <w:numPr>
-          <w:ilvl w:val="1"/>
-          <w:numId w:val="1"/>
-        </w:numPr>
-        <w:ind w:left="788" w:hanging="431"/>
-        <w:outlineLvl w:val="1"/>
-        <w:rPr>
-          <w:b/>
-          <w:bCs/>
-        </w:rPr>
-      </w:pPr>
-      <w:bookmarkStart w:id="39" w:name="_Toc193385951"/>
-      <w:r>
-        <w:rPr>
-          <w:b/>
-          <w:bCs/>
-        </w:rPr>
-        <w:t>Termos de Uso</w:t>
-      </w:r>
-      <w:bookmarkEnd w:id="39"/>
-    </w:p>
-    <w:p/>
-    <w:p>
-      <w:hyperlink r:id="rId24" w:history="1">
-        <w:r>
-          <w:rPr>
-            <w:rStyle w:val="Hyperlink"/>
-          </w:rPr>
-          <w:t>https://politicaprivacidade.com/</w:t>
-        </w:r>
-      </w:hyperlink>
-      <w:r>
-        <w:t xml:space="preserve"> </w:t>
-      </w:r>
-    </w:p>
-    <w:p/>
-    <w:p>
-      <w:pPr>
         <w:spacing w:after="200" w:line="276" w:lineRule="auto"/>
         <w:jc w:val="left"/>
       </w:pPr>
@@ -10750,7 +11327,7 @@
       <w:r>
         <w:t xml:space="preserve"> Disponível em: </w:t>
       </w:r>
-      <w:hyperlink r:id="rId25" w:history="1">
+      <w:hyperlink r:id="rId24" w:history="1">
         <w:r>
           <w:rPr>
             <w:rStyle w:val="Hyperlink"/>
@@ -10771,7 +11348,7 @@
       <w:r>
         <w:t xml:space="preserve">LUVIZOTTO, Caroline Kraus. Artigo Científico e Monografia: Guia resumido de Redação Científica. Disponível em: </w:t>
       </w:r>
-      <w:hyperlink r:id="rId26" w:history="1">
+      <w:hyperlink r:id="rId25" w:history="1">
         <w:r>
           <w:rPr>
             <w:rStyle w:val="Hyperlink"/>
@@ -10819,7 +11396,7 @@
       <w:r>
         <w:t xml:space="preserve">, 2016. Disponível em: </w:t>
       </w:r>
-      <w:hyperlink r:id="rId27" w:history="1">
+      <w:hyperlink r:id="rId26" w:history="1">
         <w:r>
           <w:rPr>
             <w:rStyle w:val="Hyperlink"/>
@@ -10844,7 +11421,7 @@
       <w:r>
         <w:t xml:space="preserve">, 2023. Disponível em: </w:t>
       </w:r>
-      <w:hyperlink r:id="rId28" w:anchor=":~:text=o%20Visual%20Studio-,Visual%20Studio%20Code,praticamente%20qualquer%20linguagem%20de%20programa%C3%A7%C3%A3o" w:history="1">
+      <w:hyperlink r:id="rId27" w:anchor=":~:text=o%20Visual%20Studio-,Visual%20Studio%20Code,praticamente%20qualquer%20linguagem%20de%20programa%C3%A7%C3%A3o" w:history="1">
         <w:r>
           <w:rPr>
             <w:rStyle w:val="Hyperlink"/>
@@ -10903,7 +11480,7 @@
       <w:r>
         <w:t xml:space="preserve">: </w:t>
       </w:r>
-      <w:hyperlink r:id="rId29" w:history="1">
+      <w:hyperlink r:id="rId28" w:history="1">
         <w:r>
           <w:rPr>
             <w:rStyle w:val="Hyperlink"/>
@@ -10933,7 +11510,7 @@
       <w:r>
         <w:t xml:space="preserve">PEREIRA, Maurício Gomes. Dez passos para produzir artigo científico de sucesso. Disponível em: </w:t>
       </w:r>
-      <w:hyperlink r:id="rId30" w:history="1">
+      <w:hyperlink r:id="rId29" w:history="1">
         <w:r>
           <w:rPr>
             <w:rStyle w:val="Hyperlink"/>
@@ -11068,7 +11645,7 @@
                     <pic:cNvPicPr/>
                   </pic:nvPicPr>
                   <pic:blipFill>
-                    <a:blip r:embed="rId31">
+                    <a:blip r:embed="rId30">
                       <a:extLst>
                         <a:ext uri="{28A0092B-C50C-407E-A947-70E740481C1C}">
                           <a14:useLocalDpi xmlns:a14="http://schemas.microsoft.com/office/drawing/2010/main" val="0"/>
@@ -11218,7 +11795,7 @@
                     <pic:cNvPicPr/>
                   </pic:nvPicPr>
                   <pic:blipFill>
-                    <a:blip r:embed="rId32">
+                    <a:blip r:embed="rId31">
                       <a:extLst>
                         <a:ext uri="{28A0092B-C50C-407E-A947-70E740481C1C}">
                           <a14:useLocalDpi xmlns:a14="http://schemas.microsoft.com/office/drawing/2010/main" val="0"/>
@@ -11578,7 +12155,7 @@
             </wp:anchor>
           </w:drawing>
         </mc:Choice>
-        <mc:Fallback xmlns:w16du="http://schemas.microsoft.com/office/word/2023/wordml/word16du" xmlns:w16sdtfl="http://schemas.microsoft.com/office/word/2024/wordml/sdtformatlock">
+        <mc:Fallback xmlns:w16sdtfl="http://schemas.microsoft.com/office/word/2024/wordml/sdtformatlock" xmlns:w16du="http://schemas.microsoft.com/office/word/2023/wordml/word16du">
           <w:pict>
             <v:group w14:anchorId="05FC6A63" id="Agrupar 1" o:spid="_x0000_s1026" style="position:absolute;margin-left:0;margin-top:-15.65pt;width:495.6pt;height:64.5pt;z-index:251659264;mso-position-horizontal:center;mso-position-horizontal-relative:page" coordsize="62941,8191" o:gfxdata="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">
               <v:shapetype id="_x0000_t75" coordsize="21600,21600" o:spt="75" o:preferrelative="t" path="m@4@5l@4@11@9@11@9@5xe" filled="f" stroked="f">
@@ -13273,7 +13850,6 @@
   <w:style w:type="character" w:default="1" w:styleId="Fontepargpadro">
     <w:name w:val="Default Paragraph Font"/>
     <w:uiPriority w:val="1"/>
-    <w:semiHidden/>
     <w:unhideWhenUsed/>
   </w:style>
   <w:style w:type="table" w:default="1" w:styleId="Tabelanormal">
@@ -14012,10 +14588,6 @@
 </file>
 
 <file path=customXml/item1.xml><?xml version="1.0" encoding="utf-8"?>
-<b:Sources xmlns:b="http://schemas.openxmlformats.org/officeDocument/2006/bibliography" xmlns="http://schemas.openxmlformats.org/officeDocument/2006/bibliography" SelectedStyle="\APA.XSL" StyleName="APA"/>
-</file>
-
-<file path=customXml/item2.xml><?xml version="1.0" encoding="utf-8"?>
 <ct:contentTypeSchema xmlns:ct="http://schemas.microsoft.com/office/2006/metadata/contentType" xmlns:ma="http://schemas.microsoft.com/office/2006/metadata/properties/metaAttributes" ct:_="" ma:_="" ma:contentTypeName="Documento" ma:contentTypeID="0x01010079E85AF13E1D6948BAEBBC3E299C7A4C" ma:contentTypeVersion="11" ma:contentTypeDescription="Crie um novo documento." ma:contentTypeScope="" ma:versionID="9903338d6f6ebf8d9f52e57d695b90e0">
   <xsd:schema xmlns:xsd="http://www.w3.org/2001/XMLSchema" xmlns:xs="http://www.w3.org/2001/XMLSchema" xmlns:p="http://schemas.microsoft.com/office/2006/metadata/properties" xmlns:ns2="1c99b82c-450d-407b-8685-188b0222f857" xmlns:ns3="ec9326a9-796b-4177-81ae-8ce46d6874ce" targetNamespace="http://schemas.microsoft.com/office/2006/metadata/properties" ma:root="true" ma:fieldsID="27025b9af28ab54196939bbeabbec0a9" ns2:_="" ns3:_="">
     <xsd:import namespace="1c99b82c-450d-407b-8685-188b0222f857"/>
@@ -14204,6 +14776,10 @@
 </ct:contentTypeSchema>
 </file>
 
+<file path=customXml/item2.xml><?xml version="1.0" encoding="utf-8"?>
+<b:Sources xmlns:b="http://schemas.openxmlformats.org/officeDocument/2006/bibliography" xmlns="http://schemas.openxmlformats.org/officeDocument/2006/bibliography" SelectedStyle="\APA.XSL" StyleName="APA"/>
+</file>
+
 <file path=customXml/item3.xml><?xml version="1.0" encoding="utf-8"?>
 <?mso-contentType ?>
 <FormTemplates xmlns="http://schemas.microsoft.com/sharepoint/v3/contenttype/forms">
@@ -14214,14 +14790,6 @@
 </file>
 
 <file path=customXml/itemProps1.xml><?xml version="1.0" encoding="utf-8"?>
-<ds:datastoreItem xmlns:ds="http://schemas.openxmlformats.org/officeDocument/2006/customXml" ds:itemID="{6D1FBB9A-856D-43D0-A2C9-AA3DEE8D1533}">
-  <ds:schemaRefs>
-    <ds:schemaRef ds:uri="http://schemas.openxmlformats.org/officeDocument/2006/bibliography"/>
-  </ds:schemaRefs>
-</ds:datastoreItem>
-</file>
-
-<file path=customXml/itemProps2.xml><?xml version="1.0" encoding="utf-8"?>
 <ds:datastoreItem xmlns:ds="http://schemas.openxmlformats.org/officeDocument/2006/customXml" ds:itemID="{F9562963-6458-4B09-8DDA-F09296948AA7}">
   <ds:schemaRefs>
     <ds:schemaRef ds:uri="http://schemas.microsoft.com/office/2006/metadata/contentType"/>
@@ -14240,6 +14808,14 @@
 </ds:datastoreItem>
 </file>
 
+<file path=customXml/itemProps2.xml><?xml version="1.0" encoding="utf-8"?>
+<ds:datastoreItem xmlns:ds="http://schemas.openxmlformats.org/officeDocument/2006/customXml" ds:itemID="{6D1FBB9A-856D-43D0-A2C9-AA3DEE8D1533}">
+  <ds:schemaRefs>
+    <ds:schemaRef ds:uri="http://schemas.openxmlformats.org/officeDocument/2006/bibliography"/>
+  </ds:schemaRefs>
+</ds:datastoreItem>
+</file>
+
 <file path=customXml/itemProps3.xml><?xml version="1.0" encoding="utf-8"?>
 <ds:datastoreItem xmlns:ds="http://schemas.openxmlformats.org/officeDocument/2006/customXml" ds:itemID="{19856E04-179F-401F-8246-BA08537D6152}">
   <ds:schemaRefs>

--- a/TCC DEFINITIVO 04-03-2026/Gestão de Tarefas prof carol.docx
+++ b/TCC DEFINITIVO 04-03-2026/Gestão de Tarefas prof carol.docx
@@ -2511,6 +2511,7 @@
           <w:docPartUnique/>
         </w:docPartObj>
       </w:sdtPr>
+      <w:sdtEndPr/>
       <w:sdtContent>
         <w:p>
           <w:pPr>
@@ -5181,15 +5182,6 @@
     <w:p>
       <w:pPr>
         <w:pStyle w:val="PargrafodaLista"/>
-        <w:ind w:left="0" w:firstLine="0"/>
-      </w:pPr>
-      <w:r>
-        <w:br w:type="page"/>
-      </w:r>
-    </w:p>
-    <w:p>
-      <w:pPr>
-        <w:pStyle w:val="PargrafodaLista"/>
         <w:numPr>
           <w:ilvl w:val="0"/>
           <w:numId w:val="1"/>
@@ -5200,23 +5192,19 @@
         <w:outlineLvl w:val="0"/>
         <w:rPr>
           <w:b/>
-          <w:highlight w:val="magenta"/>
         </w:rPr>
       </w:pPr>
       <w:bookmarkStart w:id="4" w:name="_Toc193385931"/>
       <w:r>
         <w:rPr>
           <w:b/>
-          <w:highlight w:val="magenta"/>
-        </w:rPr>
-        <w:lastRenderedPageBreak/>
+        </w:rPr>
         <w:t xml:space="preserve">REFERENCIAL </w:t>
       </w:r>
       <w:commentRangeStart w:id="5"/>
       <w:r>
         <w:rPr>
           <w:b/>
-          <w:highlight w:val="magenta"/>
         </w:rPr>
         <w:t>TEÓRICO</w:t>
       </w:r>
@@ -5231,15 +5219,459 @@
     </w:p>
     <w:p>
       <w:pPr>
+        <w:pStyle w:val="Ttulo2"/>
+      </w:pPr>
+      <w:r>
+        <w:t>Transformação digital no setor varejista</w:t>
+      </w:r>
+    </w:p>
+    <w:p/>
+    <w:p>
+      <w:pPr>
         <w:pStyle w:val="PargrafodaLista"/>
+      </w:pPr>
+      <w:r>
+        <w:t>A evolução das tecnologias da informação tem provocado mudanças significativas na forma como as empresas organizam seus processos e gerenciam suas operações. No setor varejista, a transformação digital tornou-se um fator essencial para aumentar a competitividade e melhorar a eficiência das organizações. A utilização de sistemas informatizados permite automatizar atividades operacionais, integrar informações e facilitar a tomada de decisões estratégicas.</w:t>
+      </w:r>
+    </w:p>
+    <w:p>
+      <w:pPr>
+        <w:pStyle w:val="PargrafodaLista"/>
+      </w:pPr>
+    </w:p>
+    <w:p>
+      <w:pPr>
+        <w:pStyle w:val="PargrafodaLista"/>
+      </w:pPr>
+      <w:r>
+        <w:t xml:space="preserve">De acordo com </w:t>
+      </w:r>
+      <w:proofErr w:type="spellStart"/>
+      <w:r>
+        <w:t>Laudon</w:t>
+      </w:r>
+      <w:proofErr w:type="spellEnd"/>
+      <w:r>
+        <w:t xml:space="preserve"> e </w:t>
+      </w:r>
+      <w:proofErr w:type="spellStart"/>
+      <w:r>
+        <w:t>Laudon</w:t>
+      </w:r>
+      <w:proofErr w:type="spellEnd"/>
+      <w:r>
+        <w:t xml:space="preserve"> (2014), os sistemas de informação desempenham papel fundamental nas organizações modernas, pois permitem coletar, processar e distribuir informações relevantes para o funcionamento das empresas. No ambiente empresarial, essas ferramentas contribuem para </w:t>
+      </w:r>
+      <w:r>
+        <w:lastRenderedPageBreak/>
+        <w:t>melhorar a comunicação interna, aumentar a produtividade e otimizar os processos organizacionais.</w:t>
+      </w:r>
+    </w:p>
+    <w:p>
+      <w:pPr>
+        <w:pStyle w:val="PargrafodaLista"/>
+      </w:pPr>
+    </w:p>
+    <w:p>
+      <w:pPr>
+        <w:pStyle w:val="PargrafodaLista"/>
+      </w:pPr>
+      <w:r>
+        <w:t xml:space="preserve">Segundo </w:t>
+      </w:r>
+      <w:proofErr w:type="spellStart"/>
+      <w:r>
+        <w:t>Turban</w:t>
+      </w:r>
+      <w:proofErr w:type="spellEnd"/>
+      <w:r>
+        <w:t xml:space="preserve"> et al. (2013), a digitalização dos processos empresariais possibilita maior controle sobre as atividades realizadas dentro das organizações, além de permitir o acompanhamento das operações em tempo real. No setor varejista, essa transformação tem sido impulsionada pela necessidade de aumentar a eficiência operacional e melhorar a experiência dos clientes.</w:t>
+      </w:r>
+    </w:p>
+    <w:p>
+      <w:pPr>
+        <w:pStyle w:val="PargrafodaLista"/>
+      </w:pPr>
+    </w:p>
+    <w:p>
+      <w:pPr>
+        <w:pStyle w:val="PargrafodaLista"/>
+      </w:pPr>
+      <w:r>
+        <w:t>Além disso, a crescente competitividade no mercado exige que as empresas busquem constantemente novas soluções tecnológicas capazes de melhorar a organização das atividades e facilitar o gerenciamento das equipes. Nesse contexto, a utilização de sistemas digitais voltados para a gestão de processos e tarefas torna-se cada vez mais relevante.</w:t>
+      </w:r>
+    </w:p>
+    <w:p>
+      <w:pPr>
+        <w:pStyle w:val="Ttulo2"/>
+      </w:pPr>
+      <w:r>
+        <w:t xml:space="preserve"> Automação de processos no ambiente organizacional</w:t>
+      </w:r>
+    </w:p>
+    <w:p/>
+    <w:p>
+      <w:pPr>
+        <w:pStyle w:val="PargrafodaLista"/>
+      </w:pPr>
+      <w:r>
+        <w:t>A automação de processos consiste na utilização de tecnologias para executar tarefas de forma mais eficiente, reduzindo a necessidade de intervenções manuais e minimizando a ocorrência de erros operacionais. Nas empresas, a automação tem sido amplamente utilizada para melhorar a organização das atividades, aumentar a produtividade e reduzir custos.</w:t>
+      </w:r>
+    </w:p>
+    <w:p>
+      <w:pPr>
+        <w:pStyle w:val="PargrafodaLista"/>
+      </w:pPr>
+    </w:p>
+    <w:p>
+      <w:pPr>
+        <w:pStyle w:val="PargrafodaLista"/>
+      </w:pPr>
+      <w:r>
+        <w:t xml:space="preserve">Segundo O’Brien e </w:t>
+      </w:r>
+      <w:proofErr w:type="spellStart"/>
+      <w:r>
+        <w:t>Marakas</w:t>
+      </w:r>
+      <w:proofErr w:type="spellEnd"/>
+      <w:r>
+        <w:t xml:space="preserve"> (2013), os sistemas informatizados permitem integrar diferentes processos organizacionais, proporcionando maior controle das atividades realizadas pelos colaboradores. Dessa forma, gestores conseguem acompanhar o desempenho das operações e identificar possíveis falhas nos processos de trabalho.</w:t>
+      </w:r>
+    </w:p>
+    <w:p>
+      <w:pPr>
+        <w:pStyle w:val="PargrafodaLista"/>
+      </w:pPr>
+    </w:p>
+    <w:p>
+      <w:pPr>
+        <w:pStyle w:val="PargrafodaLista"/>
+      </w:pPr>
+      <w:r>
+        <w:t xml:space="preserve">No setor varejista, a automação pode contribuir significativamente para melhorar a organização das tarefas operacionais, facilitando a comunicação entre os membros da equipe e permitindo que as atividades sejam distribuídas de maneira mais eficiente. A utilização de sistemas digitais possibilita registrar </w:t>
+      </w:r>
+      <w:r>
+        <w:lastRenderedPageBreak/>
+        <w:t>tarefas, acompanhar sua execução e garantir maior transparência na realização das atividades.</w:t>
+      </w:r>
+    </w:p>
+    <w:p>
+      <w:pPr>
+        <w:pStyle w:val="PargrafodaLista"/>
+      </w:pPr>
+    </w:p>
+    <w:p>
+      <w:pPr>
+        <w:pStyle w:val="PargrafodaLista"/>
+      </w:pPr>
+      <w:r>
+        <w:t xml:space="preserve">De acordo com dados divulgados pela </w:t>
+      </w:r>
+      <w:r>
+        <w:rPr>
+          <w:rStyle w:val="whitespace-normal"/>
+          <w:rFonts w:cs="Arial"/>
+        </w:rPr>
+        <w:t>Confederação Nacional de Dirigentes Lojistas</w:t>
+      </w:r>
+      <w:r>
+        <w:t>, a adoção de tecnologias digitais no varejo tem contribuído para melhorar a organização das operações internas e aumentar a eficiência das empresas (CNDL, 2024). Esse cenário demonstra que a automação de processos representa uma importante estratégia para modernizar a gestão empresarial.</w:t>
+      </w:r>
+    </w:p>
+    <w:p>
+      <w:pPr>
+        <w:pStyle w:val="Ttulo2"/>
+      </w:pPr>
+      <w:r>
+        <w:t xml:space="preserve"> Gestão de tarefas e organização de equipes</w:t>
+      </w:r>
+    </w:p>
+    <w:p>
+      <w:pPr>
         <w:spacing w:after="200" w:line="276" w:lineRule="auto"/>
-        <w:ind w:left="357" w:firstLine="0"/>
         <w:jc w:val="left"/>
-        <w:outlineLvl w:val="0"/>
-        <w:rPr>
-          <w:b/>
-        </w:rPr>
-      </w:pPr>
+        <w:rPr>
+          <w:rFonts w:eastAsiaTheme="majorEastAsia" w:cstheme="majorBidi"/>
+          <w:b/>
+          <w:color w:val="000000" w:themeColor="text1"/>
+          <w:szCs w:val="26"/>
+        </w:rPr>
+      </w:pPr>
+    </w:p>
+    <w:p>
+      <w:pPr>
+        <w:pStyle w:val="PargrafodaLista"/>
+      </w:pPr>
+      <w:r>
+        <w:t>A gestão eficiente das tarefas desempenhadas pelos colaboradores é um fator essencial para garantir o bom funcionamento das organizações. Em ambientes com grande volume de atividades operacionais, como supermercados, a organização das tarefas torna-se ainda mais importante para evitar falhas na execução dos processos e melhorar a produtividade das equipes.</w:t>
+      </w:r>
+    </w:p>
+    <w:p>
+      <w:pPr>
+        <w:pStyle w:val="PargrafodaLista"/>
+      </w:pPr>
+    </w:p>
+    <w:p>
+      <w:pPr>
+        <w:pStyle w:val="PargrafodaLista"/>
+      </w:pPr>
+      <w:r>
+        <w:t>Segundo Slack, Chambers e Johnston (2009), a organização das atividades dentro de uma empresa influencia diretamente o desempenho das operações e a eficiência do trabalho realizado pelos colaboradores. A definição clara de responsabilidades e a distribuição adequada das tarefas contribuem para reduzir erros e aumentar a qualidade das atividades executadas.</w:t>
+      </w:r>
+    </w:p>
+    <w:p>
+      <w:pPr>
+        <w:pStyle w:val="PargrafodaLista"/>
+      </w:pPr>
+    </w:p>
+    <w:p>
+      <w:pPr>
+        <w:pStyle w:val="PargrafodaLista"/>
+      </w:pPr>
+      <w:r>
+        <w:t>Nesse contexto, ferramentas digitais voltadas para a gestão de tarefas têm sido amplamente utilizadas para organizar o fluxo de trabalho das equipes. Esses sistemas permitem registrar atividades, definir responsáveis, estabelecer prazos e acompanhar o andamento das tarefas em tempo real.</w:t>
+      </w:r>
+    </w:p>
+    <w:p>
+      <w:pPr>
+        <w:pStyle w:val="PargrafodaLista"/>
+      </w:pPr>
+    </w:p>
+    <w:p>
+      <w:pPr>
+        <w:pStyle w:val="PargrafodaLista"/>
+      </w:pPr>
+      <w:r>
+        <w:t xml:space="preserve">Além disso, a utilização de aplicativos e plataformas digitais facilita a comunicação entre gestores e colaboradores, permitindo que as equipes recebam orientações e atualizações de forma rápida. Dessa forma, a implementação de sistemas de gestão de tarefas pode contribuir para melhorar </w:t>
+      </w:r>
+      <w:r>
+        <w:lastRenderedPageBreak/>
+        <w:t>a organização das operações e aumentar a eficiência do trabalho realizado dentro das empresas.</w:t>
+      </w:r>
+    </w:p>
+    <w:p>
+      <w:pPr>
+        <w:pStyle w:val="Ttulo2"/>
+      </w:pPr>
+      <w:r>
+        <w:t xml:space="preserve"> Sistemas de gestão e aplicações tecnológicas</w:t>
+      </w:r>
+    </w:p>
+    <w:p>
+      <w:pPr>
+        <w:pStyle w:val="PargrafodaLista"/>
+      </w:pPr>
+      <w:r>
+        <w:br/>
+      </w:r>
+      <w:r>
+        <w:t>Os sistemas de gestão empresarial são ferramentas tecnológicas desenvolvidas para auxiliar na organização e no controle das atividades realizadas dentro das empresas. Essas soluções permitem registrar informações, acompanhar processos e integrar diferentes setores da organização.</w:t>
+      </w:r>
+    </w:p>
+    <w:p>
+      <w:pPr>
+        <w:pStyle w:val="PargrafodaLista"/>
+      </w:pPr>
+    </w:p>
+    <w:p>
+      <w:pPr>
+        <w:pStyle w:val="PargrafodaLista"/>
+      </w:pPr>
+      <w:r>
+        <w:t>Segundo Pressman (2016), o desenvolvimento de sistemas de software voltados para gestão organizacional permite automatizar processos e melhorar o controle das operações. Essas ferramentas contribuem para reduzir falhas operacionais e aumentar a eficiência das atividades realizadas pelas equipes.</w:t>
+      </w:r>
+    </w:p>
+    <w:p>
+      <w:pPr>
+        <w:pStyle w:val="PargrafodaLista"/>
+      </w:pPr>
+    </w:p>
+    <w:p>
+      <w:pPr>
+        <w:pStyle w:val="PargrafodaLista"/>
+      </w:pPr>
+      <w:r>
+        <w:t>No ambiente corporativo atual, aplicações web e mobile têm se tornado cada vez mais comuns, pois possibilitam acesso rápido às informações e maior mobilidade para os usuários. Sistemas desenvolvidos com tecnologias modernas permitem que gestores e colaboradores acompanhem tarefas e atividades de qualquer lugar, utilizando dispositivos móveis ou computadores.</w:t>
+      </w:r>
+    </w:p>
+    <w:p>
+      <w:pPr>
+        <w:pStyle w:val="PargrafodaLista"/>
+      </w:pPr>
+    </w:p>
+    <w:p>
+      <w:pPr>
+        <w:pStyle w:val="PargrafodaLista"/>
+      </w:pPr>
+      <w:r>
+        <w:t>Nesse contexto, tecnologias amplamente utilizadas no desenvolvimento de sistemas modernos incluem o Node.js, utilizado para construção de aplicações no lado do servidor, e o Express.js, framework que facilita o desenvolvimento de APIs e aplicações web.</w:t>
+      </w:r>
+    </w:p>
+    <w:p>
+      <w:pPr>
+        <w:pStyle w:val="PargrafodaLista"/>
+      </w:pPr>
+    </w:p>
+    <w:p>
+      <w:pPr>
+        <w:pStyle w:val="PargrafodaLista"/>
+      </w:pPr>
+      <w:r>
+        <w:t xml:space="preserve">Para a construção de interfaces de usuário modernas e eficientes, ferramentas como o Vite.js são utilizadas para melhorar o desempenho e a velocidade no desenvolvimento de aplicações front-end. Já para o desenvolvimento de aplicativos móveis multiplataforma, o uso do </w:t>
+      </w:r>
+      <w:proofErr w:type="spellStart"/>
+      <w:r>
+        <w:t>React</w:t>
+      </w:r>
+      <w:proofErr w:type="spellEnd"/>
+      <w:r>
+        <w:t xml:space="preserve"> </w:t>
+      </w:r>
+      <w:proofErr w:type="spellStart"/>
+      <w:r>
+        <w:t>Native</w:t>
+      </w:r>
+      <w:proofErr w:type="spellEnd"/>
+      <w:r>
+        <w:t>, em conjunto com a plataforma Expo, permite criar aplicações capazes de funcionar em diferentes sistemas operacionais.</w:t>
+      </w:r>
+    </w:p>
+    <w:p>
+      <w:pPr>
+        <w:pStyle w:val="PargrafodaLista"/>
+      </w:pPr>
+    </w:p>
+    <w:p>
+      <w:pPr>
+        <w:pStyle w:val="PargrafodaLista"/>
+      </w:pPr>
+      <w:r>
+        <w:lastRenderedPageBreak/>
+        <w:t>A utilização dessas tecnologias possibilita o desenvolvimento de sistemas integrados capazes de organizar tarefas, facilitar a comunicação entre os colaboradores e melhorar o gerenciamento das atividades dentro das empresas.</w:t>
+      </w:r>
+    </w:p>
+    <w:p>
+      <w:pPr>
+        <w:pStyle w:val="Ttulo2"/>
+      </w:pPr>
+      <w:r>
+        <w:t xml:space="preserve"> </w:t>
+      </w:r>
+      <w:r>
+        <w:t>Refer</w:t>
+      </w:r>
+      <w:r>
+        <w:t>ê</w:t>
+      </w:r>
+      <w:r>
+        <w:t>ncias</w:t>
+      </w:r>
+    </w:p>
+    <w:p>
+      <w:pPr>
+        <w:pStyle w:val="PargrafodaLista"/>
+        <w:rPr>
+          <w:rFonts w:ascii="Times New Roman" w:hAnsi="Times New Roman"/>
+        </w:rPr>
+      </w:pPr>
+      <w:r>
+        <w:t xml:space="preserve">BALLOU, Ronald H. </w:t>
+      </w:r>
+      <w:r>
+        <w:rPr>
+          <w:rStyle w:val="Forte"/>
+        </w:rPr>
+        <w:t>Gerenciamento da cadeia de suprimentos: logística empresarial</w:t>
+      </w:r>
+      <w:r>
+        <w:t>. Porto Alegre: Bookman, 2006.</w:t>
+      </w:r>
+    </w:p>
+    <w:p>
+      <w:pPr>
+        <w:pStyle w:val="PargrafodaLista"/>
+      </w:pPr>
+      <w:r>
+        <w:t xml:space="preserve">LAUDON, Kenneth C.; LAUDON, Jane P. </w:t>
+      </w:r>
+      <w:r>
+        <w:rPr>
+          <w:rStyle w:val="Forte"/>
+        </w:rPr>
+        <w:t>Sistemas de informação gerenciais</w:t>
+      </w:r>
+      <w:r>
+        <w:t>. 11. ed. São Paulo: Pearson, 2014.</w:t>
+      </w:r>
+    </w:p>
+    <w:p>
+      <w:pPr>
+        <w:pStyle w:val="PargrafodaLista"/>
+      </w:pPr>
+      <w:r>
+        <w:t xml:space="preserve">O’BRIEN, James A.; MARAKAS, George M. </w:t>
+      </w:r>
+      <w:r>
+        <w:rPr>
+          <w:rStyle w:val="Forte"/>
+        </w:rPr>
+        <w:t>Sistemas de informação gerenciais</w:t>
+      </w:r>
+      <w:r>
+        <w:t>. Porto Alegre: AMGH, 2013.</w:t>
+      </w:r>
+    </w:p>
+    <w:p>
+      <w:pPr>
+        <w:pStyle w:val="PargrafodaLista"/>
+      </w:pPr>
+      <w:r>
+        <w:t xml:space="preserve">PRESSMAN, Roger S. </w:t>
+      </w:r>
+      <w:r>
+        <w:rPr>
+          <w:rStyle w:val="Forte"/>
+        </w:rPr>
+        <w:t>Engenharia de software: uma abordagem profissional</w:t>
+      </w:r>
+      <w:r>
+        <w:t>. 8. ed. Porto Alegre: AMGH, 2016.</w:t>
+      </w:r>
+    </w:p>
+    <w:p>
+      <w:pPr>
+        <w:pStyle w:val="PargrafodaLista"/>
+      </w:pPr>
+      <w:r>
+        <w:t xml:space="preserve">SLACK, Nigel; CHAMBERS, Stuart; JOHNSTON, Robert. </w:t>
+      </w:r>
+      <w:r>
+        <w:rPr>
+          <w:rStyle w:val="Forte"/>
+        </w:rPr>
+        <w:t>Administração da produção</w:t>
+      </w:r>
+      <w:r>
+        <w:t>. São Paulo: Atlas, 2009.</w:t>
+      </w:r>
+    </w:p>
+    <w:p>
+      <w:pPr>
+        <w:pStyle w:val="PargrafodaLista"/>
+      </w:pPr>
+      <w:r>
+        <w:t xml:space="preserve">TURBAN, Efraim et al. </w:t>
+      </w:r>
+      <w:r>
+        <w:rPr>
+          <w:rStyle w:val="Forte"/>
+        </w:rPr>
+        <w:t>Tecnologia da informação para gestão</w:t>
+      </w:r>
+      <w:r>
+        <w:t>. Porto Alegre: Bookman, 2013.</w:t>
+      </w:r>
     </w:p>
     <w:p>
       <w:pPr>
@@ -5247,338 +5679,12 @@
         <w:ind w:left="0" w:firstLine="0"/>
       </w:pPr>
       <w:r>
-        <w:t>O referencial teórico, também chamado de fundamentação teórica ou revisão de literatura, é uma parte essencial de um Trabalho de Conclusão de Curso (TCC). Ele apresenta as pesquisas e discussões feitas por outros autores sobre o tema abordado, servindo como base científica para o estudo.</w:t>
-      </w:r>
-    </w:p>
-    <w:p>
-      <w:pPr>
-        <w:pStyle w:val="PargrafodaLista"/>
-        <w:ind w:left="0" w:firstLine="0"/>
-      </w:pPr>
-    </w:p>
-    <w:p>
-      <w:pPr>
-        <w:pStyle w:val="Ttulo2"/>
-        <w:ind w:left="426" w:hanging="426"/>
-        <w:rPr>
-          <w:highlight w:val="yellow"/>
-        </w:rPr>
-      </w:pPr>
-      <w:bookmarkStart w:id="6" w:name="_Toc193385932"/>
-      <w:r>
-        <w:rPr>
-          <w:highlight w:val="yellow"/>
-        </w:rPr>
-        <w:t>OBJETIVOS DO REFERENCIAL TEÓRICO</w:t>
-      </w:r>
-      <w:bookmarkEnd w:id="6"/>
-    </w:p>
-    <w:p>
-      <w:pPr>
-        <w:pStyle w:val="PargrafodaLista"/>
-        <w:numPr>
-          <w:ilvl w:val="0"/>
-          <w:numId w:val="9"/>
-        </w:numPr>
-      </w:pPr>
-      <w:r>
-        <w:t>Delimitar o problema de pesquisa e apresentar as descobertas mais recentes;</w:t>
-      </w:r>
-    </w:p>
-    <w:p>
-      <w:pPr>
-        <w:pStyle w:val="PargrafodaLista"/>
-        <w:numPr>
-          <w:ilvl w:val="0"/>
-          <w:numId w:val="9"/>
-        </w:numPr>
-      </w:pPr>
-      <w:r>
-        <w:t>Situar o leitor na abordagem teórica utilizada;</w:t>
-      </w:r>
-    </w:p>
-    <w:p>
-      <w:pPr>
-        <w:pStyle w:val="PargrafodaLista"/>
-        <w:numPr>
-          <w:ilvl w:val="0"/>
-          <w:numId w:val="9"/>
-        </w:numPr>
-      </w:pPr>
-      <w:r>
-        <w:t>Evitar abordagens infrutíferas e encontrar novas linhas de pesquisa;</w:t>
-      </w:r>
-    </w:p>
-    <w:p>
-      <w:pPr>
-        <w:pStyle w:val="PargrafodaLista"/>
-        <w:numPr>
-          <w:ilvl w:val="0"/>
-          <w:numId w:val="9"/>
-        </w:numPr>
-      </w:pPr>
-      <w:r>
-        <w:t>Identificar recomendações para pesquisas futuras.</w:t>
-      </w:r>
-    </w:p>
-    <w:p>
-      <w:pPr>
-        <w:pStyle w:val="PargrafodaLista"/>
-        <w:ind w:left="0" w:firstLine="0"/>
-      </w:pPr>
-    </w:p>
-    <w:p>
-      <w:pPr>
-        <w:pStyle w:val="Ttulo2"/>
-        <w:ind w:left="426" w:hanging="426"/>
-        <w:rPr>
-          <w:highlight w:val="yellow"/>
-        </w:rPr>
-      </w:pPr>
-      <w:bookmarkStart w:id="7" w:name="_Toc193385933"/>
-      <w:r>
-        <w:rPr>
-          <w:highlight w:val="yellow"/>
-        </w:rPr>
-        <w:t>ETAPAS PARA CONSTRUÇÃO</w:t>
-      </w:r>
-      <w:bookmarkEnd w:id="7"/>
-    </w:p>
-    <w:p>
-      <w:pPr>
-        <w:pStyle w:val="PargrafodaLista"/>
-        <w:numPr>
-          <w:ilvl w:val="0"/>
-          <w:numId w:val="10"/>
-        </w:numPr>
-      </w:pPr>
-      <w:r>
-        <w:t>Seleção dos textos – Identificar fontes relevantes (artigos, livros, dissertações);</w:t>
-      </w:r>
-    </w:p>
-    <w:p>
-      <w:pPr>
-        <w:pStyle w:val="PargrafodaLista"/>
-        <w:numPr>
-          <w:ilvl w:val="0"/>
-          <w:numId w:val="10"/>
-        </w:numPr>
-      </w:pPr>
-      <w:r>
-        <w:t>Leitura e fichamento – Classificar e organizar as informações essenciais;</w:t>
-      </w:r>
-    </w:p>
-    <w:p>
-      <w:pPr>
-        <w:pStyle w:val="PargrafodaLista"/>
-        <w:numPr>
-          <w:ilvl w:val="0"/>
-          <w:numId w:val="10"/>
-        </w:numPr>
-      </w:pPr>
-      <w:r>
-        <w:t>Análise crítica – Selecionar apenas estudos de qualidade e alinhados ao tema;</w:t>
-      </w:r>
-    </w:p>
-    <w:p>
-      <w:pPr>
-        <w:pStyle w:val="PargrafodaLista"/>
-        <w:numPr>
-          <w:ilvl w:val="0"/>
-          <w:numId w:val="10"/>
-        </w:numPr>
-      </w:pPr>
-      <w:r>
-        <w:t>Redação – Sistematizar as ideias, destacando pontos convergentes, divergentes e lacunas na literatura.</w:t>
-      </w:r>
-    </w:p>
-    <w:p>
-      <w:pPr>
-        <w:pStyle w:val="PargrafodaLista"/>
-        <w:ind w:left="0" w:firstLine="0"/>
-      </w:pPr>
-    </w:p>
-    <w:p>
-      <w:pPr>
-        <w:pStyle w:val="Ttulo2"/>
-        <w:ind w:left="426" w:hanging="426"/>
-        <w:rPr>
-          <w:highlight w:val="yellow"/>
-        </w:rPr>
-      </w:pPr>
-      <w:bookmarkStart w:id="8" w:name="_Toc193385934"/>
-      <w:r>
-        <w:rPr>
-          <w:highlight w:val="yellow"/>
-        </w:rPr>
-        <w:t>TIPOS DE FONTES</w:t>
-      </w:r>
-      <w:bookmarkEnd w:id="8"/>
-    </w:p>
-    <w:p>
-      <w:pPr>
-        <w:pStyle w:val="PargrafodaLista"/>
-        <w:numPr>
-          <w:ilvl w:val="0"/>
-          <w:numId w:val="11"/>
-        </w:numPr>
-      </w:pPr>
-      <w:r>
-        <w:t>Fontes secundárias: Livros didáticos e enciclopédias ajudam a estruturar o conhecimento;</w:t>
-      </w:r>
-    </w:p>
-    <w:p>
-      <w:pPr>
-        <w:pStyle w:val="PargrafodaLista"/>
-        <w:numPr>
-          <w:ilvl w:val="0"/>
-          <w:numId w:val="11"/>
-        </w:numPr>
-      </w:pPr>
-      <w:r>
-        <w:t>Fontes primárias: Artigos científicos e dissertações são a base principal do estudo.</w:t>
-      </w:r>
-    </w:p>
-    <w:p>
-      <w:pPr>
-        <w:pStyle w:val="PargrafodaLista"/>
-        <w:ind w:left="0" w:firstLine="0"/>
-      </w:pPr>
-    </w:p>
-    <w:p>
-      <w:pPr>
-        <w:pStyle w:val="Ttulo2"/>
-        <w:ind w:left="426" w:hanging="426"/>
-        <w:rPr>
-          <w:highlight w:val="yellow"/>
-        </w:rPr>
-      </w:pPr>
-      <w:bookmarkStart w:id="9" w:name="_Toc193385935"/>
-      <w:r>
-        <w:rPr>
-          <w:highlight w:val="yellow"/>
-        </w:rPr>
-        <w:t>PESQUISA E CITAÇÃO</w:t>
-      </w:r>
-      <w:bookmarkEnd w:id="9"/>
-    </w:p>
-    <w:p>
-      <w:pPr>
-        <w:pStyle w:val="PargrafodaLista"/>
-        <w:ind w:left="0" w:firstLine="0"/>
-      </w:pPr>
-      <w:r>
-        <w:t>Ao buscar referências, utilize bases de dados confiáveis como Google Acadêmico, SciELO e Periódicos CAPES. Para citações, siga as normas da ABNT, diferenciando entre citação direta (transcrição exata com página) e citação indireta (paráfrase do autor).</w:t>
-      </w:r>
-    </w:p>
-    <w:p>
-      <w:pPr>
-        <w:pStyle w:val="PargrafodaLista"/>
-        <w:ind w:left="0" w:firstLine="0"/>
-      </w:pPr>
-      <w:r>
-        <w:t>Segundo Pimenta (2010, p. 1):</w:t>
-      </w:r>
-    </w:p>
-    <w:p>
-      <w:pPr>
-        <w:spacing w:after="0" w:line="240" w:lineRule="auto"/>
-        <w:ind w:left="2268"/>
-        <w:rPr>
-          <w:sz w:val="20"/>
-          <w:szCs w:val="20"/>
-        </w:rPr>
-      </w:pPr>
-      <w:r>
-        <w:rPr>
-          <w:sz w:val="20"/>
-          <w:szCs w:val="20"/>
-        </w:rPr>
-        <w:lastRenderedPageBreak/>
-        <w:t xml:space="preserve">A informática se converte como recurso inovador das atividades humanas, abrangendo vários setores da sociedade. Com a utilização de computadores, podemos desenvolver as mais difíceis tarefas, com rapidez e maior eficiência e segurança. </w:t>
-      </w:r>
-      <w:r>
-        <w:rPr>
-          <w:sz w:val="20"/>
-          <w:szCs w:val="20"/>
-        </w:rPr>
-        <w:cr/>
-      </w:r>
-    </w:p>
-    <w:p>
-      <w:pPr>
-        <w:pStyle w:val="PargrafodaLista"/>
-        <w:ind w:left="0" w:firstLine="0"/>
-      </w:pPr>
-      <w:r>
-        <w:t>A informática passou a ser um recurso inovador nas atividades humanas, impactando diversos setores da sociedade. Através do uso dos computadores, tornou-se possível executar tarefas complexas com mais rapidez, eficiência e segurança (Pimenta, 2010, p. 1).</w:t>
-      </w:r>
-    </w:p>
-    <w:p>
-      <w:pPr>
-        <w:pStyle w:val="Ttulo2"/>
-        <w:ind w:left="426" w:hanging="426"/>
-        <w:rPr>
-          <w:highlight w:val="yellow"/>
-        </w:rPr>
-      </w:pPr>
-      <w:bookmarkStart w:id="10" w:name="_Toc193385936"/>
-      <w:r>
-        <w:rPr>
-          <w:highlight w:val="yellow"/>
-        </w:rPr>
-        <w:t>DICAS FINAIS</w:t>
-      </w:r>
-      <w:bookmarkEnd w:id="10"/>
-    </w:p>
-    <w:p>
-      <w:pPr>
-        <w:pStyle w:val="PargrafodaLista"/>
-        <w:numPr>
-          <w:ilvl w:val="0"/>
-          <w:numId w:val="13"/>
-        </w:numPr>
-      </w:pPr>
-      <w:r>
-        <w:t>Inicie pelos conceitos gerais e afunile até a especificidade do seu tema;</w:t>
-      </w:r>
-    </w:p>
-    <w:p>
-      <w:pPr>
-        <w:pStyle w:val="PargrafodaLista"/>
-        <w:numPr>
-          <w:ilvl w:val="0"/>
-          <w:numId w:val="13"/>
-        </w:numPr>
-      </w:pPr>
-      <w:r>
-        <w:t>Destaque o que já se sabe, o que está em debate e as lacunas a serem exploradas;</w:t>
-      </w:r>
-    </w:p>
-    <w:p>
-      <w:pPr>
-        <w:pStyle w:val="PargrafodaLista"/>
-        <w:numPr>
-          <w:ilvl w:val="0"/>
-          <w:numId w:val="13"/>
-        </w:numPr>
-      </w:pPr>
-      <w:r>
-        <w:t>Utilize referências nacionais e internacionais para embasar sua pesquisa.</w:t>
-      </w:r>
-    </w:p>
-    <w:p>
-      <w:pPr>
-        <w:spacing w:after="200" w:line="276" w:lineRule="auto"/>
-        <w:jc w:val="left"/>
-        <w:rPr>
-          <w:b/>
-        </w:rPr>
-      </w:pPr>
-      <w:r>
-        <w:rPr>
-          <w:b/>
-        </w:rPr>
+        <w:t>CONFEDERAÇÃO NACIONAL DE DIRIGENTES Lojistas (CNDL). Automação no varejo e organização de processos. 2024.</w:t>
+      </w:r>
+      <w:r>
+        <w:br/>
+      </w:r>
+      <w:r>
         <w:br w:type="page"/>
       </w:r>
     </w:p>
@@ -5595,26 +5701,24 @@
         <w:outlineLvl w:val="0"/>
         <w:rPr>
           <w:b/>
-          <w:highlight w:val="magenta"/>
-        </w:rPr>
-      </w:pPr>
-      <w:bookmarkStart w:id="11" w:name="_Toc193385937"/>
-      <w:commentRangeStart w:id="12"/>
-      <w:r>
-        <w:rPr>
-          <w:b/>
-          <w:highlight w:val="magenta"/>
+        </w:rPr>
+      </w:pPr>
+      <w:bookmarkStart w:id="6" w:name="_Toc193385937"/>
+      <w:commentRangeStart w:id="7"/>
+      <w:r>
+        <w:rPr>
+          <w:b/>
         </w:rPr>
         <w:lastRenderedPageBreak/>
         <w:t>DADOS DO PROJETO</w:t>
       </w:r>
-      <w:bookmarkEnd w:id="11"/>
-      <w:commentRangeEnd w:id="12"/>
+      <w:bookmarkEnd w:id="6"/>
+      <w:commentRangeEnd w:id="7"/>
       <w:r>
         <w:rPr>
           <w:rStyle w:val="Refdecomentrio"/>
         </w:rPr>
-        <w:commentReference w:id="12"/>
+        <w:commentReference w:id="7"/>
       </w:r>
     </w:p>
     <w:p>
@@ -5633,7 +5737,7 @@
           <w:szCs w:val="24"/>
         </w:rPr>
       </w:pPr>
-      <w:bookmarkStart w:id="13" w:name="_Toc204796528"/>
+      <w:bookmarkStart w:id="8" w:name="_Toc204796528"/>
       <w:r>
         <w:rPr>
           <w:sz w:val="24"/>
@@ -5713,8 +5817,6 @@
       </w:r>
       <w:r>
         <w:rPr>
-          <w:b/>
-          <w:bCs/>
           <w:sz w:val="24"/>
           <w:szCs w:val="24"/>
         </w:rPr>
@@ -5729,25 +5831,21 @@
       </w:r>
       <w:r>
         <w:rPr>
-          <w:b/>
-          <w:bCs/>
           <w:sz w:val="24"/>
           <w:szCs w:val="24"/>
         </w:rPr>
-        <w:t>Vite.js</w:t>
+        <w:t>Vite.js,</w:t>
       </w:r>
       <w:r>
         <w:rPr>
           <w:sz w:val="24"/>
           <w:szCs w:val="24"/>
         </w:rPr>
-        <w:t xml:space="preserve">, enquanto o aplicativo mobile foi desenvolvido utilizando </w:t>
+        <w:t xml:space="preserve"> enquanto o aplicativo mobile foi desenvolvido utilizando </w:t>
       </w:r>
       <w:proofErr w:type="spellStart"/>
       <w:r>
         <w:rPr>
-          <w:b/>
-          <w:bCs/>
           <w:sz w:val="24"/>
           <w:szCs w:val="24"/>
         </w:rPr>
@@ -5756,8 +5854,6 @@
       <w:proofErr w:type="spellEnd"/>
       <w:r>
         <w:rPr>
-          <w:b/>
-          <w:bCs/>
           <w:sz w:val="24"/>
           <w:szCs w:val="24"/>
         </w:rPr>
@@ -5766,8 +5862,6 @@
       <w:proofErr w:type="spellStart"/>
       <w:r>
         <w:rPr>
-          <w:b/>
-          <w:bCs/>
           <w:sz w:val="24"/>
           <w:szCs w:val="24"/>
         </w:rPr>
@@ -5776,19 +5870,17 @@
       <w:proofErr w:type="spellEnd"/>
       <w:r>
         <w:rPr>
-          <w:b/>
-          <w:bCs/>
           <w:sz w:val="24"/>
           <w:szCs w:val="24"/>
         </w:rPr>
-        <w:t xml:space="preserve"> com Expo</w:t>
+        <w:t xml:space="preserve"> com Expo,</w:t>
       </w:r>
       <w:r>
         <w:rPr>
           <w:sz w:val="24"/>
           <w:szCs w:val="24"/>
         </w:rPr>
-        <w:t>, permitindo o acesso ao sistema através de dispositivos móveis</w:t>
+        <w:t xml:space="preserve"> permitindo o acesso ao sistema através de dispositivos móveis</w:t>
       </w:r>
       <w:r>
         <w:rPr>
@@ -5867,7 +5959,7 @@
         </w:rPr>
         <w:t>. Qualificação da equipe técnica</w:t>
       </w:r>
-      <w:bookmarkEnd w:id="13"/>
+      <w:bookmarkEnd w:id="8"/>
     </w:p>
     <w:tbl>
       <w:tblPr>
@@ -5959,15 +6051,6 @@
               <w:pStyle w:val="PargrafodaLista"/>
               <w:ind w:left="0" w:firstLine="0"/>
             </w:pPr>
-            <w:r>
-              <w:t xml:space="preserve">Técnico em </w:t>
-            </w:r>
-            <w:r>
-              <w:t>D</w:t>
-            </w:r>
-            <w:r>
-              <w:t>esenvolvimento de Sistemas</w:t>
-            </w:r>
           </w:p>
         </w:tc>
       </w:tr>
@@ -6006,15 +6089,6 @@
               <w:pStyle w:val="PargrafodaLista"/>
               <w:ind w:left="0" w:firstLine="0"/>
             </w:pPr>
-            <w:r>
-              <w:t xml:space="preserve">Técnico em </w:t>
-            </w:r>
-            <w:r>
-              <w:t>D</w:t>
-            </w:r>
-            <w:r>
-              <w:t>esenvolvimento de Sistemas</w:t>
-            </w:r>
           </w:p>
         </w:tc>
       </w:tr>
@@ -6059,15 +6133,6 @@
               <w:keepNext/>
               <w:ind w:left="0" w:firstLine="0"/>
             </w:pPr>
-            <w:r>
-              <w:t xml:space="preserve">Técnico em </w:t>
-            </w:r>
-            <w:r>
-              <w:t>D</w:t>
-            </w:r>
-            <w:r>
-              <w:t>esenvolvimento de Sistemas</w:t>
-            </w:r>
           </w:p>
         </w:tc>
       </w:tr>
@@ -6112,15 +6177,6 @@
               <w:keepNext/>
               <w:ind w:left="0" w:firstLine="0"/>
             </w:pPr>
-            <w:r>
-              <w:t xml:space="preserve">Técnico em </w:t>
-            </w:r>
-            <w:r>
-              <w:t>D</w:t>
-            </w:r>
-            <w:r>
-              <w:t>esenvolvimento de Sistemas</w:t>
-            </w:r>
           </w:p>
         </w:tc>
       </w:tr>
@@ -6148,16 +6204,16 @@
         <w:pStyle w:val="Ttulo2"/>
         <w:ind w:left="426" w:hanging="426"/>
       </w:pPr>
-      <w:bookmarkStart w:id="14" w:name="_Toc193385938"/>
-      <w:commentRangeStart w:id="15"/>
+      <w:bookmarkStart w:id="9" w:name="_Toc193385938"/>
+      <w:commentRangeStart w:id="10"/>
       <w:r>
         <w:t>Tipo de trabalho: Projeto Técnico</w:t>
       </w:r>
-      <w:commentRangeEnd w:id="15"/>
-      <w:r>
-        <w:commentReference w:id="15"/>
-      </w:r>
-      <w:bookmarkEnd w:id="14"/>
+      <w:commentRangeEnd w:id="10"/>
+      <w:r>
+        <w:commentReference w:id="10"/>
+      </w:r>
+      <w:bookmarkEnd w:id="9"/>
     </w:p>
     <w:p>
       <w:pPr>
@@ -6178,14 +6234,24 @@
         <w:rPr>
           <w:rStyle w:val="Forte"/>
           <w:rFonts w:ascii="Arial" w:hAnsi="Arial" w:cs="Arial"/>
+          <w:b w:val="0"/>
+          <w:bCs w:val="0"/>
         </w:rPr>
         <w:t>projeto técnico</w:t>
       </w:r>
       <w:r>
         <w:rPr>
           <w:rFonts w:ascii="Arial" w:hAnsi="Arial" w:cs="Arial"/>
-        </w:rPr>
-        <w:t>, pois tem como objetivo o desenvolvimento de um sistema informatizado voltado à solução de um problema prático no ambiente supermercadista. O projeto consiste na criação de um sistema de gerenciamento de tarefas que auxiliará no controle das atividades de reposição de produtos e na organização das tarefas realizadas pelos colaboradores.</w:t>
+          <w:b/>
+          <w:bCs/>
+        </w:rPr>
+        <w:t>,</w:t>
+      </w:r>
+      <w:r>
+        <w:rPr>
+          <w:rFonts w:ascii="Arial" w:hAnsi="Arial" w:cs="Arial"/>
+        </w:rPr>
+        <w:t xml:space="preserve"> pois tem como objetivo o desenvolvimento de um sistema informatizado voltado à solução de um problema prático no ambiente supermercadista. O projeto consiste na criação de um sistema de gerenciamento de tarefas que auxiliará no controle das atividades de reposição de produtos e na organização das tarefas realizadas pelos colaboradores.</w:t>
       </w:r>
     </w:p>
     <w:p>
@@ -6224,7 +6290,19 @@
         <w:rPr>
           <w:rFonts w:ascii="Arial" w:hAnsi="Arial" w:cs="Arial"/>
         </w:rPr>
-        <w:t>backend</w:t>
+        <w:t>back</w:t>
+      </w:r>
+      <w:r>
+        <w:rPr>
+          <w:rFonts w:ascii="Arial" w:hAnsi="Arial" w:cs="Arial"/>
+        </w:rPr>
+        <w:t>-</w:t>
+      </w:r>
+      <w:r>
+        <w:rPr>
+          <w:rFonts w:ascii="Arial" w:hAnsi="Arial" w:cs="Arial"/>
+        </w:rPr>
+        <w:t>end</w:t>
       </w:r>
       <w:proofErr w:type="spellEnd"/>
       <w:r>
@@ -6237,6 +6315,8 @@
         <w:rPr>
           <w:rStyle w:val="Forte"/>
           <w:rFonts w:ascii="Arial" w:hAnsi="Arial" w:cs="Arial"/>
+          <w:b w:val="0"/>
+          <w:bCs w:val="0"/>
         </w:rPr>
         <w:t>Node.js com o framework Express</w:t>
       </w:r>
@@ -6244,12 +6324,22 @@
         <w:rPr>
           <w:rFonts w:ascii="Arial" w:hAnsi="Arial" w:cs="Arial"/>
         </w:rPr>
-        <w:t xml:space="preserve">, responsável pela criação da API e pela comunicação com o banco de dados. A interface web será desenvolvida utilizando </w:t>
+        <w:t>, responsável pela criação da API e pela comunicação com o banco de dados. A interface web será desenvolvida utilizando</w:t>
+      </w:r>
+      <w:r>
+        <w:rPr>
+          <w:rFonts w:ascii="Arial" w:hAnsi="Arial" w:cs="Arial"/>
+          <w:b/>
+          <w:bCs/>
+        </w:rPr>
+        <w:t xml:space="preserve"> </w:t>
       </w:r>
       <w:r>
         <w:rPr>
           <w:rStyle w:val="Forte"/>
           <w:rFonts w:ascii="Arial" w:hAnsi="Arial" w:cs="Arial"/>
+          <w:b w:val="0"/>
+          <w:bCs w:val="0"/>
         </w:rPr>
         <w:t>Vite.js</w:t>
       </w:r>
@@ -6257,36 +6347,39 @@
         <w:rPr>
           <w:rFonts w:ascii="Arial" w:hAnsi="Arial" w:cs="Arial"/>
         </w:rPr>
-        <w:t xml:space="preserve">, enquanto o aplicativo mobile será </w:t>
+        <w:t>, enquanto o aplicativo mobile será</w:t>
       </w:r>
       <w:r>
         <w:rPr>
           <w:rFonts w:ascii="Arial" w:hAnsi="Arial" w:cs="Arial"/>
         </w:rPr>
-        <w:lastRenderedPageBreak/>
-        <w:t xml:space="preserve">construído utilizando </w:t>
+        <w:t xml:space="preserve"> construído utilizando </w:t>
       </w:r>
       <w:proofErr w:type="spellStart"/>
       <w:r>
         <w:rPr>
           <w:rStyle w:val="Forte"/>
           <w:rFonts w:ascii="Arial" w:hAnsi="Arial" w:cs="Arial"/>
+          <w:b w:val="0"/>
+          <w:bCs w:val="0"/>
         </w:rPr>
         <w:t>React</w:t>
       </w:r>
-      <w:proofErr w:type="spellEnd"/>
       <w:r>
         <w:rPr>
           <w:rStyle w:val="Forte"/>
           <w:rFonts w:ascii="Arial" w:hAnsi="Arial" w:cs="Arial"/>
-        </w:rPr>
-        <w:t xml:space="preserve"> </w:t>
-      </w:r>
-      <w:proofErr w:type="spellStart"/>
+          <w:b w:val="0"/>
+          <w:bCs w:val="0"/>
+        </w:rPr>
+        <w:t>-</w:t>
+      </w:r>
       <w:r>
         <w:rPr>
           <w:rStyle w:val="Forte"/>
           <w:rFonts w:ascii="Arial" w:hAnsi="Arial" w:cs="Arial"/>
+          <w:b w:val="0"/>
+          <w:bCs w:val="0"/>
         </w:rPr>
         <w:t>Native</w:t>
       </w:r>
@@ -6295,6 +6388,8 @@
         <w:rPr>
           <w:rStyle w:val="Forte"/>
           <w:rFonts w:ascii="Arial" w:hAnsi="Arial" w:cs="Arial"/>
+          <w:b w:val="0"/>
+          <w:bCs w:val="0"/>
         </w:rPr>
         <w:t xml:space="preserve"> com Expo</w:t>
       </w:r>
@@ -6302,7 +6397,13 @@
         <w:rPr>
           <w:rFonts w:ascii="Arial" w:hAnsi="Arial" w:cs="Arial"/>
         </w:rPr>
-        <w:t>, permitindo o acesso ao sistema por meio de dispositivos móveis.</w:t>
+        <w:t xml:space="preserve">, </w:t>
+      </w:r>
+      <w:r>
+        <w:rPr>
+          <w:rFonts w:ascii="Arial" w:hAnsi="Arial" w:cs="Arial"/>
+        </w:rPr>
+        <w:t>permitindo o acesso ao sistema por meio de dispositivos móveis.</w:t>
       </w:r>
     </w:p>
     <w:p>
@@ -6334,6 +6435,7 @@
         <w:rPr>
           <w:rFonts w:ascii="Arial" w:hAnsi="Arial" w:cs="Arial"/>
         </w:rPr>
+        <w:lastRenderedPageBreak/>
         <w:t>Dessa forma, o projeto busca oferecer uma solução tecnológica capaz de melhorar a organização das tarefas e otimizar o tempo de execução das atividades no ambiente de trabalho, contribuindo para uma gestão mais eficiente das operações.</w:t>
       </w:r>
     </w:p>
@@ -6350,16 +6452,16 @@
         <w:pStyle w:val="Ttulo2"/>
         <w:ind w:left="426" w:hanging="426"/>
       </w:pPr>
-      <w:bookmarkStart w:id="16" w:name="_Toc193385939"/>
-      <w:commentRangeStart w:id="17"/>
+      <w:bookmarkStart w:id="11" w:name="_Toc193385939"/>
+      <w:commentRangeStart w:id="12"/>
       <w:r>
         <w:t>Equipe Técnica e Qualificações</w:t>
       </w:r>
-      <w:commentRangeEnd w:id="17"/>
-      <w:r>
-        <w:commentReference w:id="17"/>
-      </w:r>
-      <w:bookmarkEnd w:id="16"/>
+      <w:commentRangeEnd w:id="12"/>
+      <w:r>
+        <w:commentReference w:id="12"/>
+      </w:r>
+      <w:bookmarkEnd w:id="11"/>
     </w:p>
     <w:p>
       <w:pPr>
@@ -6370,8 +6472,8 @@
           <w:rFonts w:ascii="Arial" w:hAnsi="Arial" w:cs="Arial"/>
         </w:rPr>
       </w:pPr>
-      <w:bookmarkStart w:id="18" w:name="_Toc193385918"/>
-      <w:bookmarkStart w:id="19" w:name="_Toc204796529"/>
+      <w:bookmarkStart w:id="13" w:name="_Toc193385918"/>
+      <w:bookmarkStart w:id="14" w:name="_Toc204796529"/>
       <w:r>
         <w:rPr>
           <w:rFonts w:ascii="Arial" w:hAnsi="Arial" w:cs="Arial"/>
@@ -6382,6 +6484,8 @@
         <w:rPr>
           <w:rStyle w:val="Forte"/>
           <w:rFonts w:ascii="Arial" w:hAnsi="Arial" w:cs="Arial"/>
+          <w:b w:val="0"/>
+          <w:bCs w:val="0"/>
         </w:rPr>
         <w:t>Técnico em Desenvolvimento de Sistemas</w:t>
       </w:r>
@@ -6444,8 +6548,19 @@
         <w:rPr>
           <w:rFonts w:ascii="Arial" w:hAnsi="Arial" w:cs="Arial"/>
         </w:rPr>
-        <w:lastRenderedPageBreak/>
-        <w:t>backend</w:t>
+        <w:t>back</w:t>
+      </w:r>
+      <w:r>
+        <w:rPr>
+          <w:rFonts w:ascii="Arial" w:hAnsi="Arial" w:cs="Arial"/>
+        </w:rPr>
+        <w:t>-</w:t>
+      </w:r>
+      <w:r>
+        <w:rPr>
+          <w:rFonts w:ascii="Arial" w:hAnsi="Arial" w:cs="Arial"/>
+        </w:rPr>
+        <w:t>end</w:t>
       </w:r>
       <w:proofErr w:type="spellEnd"/>
       <w:r>
@@ -6454,384 +6569,24 @@
         </w:rPr>
         <w:t>, criação da interface do sistema e testes da aplicação. A distribuição das responsabilidades será definida conforme o andamento do projeto.</w:t>
       </w:r>
-    </w:p>
-    <w:p>
-      <w:pPr>
-        <w:pStyle w:val="Legenda"/>
-        <w:keepNext/>
-      </w:pPr>
-      <w:r>
-        <w:t xml:space="preserve">Tabela </w:t>
-      </w:r>
-      <w:r>
-        <w:fldChar w:fldCharType="begin"/>
-      </w:r>
-      <w:r>
-        <w:instrText xml:space="preserve"> SEQ Tabela \* ARABIC </w:instrText>
-      </w:r>
-      <w:r>
-        <w:fldChar w:fldCharType="separate"/>
-      </w:r>
-      <w:r>
-        <w:rPr>
-          <w:noProof/>
-        </w:rPr>
-        <w:t>2</w:t>
-      </w:r>
-      <w:r>
-        <w:rPr>
-          <w:noProof/>
-        </w:rPr>
-        <w:fldChar w:fldCharType="end"/>
-      </w:r>
-      <w:r>
-        <w:t>. Exemplo de equipe técnica e qualificações.</w:t>
-      </w:r>
-      <w:bookmarkEnd w:id="18"/>
-      <w:bookmarkEnd w:id="19"/>
-    </w:p>
-    <w:tbl>
-      <w:tblPr>
-        <w:tblStyle w:val="Tabelacomgrade"/>
-        <w:tblW w:w="0" w:type="auto"/>
-        <w:tblLook w:val="04A0" w:firstRow="1" w:lastRow="0" w:firstColumn="1" w:lastColumn="0" w:noHBand="0" w:noVBand="1"/>
-      </w:tblPr>
-      <w:tblGrid>
-        <w:gridCol w:w="3114"/>
-        <w:gridCol w:w="2410"/>
-        <w:gridCol w:w="3537"/>
-      </w:tblGrid>
-      <w:tr>
-        <w:trPr>
-          <w:trHeight w:val="283"/>
-        </w:trPr>
-        <w:tc>
-          <w:tcPr>
-            <w:tcW w:w="3114" w:type="dxa"/>
-            <w:vAlign w:val="center"/>
-          </w:tcPr>
-          <w:p>
-            <w:pPr>
-              <w:spacing w:after="0" w:line="240" w:lineRule="auto"/>
-              <w:jc w:val="center"/>
-              <w:rPr>
-                <w:b/>
-                <w:bCs/>
-                <w:iCs/>
-              </w:rPr>
-            </w:pPr>
-            <w:r>
-              <w:rPr>
-                <w:b/>
-                <w:bCs/>
-                <w:iCs/>
-              </w:rPr>
-              <w:t>Atividade</w:t>
-            </w:r>
-          </w:p>
-        </w:tc>
-        <w:tc>
-          <w:tcPr>
-            <w:tcW w:w="2410" w:type="dxa"/>
-            <w:vAlign w:val="center"/>
-          </w:tcPr>
-          <w:p>
-            <w:pPr>
-              <w:spacing w:after="0" w:line="240" w:lineRule="auto"/>
-              <w:jc w:val="center"/>
-              <w:rPr>
-                <w:b/>
-                <w:bCs/>
-                <w:iCs/>
-              </w:rPr>
-            </w:pPr>
-            <w:r>
-              <w:rPr>
-                <w:b/>
-                <w:bCs/>
-                <w:iCs/>
-              </w:rPr>
-              <w:t>Responsável</w:t>
-            </w:r>
-          </w:p>
-        </w:tc>
-        <w:tc>
-          <w:tcPr>
-            <w:tcW w:w="3537" w:type="dxa"/>
-            <w:vAlign w:val="center"/>
-          </w:tcPr>
-          <w:p>
-            <w:pPr>
-              <w:spacing w:after="0" w:line="240" w:lineRule="auto"/>
-              <w:jc w:val="center"/>
-              <w:rPr>
-                <w:b/>
-                <w:bCs/>
-                <w:iCs/>
-              </w:rPr>
-            </w:pPr>
-            <w:r>
-              <w:rPr>
-                <w:b/>
-                <w:bCs/>
-                <w:iCs/>
-              </w:rPr>
-              <w:t>Qualificação</w:t>
-            </w:r>
-          </w:p>
-        </w:tc>
-      </w:tr>
-      <w:tr>
-        <w:trPr>
-          <w:trHeight w:val="283"/>
-        </w:trPr>
-        <w:tc>
-          <w:tcPr>
-            <w:tcW w:w="3114" w:type="dxa"/>
-          </w:tcPr>
-          <w:p>
-            <w:pPr>
-              <w:spacing w:after="0" w:line="240" w:lineRule="auto"/>
-              <w:rPr>
-                <w:iCs/>
-              </w:rPr>
-            </w:pPr>
-            <w:r>
-              <w:rPr>
-                <w:iCs/>
-              </w:rPr>
-              <w:t>Confecção da documentação</w:t>
-            </w:r>
-          </w:p>
-        </w:tc>
-        <w:tc>
-          <w:tcPr>
-            <w:tcW w:w="2410" w:type="dxa"/>
-          </w:tcPr>
-          <w:p>
-            <w:pPr>
-              <w:spacing w:after="0" w:line="240" w:lineRule="auto"/>
-              <w:rPr>
-                <w:iCs/>
-              </w:rPr>
-            </w:pPr>
-            <w:r>
-              <w:rPr>
-                <w:iCs/>
-              </w:rPr>
-              <w:t xml:space="preserve">Abigail </w:t>
-            </w:r>
-            <w:proofErr w:type="spellStart"/>
-            <w:r>
-              <w:rPr>
-                <w:iCs/>
-              </w:rPr>
-              <w:t>Bertandt</w:t>
-            </w:r>
-            <w:proofErr w:type="spellEnd"/>
-          </w:p>
-        </w:tc>
-        <w:tc>
-          <w:tcPr>
-            <w:tcW w:w="3537" w:type="dxa"/>
-          </w:tcPr>
-          <w:p>
-            <w:pPr>
-              <w:spacing w:after="0" w:line="240" w:lineRule="auto"/>
-              <w:rPr>
-                <w:iCs/>
-              </w:rPr>
-            </w:pPr>
-            <w:r>
-              <w:rPr>
-                <w:iCs/>
-              </w:rPr>
-              <w:t>Estudante do curso Técnico em Desenvolvimento de Sistemas</w:t>
-            </w:r>
-          </w:p>
-        </w:tc>
-      </w:tr>
-      <w:tr>
-        <w:trPr>
-          <w:trHeight w:val="283"/>
-        </w:trPr>
-        <w:tc>
-          <w:tcPr>
-            <w:tcW w:w="3114" w:type="dxa"/>
-          </w:tcPr>
-          <w:p>
-            <w:pPr>
-              <w:spacing w:after="0" w:line="240" w:lineRule="auto"/>
-              <w:rPr>
-                <w:iCs/>
-              </w:rPr>
-            </w:pPr>
-            <w:r>
-              <w:rPr>
-                <w:iCs/>
-              </w:rPr>
-              <w:t>Criação do Banco de Dados</w:t>
-            </w:r>
-          </w:p>
-        </w:tc>
-        <w:tc>
-          <w:tcPr>
-            <w:tcW w:w="2410" w:type="dxa"/>
-          </w:tcPr>
-          <w:p>
-            <w:pPr>
-              <w:spacing w:after="0" w:line="240" w:lineRule="auto"/>
-              <w:rPr>
-                <w:iCs/>
-              </w:rPr>
-            </w:pPr>
-            <w:r>
-              <w:rPr>
-                <w:iCs/>
-              </w:rPr>
-              <w:t>Belarmino Casimiro</w:t>
-            </w:r>
-          </w:p>
-        </w:tc>
-        <w:tc>
-          <w:tcPr>
-            <w:tcW w:w="3537" w:type="dxa"/>
-          </w:tcPr>
-          <w:p>
-            <w:pPr>
-              <w:spacing w:after="0" w:line="240" w:lineRule="auto"/>
-              <w:rPr>
-                <w:iCs/>
-              </w:rPr>
-            </w:pPr>
-            <w:r>
-              <w:rPr>
-                <w:iCs/>
-              </w:rPr>
-              <w:t>Estudante do curso Técnico em Desenvolvimento de Sistemas</w:t>
-            </w:r>
-          </w:p>
-        </w:tc>
-      </w:tr>
-      <w:tr>
-        <w:trPr>
-          <w:trHeight w:val="283"/>
-        </w:trPr>
-        <w:tc>
-          <w:tcPr>
-            <w:tcW w:w="3114" w:type="dxa"/>
-          </w:tcPr>
-          <w:p>
-            <w:pPr>
-              <w:spacing w:after="0" w:line="240" w:lineRule="auto"/>
-              <w:rPr>
-                <w:iCs/>
-              </w:rPr>
-            </w:pPr>
-            <w:r>
-              <w:rPr>
-                <w:iCs/>
-              </w:rPr>
-              <w:t xml:space="preserve">Criação da Interface web e Front – </w:t>
-            </w:r>
-            <w:proofErr w:type="spellStart"/>
-            <w:r>
-              <w:rPr>
-                <w:iCs/>
-              </w:rPr>
-              <w:t>end</w:t>
-            </w:r>
-            <w:proofErr w:type="spellEnd"/>
-            <w:r>
-              <w:rPr>
-                <w:iCs/>
-              </w:rPr>
-              <w:t xml:space="preserve"> </w:t>
-            </w:r>
-          </w:p>
-        </w:tc>
-        <w:tc>
-          <w:tcPr>
-            <w:tcW w:w="2410" w:type="dxa"/>
-          </w:tcPr>
-          <w:p>
-            <w:pPr>
-              <w:spacing w:after="0" w:line="240" w:lineRule="auto"/>
-              <w:rPr>
-                <w:iCs/>
-              </w:rPr>
-            </w:pPr>
-            <w:r>
-              <w:rPr>
-                <w:iCs/>
-              </w:rPr>
-              <w:t>Carlota Damasceno</w:t>
-            </w:r>
-          </w:p>
-        </w:tc>
-        <w:tc>
-          <w:tcPr>
-            <w:tcW w:w="3537" w:type="dxa"/>
-          </w:tcPr>
-          <w:p>
-            <w:pPr>
-              <w:spacing w:after="0" w:line="240" w:lineRule="auto"/>
-              <w:rPr>
-                <w:iCs/>
-              </w:rPr>
-            </w:pPr>
-            <w:r>
-              <w:rPr>
-                <w:iCs/>
-              </w:rPr>
-              <w:t>Estudante do curso Técnico em Desenvolvimento de Sistemas</w:t>
-            </w:r>
-          </w:p>
-        </w:tc>
-      </w:tr>
-    </w:tbl>
-    <w:p>
-      <w:pPr>
-        <w:jc w:val="center"/>
-        <w:rPr>
-          <w:iCs/>
-        </w:rPr>
-      </w:pPr>
-      <w:r>
-        <w:rPr>
-          <w:sz w:val="20"/>
-        </w:rPr>
-        <w:t>Fonte:</w:t>
-      </w:r>
-      <w:r>
-        <w:rPr>
-          <w:sz w:val="20"/>
-        </w:rPr>
-        <w:t xml:space="preserve"> Própria</w:t>
-      </w:r>
-    </w:p>
-    <w:p>
-      <w:pPr>
-        <w:rPr>
-          <w:iCs/>
-        </w:rPr>
-      </w:pPr>
+      <w:bookmarkEnd w:id="13"/>
+      <w:bookmarkEnd w:id="14"/>
     </w:p>
     <w:p>
       <w:pPr>
         <w:pStyle w:val="Ttulo2"/>
         <w:ind w:left="426" w:hanging="426"/>
       </w:pPr>
-      <w:bookmarkStart w:id="20" w:name="_Toc193385940"/>
-      <w:commentRangeStart w:id="21"/>
+      <w:bookmarkStart w:id="15" w:name="_Toc193385940"/>
+      <w:commentRangeStart w:id="16"/>
       <w:r>
         <w:t>Análise do Sistema</w:t>
       </w:r>
-      <w:commentRangeEnd w:id="21"/>
-      <w:r>
-        <w:commentReference w:id="21"/>
-      </w:r>
-      <w:bookmarkEnd w:id="20"/>
+      <w:commentRangeEnd w:id="16"/>
+      <w:r>
+        <w:commentReference w:id="16"/>
+      </w:r>
+      <w:bookmarkEnd w:id="15"/>
     </w:p>
     <w:p>
       <w:pPr>
@@ -6845,7 +6600,7 @@
         <w:rPr>
           <w:rFonts w:ascii="Arial" w:hAnsi="Arial" w:cs="Arial"/>
         </w:rPr>
-        <w:t>A análise do sistema tem como objetivo compreender a necessidade que motivou o desenvolvimento da aplicação e definir as funcionalidades e tecnologias que serão utilizadas para atender a essa demanda. O sistema proposto consiste em uma solução tecnológica voltada ao gerenciamento de tarefas no ambiente supermercadista, permitindo a organização das atividades de reposição de produtos e o acompanhamento das tarefas realizadas pelos colaboradores.</w:t>
+        <w:t>O sistema proposto consiste em uma solução tecnológica voltada ao gerenciamento de tarefas no ambiente supermercadista, permitindo a organização das atividades de reposição de produtos e o acompanhamento das tarefas realizadas pelos colaboradores.</w:t>
       </w:r>
     </w:p>
     <w:p>
@@ -6860,6 +6615,7 @@
         <w:rPr>
           <w:rFonts w:ascii="Arial" w:hAnsi="Arial" w:cs="Arial"/>
         </w:rPr>
+        <w:lastRenderedPageBreak/>
         <w:t>Um dos principais problemas identificados nesse tipo de ambiente é a dificuldade de controle das atividades relacionadas à reposição de mercadorias nas prateleiras. Em muitos casos, a comunicação entre os colaboradores responsáveis pela reposição e os responsáveis pela gestão do setor ocorre de maneira informal, o que pode ocasionar atrasos na execução das tarefas, falta de organização nas atividades e dificuldade no acompanhamento das tarefas realizadas. Dessa forma, torna-se necessário o desenvolvimento de um sistema que permita registrar, organizar e acompanhar as atividades de forma mais eficiente.</w:t>
       </w:r>
     </w:p>
@@ -6875,14 +6631,7 @@
         <w:rPr>
           <w:rFonts w:ascii="Arial" w:hAnsi="Arial" w:cs="Arial"/>
         </w:rPr>
-        <w:t xml:space="preserve">Para atender a essa necessidade, o sistema contará com diversas funcionalidades voltadas ao gerenciamento das tarefas e à organização das atividades da equipe. Entre as principais funcionalidades previstas estão o cadastro de usuários, criação e gerenciamento de tarefas, acompanhamento das atividades realizadas e visualização das tarefas por meio de uma aplicação web e de um aplicativo mobile. </w:t>
-      </w:r>
-      <w:r>
-        <w:rPr>
-          <w:rFonts w:ascii="Arial" w:hAnsi="Arial" w:cs="Arial"/>
-        </w:rPr>
-        <w:lastRenderedPageBreak/>
-        <w:t>Essas funcionalidades permitirão que gestores e colaboradores tenham acesso às informações em tempo real, facilitando a comunicação e o controle das atividades.</w:t>
+        <w:t>Para atender a essa necessidade, o sistema contará com diversas funcionalidades voltadas ao gerenciamento das tarefas e à organização das atividades da equipe. Entre as principais funcionalidades previstas estão o cadastro de usuários, criação e gerenciamento de tarefas, acompanhamento das atividades realizadas e visualização das tarefas por meio de uma aplicação web e de um aplicativo mobile. Essas funcionalidades permitirão que gestores e colaboradores tenham acesso às informações em tempo real, facilitando a comunicação e o controle das atividades.</w:t>
       </w:r>
     </w:p>
     <w:p>
@@ -6904,42 +6653,86 @@
         <w:rPr>
           <w:rStyle w:val="Forte"/>
           <w:rFonts w:ascii="Arial" w:hAnsi="Arial" w:cs="Arial"/>
-        </w:rPr>
-        <w:t>backend</w:t>
-      </w:r>
-      <w:proofErr w:type="spellEnd"/>
-      <w:r>
-        <w:rPr>
-          <w:rFonts w:ascii="Arial" w:hAnsi="Arial" w:cs="Arial"/>
-        </w:rPr>
-        <w:t xml:space="preserve"> será responsável pela lógica do sistema e pela comunicação com o banco de dados, sendo desenvolvido utilizando Node.js com o framework Express. O </w:t>
-      </w:r>
-      <w:proofErr w:type="spellStart"/>
+          <w:b w:val="0"/>
+          <w:bCs w:val="0"/>
+        </w:rPr>
+        <w:t>back</w:t>
+      </w:r>
       <w:r>
         <w:rPr>
           <w:rStyle w:val="Forte"/>
           <w:rFonts w:ascii="Arial" w:hAnsi="Arial" w:cs="Arial"/>
-        </w:rPr>
-        <w:t>frontend</w:t>
-      </w:r>
-      <w:proofErr w:type="spellEnd"/>
+          <w:b w:val="0"/>
+          <w:bCs w:val="0"/>
+        </w:rPr>
+        <w:t>-</w:t>
+      </w:r>
       <w:r>
         <w:rPr>
           <w:rStyle w:val="Forte"/>
           <w:rFonts w:ascii="Arial" w:hAnsi="Arial" w:cs="Arial"/>
-        </w:rPr>
-        <w:t xml:space="preserve"> web</w:t>
-      </w:r>
+          <w:b w:val="0"/>
+          <w:bCs w:val="0"/>
+        </w:rPr>
+        <w:t>end</w:t>
+      </w:r>
+      <w:proofErr w:type="spellEnd"/>
       <w:r>
         <w:rPr>
           <w:rFonts w:ascii="Arial" w:hAnsi="Arial" w:cs="Arial"/>
         </w:rPr>
-        <w:t xml:space="preserve"> será responsável pela interface de administração do sistema, permitindo o gerenciamento das tarefas e usuários por meio de uma interface interativa desenvolvida com Vite.js. Já o </w:t>
+        <w:t xml:space="preserve"> será responsável pela lógica do sistema e pela comunicação com o banco de dados, sendo desenvolvido utilizando Node.js com o framework Express. O </w:t>
       </w:r>
       <w:r>
         <w:rPr>
           <w:rStyle w:val="Forte"/>
           <w:rFonts w:ascii="Arial" w:hAnsi="Arial" w:cs="Arial"/>
+          <w:b w:val="0"/>
+          <w:bCs w:val="0"/>
+        </w:rPr>
+        <w:t>front</w:t>
+      </w:r>
+      <w:r>
+        <w:rPr>
+          <w:rStyle w:val="Forte"/>
+          <w:rFonts w:ascii="Arial" w:hAnsi="Arial" w:cs="Arial"/>
+          <w:b w:val="0"/>
+          <w:bCs w:val="0"/>
+        </w:rPr>
+        <w:t>-</w:t>
+      </w:r>
+      <w:proofErr w:type="spellStart"/>
+      <w:r>
+        <w:rPr>
+          <w:rStyle w:val="Forte"/>
+          <w:rFonts w:ascii="Arial" w:hAnsi="Arial" w:cs="Arial"/>
+          <w:b w:val="0"/>
+          <w:bCs w:val="0"/>
+        </w:rPr>
+        <w:t>end</w:t>
+      </w:r>
+      <w:proofErr w:type="spellEnd"/>
+      <w:r>
+        <w:rPr>
+          <w:rStyle w:val="Forte"/>
+          <w:rFonts w:ascii="Arial" w:hAnsi="Arial" w:cs="Arial"/>
+          <w:b w:val="0"/>
+          <w:bCs w:val="0"/>
+        </w:rPr>
+        <w:t xml:space="preserve"> web</w:t>
+      </w:r>
+      <w:r>
+        <w:rPr>
+          <w:rFonts w:ascii="Arial" w:hAnsi="Arial" w:cs="Arial"/>
+        </w:rPr>
+        <w:t xml:space="preserve"> será responsável pela interface de administração do sistema, permitindo o gerenciamento das tarefas e usuários por meio de uma interface interativa desenvolvida com Vite.js. Já o </w:t>
+      </w:r>
+      <w:r>
+        <w:rPr>
+          <w:rStyle w:val="Forte"/>
+          <w:rFonts w:ascii="Arial" w:hAnsi="Arial" w:cs="Arial"/>
+          <w:b w:val="0"/>
+          <w:bCs w:val="0"/>
         </w:rPr>
         <w:t>aplicativo mobile</w:t>
       </w:r>
@@ -6956,14 +6749,12 @@
         </w:rPr>
         <w:t>React</w:t>
       </w:r>
-      <w:proofErr w:type="spellEnd"/>
       <w:r>
         <w:rPr>
           <w:rFonts w:ascii="Arial" w:hAnsi="Arial" w:cs="Arial"/>
         </w:rPr>
-        <w:t xml:space="preserve"> </w:t>
-      </w:r>
-      <w:proofErr w:type="spellStart"/>
+        <w:t>-</w:t>
+      </w:r>
       <w:r>
         <w:rPr>
           <w:rFonts w:ascii="Arial" w:hAnsi="Arial" w:cs="Arial"/>
@@ -6997,7 +6788,19 @@
         <w:rPr>
           <w:rFonts w:ascii="Arial" w:hAnsi="Arial" w:cs="Arial"/>
         </w:rPr>
-        <w:t>backend</w:t>
+        <w:t>back</w:t>
+      </w:r>
+      <w:r>
+        <w:rPr>
+          <w:rFonts w:ascii="Arial" w:hAnsi="Arial" w:cs="Arial"/>
+        </w:rPr>
+        <w:t>-</w:t>
+      </w:r>
+      <w:r>
+        <w:rPr>
+          <w:rFonts w:ascii="Arial" w:hAnsi="Arial" w:cs="Arial"/>
+        </w:rPr>
+        <w:t>end</w:t>
       </w:r>
       <w:proofErr w:type="spellEnd"/>
       <w:r>
@@ -7013,14 +6816,13 @@
         </w:rPr>
         <w:t>React</w:t>
       </w:r>
-      <w:proofErr w:type="spellEnd"/>
       <w:r>
         <w:rPr>
           <w:rFonts w:ascii="Arial" w:hAnsi="Arial" w:cs="Arial"/>
-        </w:rPr>
-        <w:t xml:space="preserve"> </w:t>
-      </w:r>
-      <w:proofErr w:type="spellStart"/>
+          <w:bCs/>
+        </w:rPr>
+        <w:t>-</w:t>
+      </w:r>
       <w:r>
         <w:rPr>
           <w:rFonts w:ascii="Arial" w:hAnsi="Arial" w:cs="Arial"/>
@@ -7061,12 +6863,29 @@
         <w:rPr>
           <w:rFonts w:ascii="Arial" w:hAnsi="Arial" w:cs="Arial"/>
         </w:rPr>
-        <w:t xml:space="preserve">Além disso, o sistema contará com um banco de dados responsável por armazenar as informações relacionadas aos usuários, tarefas e atividades registradas na aplicação. A modelagem do banco de dados será representada por meio de diagramas como o </w:t>
+        <w:lastRenderedPageBreak/>
+        <w:t>Além disso, o sistema contará com um banco de dados responsável por armazenar as informações relacionadas aos usuários, tarefas e atividades registradas na aplicação. A modelagem do banco de dados será representada por meio de diagramas como</w:t>
+      </w:r>
+      <w:r>
+        <w:rPr>
+          <w:rFonts w:ascii="Arial" w:hAnsi="Arial" w:cs="Arial"/>
+        </w:rPr>
+        <w:t xml:space="preserve"> o</w:t>
+      </w:r>
+      <w:r>
+        <w:rPr>
+          <w:rFonts w:ascii="Arial" w:hAnsi="Arial" w:cs="Arial"/>
+          <w:b/>
+          <w:bCs/>
+        </w:rPr>
+        <w:t xml:space="preserve"> </w:t>
       </w:r>
       <w:r>
         <w:rPr>
           <w:rStyle w:val="Forte"/>
           <w:rFonts w:ascii="Arial" w:hAnsi="Arial" w:cs="Arial"/>
+          <w:b w:val="0"/>
+          <w:bCs w:val="0"/>
         </w:rPr>
         <w:t>Modelo Entidade-Relacionamento (MER)</w:t>
       </w:r>
@@ -7080,6 +6899,8 @@
         <w:rPr>
           <w:rStyle w:val="Forte"/>
           <w:rFonts w:ascii="Arial" w:hAnsi="Arial" w:cs="Arial"/>
+          <w:b w:val="0"/>
+          <w:bCs w:val="0"/>
         </w:rPr>
         <w:t>Diagrama Entidade-Relacionamento (DER)</w:t>
       </w:r>
@@ -7123,7 +6944,7 @@
           <w:b/>
         </w:rPr>
       </w:pPr>
-      <w:bookmarkStart w:id="22" w:name="_Toc193385941"/>
+      <w:bookmarkStart w:id="17" w:name="_Toc193385941"/>
       <w:r>
         <w:rPr>
           <w:b/>
@@ -7131,7 +6952,7 @@
         <w:lastRenderedPageBreak/>
         <w:t>CRONOGRAMA DAS ATIVIDADES/METAS</w:t>
       </w:r>
-      <w:bookmarkEnd w:id="22"/>
+      <w:bookmarkEnd w:id="17"/>
     </w:p>
     <w:p>
       <w:r>
@@ -9151,7 +8972,7 @@
           <w:b/>
         </w:rPr>
       </w:pPr>
-      <w:bookmarkStart w:id="23" w:name="_Toc193385942"/>
+      <w:bookmarkStart w:id="18" w:name="_Toc193385942"/>
       <w:r>
         <w:rPr>
           <w:b/>
@@ -9159,7 +8980,7 @@
         <w:lastRenderedPageBreak/>
         <w:t>OBJETIVOS</w:t>
       </w:r>
-      <w:bookmarkEnd w:id="23"/>
+      <w:bookmarkEnd w:id="18"/>
     </w:p>
     <w:p>
       <w:r>
@@ -9331,56 +9152,7 @@
         <w:pStyle w:val="Legenda"/>
         <w:keepNext/>
       </w:pPr>
-      <w:bookmarkStart w:id="24" w:name="_Toc193385905"/>
-    </w:p>
-    <w:bookmarkEnd w:id="24"/>
-    <w:p>
-      <w:pPr>
-        <w:jc w:val="center"/>
-      </w:pPr>
-    </w:p>
-    <w:p>
-      <w:pPr>
-        <w:jc w:val="center"/>
-        <w:rPr>
-          <w:sz w:val="20"/>
-        </w:rPr>
-      </w:pPr>
-      <w:r>
-        <w:rPr>
-          <w:sz w:val="20"/>
-        </w:rPr>
-        <w:t xml:space="preserve">Fonte: </w:t>
-      </w:r>
-      <w:r>
-        <w:rPr>
-          <w:sz w:val="20"/>
-        </w:rPr>
-        <w:t>Silva, 2023</w:t>
-      </w:r>
-    </w:p>
-    <w:p/>
-    <w:p>
-      <w:pPr>
-        <w:rPr>
-          <w:color w:val="FF0000"/>
-        </w:rPr>
-      </w:pPr>
-      <w:r>
-        <w:rPr>
-          <w:color w:val="FF0000"/>
-        </w:rPr>
-        <w:t>Tirar os objetivos da introdução e inserir aqui!</w:t>
-      </w:r>
-    </w:p>
-    <w:p>
-      <w:pPr>
-        <w:spacing w:after="200" w:line="276" w:lineRule="auto"/>
-        <w:jc w:val="left"/>
-      </w:pPr>
-      <w:r>
-        <w:br w:type="page"/>
-      </w:r>
+      <w:bookmarkStart w:id="19" w:name="_Toc193385905"/>
     </w:p>
     <w:p>
       <w:pPr>
@@ -9395,15 +9167,15 @@
           <w:b/>
         </w:rPr>
       </w:pPr>
-      <w:bookmarkStart w:id="25" w:name="_Toc193385943"/>
-      <w:r>
-        <w:rPr>
-          <w:b/>
-        </w:rPr>
-        <w:lastRenderedPageBreak/>
+      <w:bookmarkStart w:id="20" w:name="_Toc193385943"/>
+      <w:bookmarkEnd w:id="19"/>
+      <w:r>
+        <w:rPr>
+          <w:b/>
+        </w:rPr>
         <w:t>MATERIAIS E MÉTODOS</w:t>
       </w:r>
-      <w:bookmarkEnd w:id="25"/>
+      <w:bookmarkEnd w:id="20"/>
     </w:p>
     <w:p>
       <w:r>
@@ -9477,6 +9249,7 @@
         </w:numPr>
       </w:pPr>
       <w:r>
+        <w:lastRenderedPageBreak/>
         <w:t>Protótipo (opcional);</w:t>
       </w:r>
     </w:p>
@@ -9688,7 +9461,6 @@
           <w:sz w:val="20"/>
           <w:szCs w:val="20"/>
         </w:rPr>
-        <w:lastRenderedPageBreak/>
         <w:t>Trata-se de uma ferramenta leve e multiplataforma que está disponível para Windows, Mac OS e Linux, sendo executada nativamente em cada plataforma.</w:t>
       </w:r>
     </w:p>
@@ -9837,6 +9609,7 @@
     <w:p/>
     <w:p>
       <w:r>
+        <w:lastRenderedPageBreak/>
         <w:t>Segundo a Microsoft (2023) “</w:t>
       </w:r>
       <w:r>
@@ -9877,7 +9650,7 @@
           <w:highlight w:val="magenta"/>
         </w:rPr>
       </w:pPr>
-      <w:bookmarkStart w:id="26" w:name="_Toc193385944"/>
+      <w:bookmarkStart w:id="21" w:name="_Toc193385944"/>
       <w:r>
         <w:rPr>
           <w:b/>
@@ -9886,7 +9659,7 @@
         <w:lastRenderedPageBreak/>
         <w:t>ORÇAMENTO OU MEMORIAL DE CÁLCULO</w:t>
       </w:r>
-      <w:bookmarkEnd w:id="26"/>
+      <w:bookmarkEnd w:id="21"/>
     </w:p>
     <w:p>
       <w:r>
@@ -9907,9 +9680,9 @@
         <w:keepNext/>
         <w:spacing w:line="360" w:lineRule="auto"/>
       </w:pPr>
-      <w:bookmarkStart w:id="27" w:name="_Toc185257501"/>
-      <w:bookmarkStart w:id="28" w:name="_Toc193385919"/>
-      <w:bookmarkStart w:id="29" w:name="_Toc204796530"/>
+      <w:bookmarkStart w:id="22" w:name="_Toc185257501"/>
+      <w:bookmarkStart w:id="23" w:name="_Toc193385919"/>
+      <w:bookmarkStart w:id="24" w:name="_Toc204796530"/>
       <w:r>
         <w:t xml:space="preserve">Tabela </w:t>
       </w:r>
@@ -9937,9 +9710,9 @@
       <w:r>
         <w:t>. Exemplo de tabela de recursos.</w:t>
       </w:r>
-      <w:bookmarkEnd w:id="27"/>
-      <w:bookmarkEnd w:id="28"/>
-      <w:bookmarkEnd w:id="29"/>
+      <w:bookmarkEnd w:id="22"/>
+      <w:bookmarkEnd w:id="23"/>
+      <w:bookmarkEnd w:id="24"/>
     </w:p>
     <w:tbl>
       <w:tblPr>
@@ -10590,7 +10363,7 @@
           <w:b/>
         </w:rPr>
       </w:pPr>
-      <w:bookmarkStart w:id="30" w:name="_Toc193385945"/>
+      <w:bookmarkStart w:id="25" w:name="_Toc193385945"/>
       <w:r>
         <w:rPr>
           <w:b/>
@@ -10598,7 +10371,7 @@
         <w:lastRenderedPageBreak/>
         <w:t>MONITORAMENTO OU AVALIAÇÃO</w:t>
       </w:r>
-      <w:bookmarkEnd w:id="30"/>
+      <w:bookmarkEnd w:id="25"/>
     </w:p>
     <w:p/>
     <w:p>
@@ -10615,7 +10388,7 @@
           <w:bCs/>
         </w:rPr>
       </w:pPr>
-      <w:bookmarkStart w:id="31" w:name="_Toc193385946"/>
+      <w:bookmarkStart w:id="26" w:name="_Toc193385946"/>
       <w:r>
         <w:rPr>
           <w:b/>
@@ -10637,7 +10410,7 @@
         </w:rPr>
         <w:t>)</w:t>
       </w:r>
-      <w:bookmarkEnd w:id="31"/>
+      <w:bookmarkEnd w:id="26"/>
     </w:p>
     <w:p/>
     <w:p/>
@@ -10659,7 +10432,7 @@
           <w:bCs/>
         </w:rPr>
       </w:pPr>
-      <w:bookmarkStart w:id="32" w:name="_Toc193385947"/>
+      <w:bookmarkStart w:id="27" w:name="_Toc193385947"/>
       <w:r>
         <w:rPr>
           <w:b/>
@@ -10667,7 +10440,7 @@
         </w:rPr>
         <w:t>Dicionário de dados (DD)</w:t>
       </w:r>
-      <w:bookmarkEnd w:id="32"/>
+      <w:bookmarkEnd w:id="27"/>
     </w:p>
     <w:p/>
     <w:p/>
@@ -10702,7 +10475,7 @@
           <w:bCs/>
         </w:rPr>
       </w:pPr>
-      <w:bookmarkStart w:id="33" w:name="_Toc193385948"/>
+      <w:bookmarkStart w:id="28" w:name="_Toc193385948"/>
       <w:r>
         <w:rPr>
           <w:b/>
@@ -10756,7 +10529,7 @@
         </w:rPr>
         <w:t>)</w:t>
       </w:r>
-      <w:bookmarkEnd w:id="33"/>
+      <w:bookmarkEnd w:id="28"/>
     </w:p>
     <w:p/>
     <w:p>
@@ -10764,7 +10537,7 @@
         <w:pStyle w:val="Legenda"/>
         <w:keepNext/>
       </w:pPr>
-      <w:bookmarkStart w:id="34" w:name="_Toc193385906"/>
+      <w:bookmarkStart w:id="29" w:name="_Toc193385906"/>
       <w:r>
         <w:t xml:space="preserve">Figura </w:t>
       </w:r>
@@ -10792,7 +10565,7 @@
       <w:r>
         <w:t>. Exemplo 1 de DFD.</w:t>
       </w:r>
-      <w:bookmarkEnd w:id="34"/>
+      <w:bookmarkEnd w:id="29"/>
     </w:p>
     <w:p>
       <w:r>
@@ -10868,7 +10641,7 @@
         <w:pStyle w:val="Legenda"/>
         <w:keepNext/>
       </w:pPr>
-      <w:bookmarkStart w:id="35" w:name="_Toc193385907"/>
+      <w:bookmarkStart w:id="30" w:name="_Toc193385907"/>
       <w:r>
         <w:lastRenderedPageBreak/>
         <w:t xml:space="preserve">Figura </w:t>
@@ -10897,7 +10670,7 @@
       <w:r>
         <w:t>.Exemplo 2 de DFD</w:t>
       </w:r>
-      <w:bookmarkEnd w:id="35"/>
+      <w:bookmarkEnd w:id="30"/>
     </w:p>
     <w:p>
       <w:r>
@@ -10989,7 +10762,7 @@
         <w:pStyle w:val="Legenda"/>
         <w:keepNext/>
       </w:pPr>
-      <w:bookmarkStart w:id="36" w:name="_Toc193385908"/>
+      <w:bookmarkStart w:id="31" w:name="_Toc193385908"/>
       <w:r>
         <w:t xml:space="preserve">Figura </w:t>
       </w:r>
@@ -11017,7 +10790,7 @@
       <w:r>
         <w:t>. Área de trabalho da ferramenta draw.io.</w:t>
       </w:r>
-      <w:bookmarkEnd w:id="36"/>
+      <w:bookmarkEnd w:id="31"/>
     </w:p>
     <w:p>
       <w:r>
@@ -11102,7 +10875,7 @@
           <w:bCs/>
         </w:rPr>
       </w:pPr>
-      <w:bookmarkStart w:id="37" w:name="_Toc193385949"/>
+      <w:bookmarkStart w:id="32" w:name="_Toc193385949"/>
       <w:r>
         <w:rPr>
           <w:b/>
@@ -11111,7 +10884,7 @@
         <w:lastRenderedPageBreak/>
         <w:t>Projeto desenvolvido</w:t>
       </w:r>
-      <w:bookmarkEnd w:id="37"/>
+      <w:bookmarkEnd w:id="32"/>
     </w:p>
     <w:p/>
     <w:p>
@@ -11142,7 +10915,7 @@
           <w:bCs/>
         </w:rPr>
       </w:pPr>
-      <w:bookmarkStart w:id="38" w:name="_Toc193385950"/>
+      <w:bookmarkStart w:id="33" w:name="_Toc193385950"/>
       <w:r>
         <w:rPr>
           <w:b/>
@@ -11150,7 +10923,7 @@
         </w:rPr>
         <w:t>Política de Privacidade</w:t>
       </w:r>
-      <w:bookmarkEnd w:id="38"/>
+      <w:bookmarkEnd w:id="33"/>
     </w:p>
     <w:p/>
     <w:p>
@@ -11181,7 +10954,7 @@
           <w:bCs/>
         </w:rPr>
       </w:pPr>
-      <w:bookmarkStart w:id="39" w:name="_Toc193385951"/>
+      <w:bookmarkStart w:id="34" w:name="_Toc193385951"/>
       <w:r>
         <w:rPr>
           <w:b/>
@@ -11189,7 +10962,7 @@
         </w:rPr>
         <w:t>Termos de Uso</w:t>
       </w:r>
-      <w:bookmarkEnd w:id="39"/>
+      <w:bookmarkEnd w:id="34"/>
     </w:p>
     <w:p/>
     <w:p>
@@ -11228,7 +11001,7 @@
           <w:b/>
         </w:rPr>
       </w:pPr>
-      <w:bookmarkStart w:id="40" w:name="_Toc193385952"/>
+      <w:bookmarkStart w:id="35" w:name="_Toc193385952"/>
       <w:r>
         <w:rPr>
           <w:b/>
@@ -11236,7 +11009,7 @@
         <w:lastRenderedPageBreak/>
         <w:t>CONSIDERAÇÕES FINAIS</w:t>
       </w:r>
-      <w:bookmarkEnd w:id="40"/>
+      <w:bookmarkEnd w:id="35"/>
     </w:p>
     <w:p>
       <w:r>
@@ -11274,7 +11047,7 @@
           <w:b/>
         </w:rPr>
       </w:pPr>
-      <w:bookmarkStart w:id="41" w:name="_Toc193385953"/>
+      <w:bookmarkStart w:id="36" w:name="_Toc193385953"/>
       <w:r>
         <w:rPr>
           <w:b/>
@@ -11282,7 +11055,7 @@
         <w:lastRenderedPageBreak/>
         <w:t>REFERÊNCIAS</w:t>
       </w:r>
-      <w:bookmarkEnd w:id="41"/>
+      <w:bookmarkEnd w:id="36"/>
     </w:p>
     <w:p>
       <w:r>
@@ -11559,7 +11332,7 @@
           <w:b/>
         </w:rPr>
       </w:pPr>
-      <w:bookmarkStart w:id="42" w:name="_Toc193385954"/>
+      <w:bookmarkStart w:id="37" w:name="_Toc193385954"/>
       <w:r>
         <w:rPr>
           <w:b/>
@@ -11573,7 +11346,7 @@
         </w:rPr>
         <w:t>(s) (Elemento opcional)</w:t>
       </w:r>
-      <w:bookmarkEnd w:id="42"/>
+      <w:bookmarkEnd w:id="37"/>
     </w:p>
     <w:p>
       <w:r>
@@ -11594,7 +11367,7 @@
         <w:pStyle w:val="Legenda"/>
         <w:keepNext/>
       </w:pPr>
-      <w:bookmarkStart w:id="43" w:name="_Toc193385909"/>
+      <w:bookmarkStart w:id="38" w:name="_Toc193385909"/>
       <w:r>
         <w:t xml:space="preserve">Figura </w:t>
       </w:r>
@@ -11622,7 +11395,7 @@
       <w:r>
         <w:t>. Exemplo de identificação de apêndices.</w:t>
       </w:r>
-      <w:bookmarkEnd w:id="43"/>
+      <w:bookmarkEnd w:id="38"/>
     </w:p>
     <w:p>
       <w:r>
@@ -11711,7 +11484,7 @@
           <w:b/>
         </w:rPr>
       </w:pPr>
-      <w:bookmarkStart w:id="44" w:name="_Toc193385955"/>
+      <w:bookmarkStart w:id="39" w:name="_Toc193385955"/>
       <w:r>
         <w:rPr>
           <w:b/>
@@ -11731,7 +11504,7 @@
         </w:rPr>
         <w:t>(Elemento opcional)</w:t>
       </w:r>
-      <w:bookmarkEnd w:id="44"/>
+      <w:bookmarkEnd w:id="39"/>
     </w:p>
     <w:p>
       <w:r>
@@ -11744,7 +11517,7 @@
         <w:pStyle w:val="Legenda"/>
         <w:keepNext/>
       </w:pPr>
-      <w:bookmarkStart w:id="45" w:name="_Toc193385910"/>
+      <w:bookmarkStart w:id="40" w:name="_Toc193385910"/>
       <w:r>
         <w:t xml:space="preserve">Figura </w:t>
       </w:r>
@@ -11772,7 +11545,7 @@
       <w:r>
         <w:t>. Exemplo de identificação de anexos.</w:t>
       </w:r>
-      <w:bookmarkEnd w:id="45"/>
+      <w:bookmarkEnd w:id="40"/>
     </w:p>
     <w:p>
       <w:r>
@@ -11904,7 +11677,7 @@
       </w:r>
     </w:p>
   </w:comment>
-  <w:comment w:id="12" w:author="Caroline de Oliveira Ferraz" w:date="2025-07-30T19:38:00Z" w:initials="CdOF">
+  <w:comment w:id="7" w:author="Caroline de Oliveira Ferraz" w:date="2025-07-30T19:38:00Z" w:initials="CdOF">
     <w:p>
       <w:pPr>
         <w:pStyle w:val="Textodecomentrio"/>
@@ -11920,7 +11693,7 @@
       </w:r>
     </w:p>
   </w:comment>
-  <w:comment w:id="15" w:author="Caroline Ferraz" w:date="2025-03-20T17:28:00Z" w:initials="CF">
+  <w:comment w:id="10" w:author="Caroline Ferraz" w:date="2025-03-20T17:28:00Z" w:initials="CF">
     <w:p>
       <w:pPr>
         <w:pStyle w:val="Textodecomentrio"/>
@@ -11937,7 +11710,7 @@
       </w:r>
     </w:p>
   </w:comment>
-  <w:comment w:id="17" w:author="Caroline Ferraz" w:date="2025-03-20T17:42:00Z" w:initials="CF">
+  <w:comment w:id="12" w:author="Caroline Ferraz" w:date="2025-03-20T17:42:00Z" w:initials="CF">
     <w:p>
       <w:pPr>
         <w:pStyle w:val="Textodecomentrio"/>
@@ -11954,7 +11727,7 @@
       </w:r>
     </w:p>
   </w:comment>
-  <w:comment w:id="21" w:author="Caroline Ferraz" w:date="2025-03-20T17:42:00Z" w:initials="CF">
+  <w:comment w:id="16" w:author="Caroline Ferraz" w:date="2025-03-20T17:42:00Z" w:initials="CF">
     <w:p>
       <w:pPr>
         <w:pStyle w:val="Textodecomentrio"/>
@@ -11978,7 +11751,7 @@
 <w15:commentsEx xmlns:wpc="http://schemas.microsoft.com/office/word/2010/wordprocessingCanvas" xmlns:cx="http://schemas.microsoft.com/office/drawing/2014/chartex" xmlns:cx1="http://schemas.microsoft.com/office/drawing/2015/9/8/chartex" xmlns:cx2="http://schemas.microsoft.com/office/drawing/2015/10/21/chartex" xmlns:cx3="http://schemas.microsoft.com/office/drawing/2016/5/9/chartex" xmlns:cx4="http://schemas.microsoft.com/office/drawing/2016/5/10/chartex" xmlns:cx5="http://schemas.microsoft.com/office/drawing/2016/5/11/chartex" xmlns:cx6="http://schemas.microsoft.com/office/drawing/2016/5/12/chartex" xmlns:cx7="http://schemas.microsoft.com/office/drawing/2016/5/13/chartex" xmlns:cx8="http://schemas.microsoft.com/office/drawing/2016/5/14/chartex" xmlns:mc="http://schemas.openxmlformats.org/markup-compatibility/2006" xmlns:aink="http://schemas.microsoft.com/office/drawing/2016/ink" xmlns:am3d="http://schemas.microsoft.com/office/drawing/2017/model3d" xmlns:o="urn:schemas-microsoft-com:office:office" xmlns:oel="http://schemas.microsoft.com/office/2019/extlst" xmlns:r="http://schemas.openxmlformats.org/officeDocument/2006/relationships" xmlns:m="http://schemas.openxmlformats.org/officeDocument/2006/math" xmlns:v="urn:schemas-microsoft-com:vml" xmlns:wp14="http://schemas.microsoft.com/office/word/2010/wordprocessingDrawing" xmlns:wp="http://schemas.openxmlformats.org/drawingml/2006/wordprocessingDrawing" xmlns:w10="urn:schemas-microsoft-com:office:word" xmlns:w="http://schemas.openxmlformats.org/wordprocessingml/2006/main" xmlns:w14="http://schemas.microsoft.com/office/word/2010/wordml" xmlns:w15="http://schemas.microsoft.com/office/word/2012/wordml" xmlns:w16cex="http://schemas.microsoft.com/office/word/2018/wordml/cex" xmlns:w16cid="http://schemas.microsoft.com/office/word/2016/wordml/cid" xmlns:w16="http://schemas.microsoft.com/office/word/2018/wordml" xmlns:w16sdtdh="http://schemas.microsoft.com/office/word/2020/wordml/sdtdatahash" xmlns:w16se="http://schemas.microsoft.com/office/word/2015/wordml/symex" xmlns:wpg="http://schemas.microsoft.com/office/word/2010/wordprocessingGroup" xmlns:wpi="http://schemas.microsoft.com/office/word/2010/wordprocessingInk" xmlns:wne="http://schemas.microsoft.com/office/word/2006/wordml" xmlns:wps="http://schemas.microsoft.com/office/word/2010/wordprocessingShape" mc:Ignorable="w14 w15 w16se w16cid w16 w16cex w16sdtdh wp14">
   <w15:commentEx w15:paraId="2F2BB659" w15:done="0"/>
   <w15:commentEx w15:paraId="591CD5AD" w15:done="0"/>
-  <w15:commentEx w15:paraId="1EAC6F8E" w15:done="0"/>
+  <w15:commentEx w15:paraId="276D3BA1" w15:done="0"/>
   <w15:commentEx w15:paraId="436FB468" w15:done="0"/>
   <w15:commentEx w15:paraId="65C48741" w15:done="0"/>
   <w15:commentEx w15:paraId="2CC1A2AD" w15:done="0"/>
@@ -11999,7 +11772,7 @@
 <w16cid:commentsIds xmlns:wpc="http://schemas.microsoft.com/office/word/2010/wordprocessingCanvas" xmlns:cx="http://schemas.microsoft.com/office/drawing/2014/chartex" xmlns:cx1="http://schemas.microsoft.com/office/drawing/2015/9/8/chartex" xmlns:cx2="http://schemas.microsoft.com/office/drawing/2015/10/21/chartex" xmlns:cx3="http://schemas.microsoft.com/office/drawing/2016/5/9/chartex" xmlns:cx4="http://schemas.microsoft.com/office/drawing/2016/5/10/chartex" xmlns:cx5="http://schemas.microsoft.com/office/drawing/2016/5/11/chartex" xmlns:cx6="http://schemas.microsoft.com/office/drawing/2016/5/12/chartex" xmlns:cx7="http://schemas.microsoft.com/office/drawing/2016/5/13/chartex" xmlns:cx8="http://schemas.microsoft.com/office/drawing/2016/5/14/chartex" xmlns:mc="http://schemas.openxmlformats.org/markup-compatibility/2006" xmlns:aink="http://schemas.microsoft.com/office/drawing/2016/ink" xmlns:am3d="http://schemas.microsoft.com/office/drawing/2017/model3d" xmlns:o="urn:schemas-microsoft-com:office:office" xmlns:oel="http://schemas.microsoft.com/office/2019/extlst" xmlns:r="http://schemas.openxmlformats.org/officeDocument/2006/relationships" xmlns:m="http://schemas.openxmlformats.org/officeDocument/2006/math" xmlns:v="urn:schemas-microsoft-com:vml" xmlns:wp14="http://schemas.microsoft.com/office/word/2010/wordprocessingDrawing" xmlns:wp="http://schemas.openxmlformats.org/drawingml/2006/wordprocessingDrawing" xmlns:w10="urn:schemas-microsoft-com:office:word" xmlns:w="http://schemas.openxmlformats.org/wordprocessingml/2006/main" xmlns:w14="http://schemas.microsoft.com/office/word/2010/wordml" xmlns:w15="http://schemas.microsoft.com/office/word/2012/wordml" xmlns:w16cex="http://schemas.microsoft.com/office/word/2018/wordml/cex" xmlns:w16cid="http://schemas.microsoft.com/office/word/2016/wordml/cid" xmlns:w16="http://schemas.microsoft.com/office/word/2018/wordml" xmlns:w16sdtdh="http://schemas.microsoft.com/office/word/2020/wordml/sdtdatahash" xmlns:w16se="http://schemas.microsoft.com/office/word/2015/wordml/symex" xmlns:wpg="http://schemas.microsoft.com/office/word/2010/wordprocessingGroup" xmlns:wpi="http://schemas.microsoft.com/office/word/2010/wordprocessingInk" xmlns:wne="http://schemas.microsoft.com/office/word/2006/wordml" xmlns:wps="http://schemas.microsoft.com/office/word/2010/wordprocessingShape" mc:Ignorable="w14 w15 w16se w16cid w16 w16cex w16sdtdh wp14">
   <w16cid:commentId w16cid:paraId="2F2BB659" w16cid:durableId="2B85A460"/>
   <w16cid:commentId w16cid:paraId="591CD5AD" w16cid:durableId="20B97E3F"/>
-  <w16cid:commentId w16cid:paraId="1EAC6F8E" w16cid:durableId="2C34F32A"/>
+  <w16cid:commentId w16cid:paraId="276D3BA1" w16cid:durableId="2C34F32A"/>
   <w16cid:commentId w16cid:paraId="436FB468" w16cid:durableId="2C34F34D"/>
   <w16cid:commentId w16cid:paraId="65C48741" w16cid:durableId="0B192AE4"/>
   <w16cid:commentId w16cid:paraId="2CC1A2AD" w16cid:durableId="6ADD2C6D"/>
@@ -12155,7 +11928,7 @@
             </wp:anchor>
           </w:drawing>
         </mc:Choice>
-        <mc:Fallback xmlns:w16sdtfl="http://schemas.microsoft.com/office/word/2024/wordml/sdtformatlock" xmlns:w16du="http://schemas.microsoft.com/office/word/2023/wordml/word16du">
+        <mc:Fallback xmlns:w16du="http://schemas.microsoft.com/office/word/2023/wordml/word16du" xmlns:w16sdtfl="http://schemas.microsoft.com/office/word/2024/wordml/sdtformatlock">
           <w:pict>
             <v:group w14:anchorId="05FC6A63" id="Agrupar 1" o:spid="_x0000_s1026" style="position:absolute;margin-left:0;margin-top:-15.65pt;width:495.6pt;height:64.5pt;z-index:251659264;mso-position-horizontal:center;mso-position-horizontal-relative:page" coordsize="62941,8191" o:gfxdata="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">
               <v:shapetype id="_x0000_t75" coordsize="21600,21600" o:spt="75" o:preferrelative="t" path="m@4@5l@4@11@9@11@9@5xe" filled="f" stroked="f">
@@ -12213,6 +11986,7 @@
         <w:docPartUnique/>
       </w:docPartObj>
     </w:sdtPr>
+    <w:sdtEndPr/>
     <w:sdtContent>
       <w:p>
         <w:pPr>
@@ -14275,7 +14049,6 @@
     <w:name w:val="Normal (Web)"/>
     <w:basedOn w:val="Normal"/>
     <w:uiPriority w:val="99"/>
-    <w:semiHidden/>
     <w:unhideWhenUsed/>
     <w:rsid w:val="00547EB0"/>
     <w:pPr>
@@ -14298,6 +14071,11 @@
       <w:b/>
       <w:bCs/>
     </w:rPr>
+  </w:style>
+  <w:style w:type="character" w:customStyle="1" w:styleId="whitespace-normal">
+    <w:name w:val="whitespace-normal"/>
+    <w:basedOn w:val="Fontepargpadro"/>
+    <w:rsid w:val="00CA220E"/>
   </w:style>
 </w:styles>
 </file>
@@ -14588,6 +14366,19 @@
 </file>
 
 <file path=customXml/item1.xml><?xml version="1.0" encoding="utf-8"?>
+<?mso-contentType ?>
+<FormTemplates xmlns="http://schemas.microsoft.com/sharepoint/v3/contenttype/forms">
+  <Display>DocumentLibraryForm</Display>
+  <Edit>DocumentLibraryForm</Edit>
+  <New>DocumentLibraryForm</New>
+</FormTemplates>
+</file>
+
+<file path=customXml/item2.xml><?xml version="1.0" encoding="utf-8"?>
+<b:Sources xmlns:b="http://schemas.openxmlformats.org/officeDocument/2006/bibliography" xmlns="http://schemas.openxmlformats.org/officeDocument/2006/bibliography" SelectedStyle="\APA.XSL" StyleName="APA"/>
+</file>
+
+<file path=customXml/item3.xml><?xml version="1.0" encoding="utf-8"?>
 <ct:contentTypeSchema xmlns:ct="http://schemas.microsoft.com/office/2006/metadata/contentType" xmlns:ma="http://schemas.microsoft.com/office/2006/metadata/properties/metaAttributes" ct:_="" ma:_="" ma:contentTypeName="Documento" ma:contentTypeID="0x01010079E85AF13E1D6948BAEBBC3E299C7A4C" ma:contentTypeVersion="11" ma:contentTypeDescription="Crie um novo documento." ma:contentTypeScope="" ma:versionID="9903338d6f6ebf8d9f52e57d695b90e0">
   <xsd:schema xmlns:xsd="http://www.w3.org/2001/XMLSchema" xmlns:xs="http://www.w3.org/2001/XMLSchema" xmlns:p="http://schemas.microsoft.com/office/2006/metadata/properties" xmlns:ns2="1c99b82c-450d-407b-8685-188b0222f857" xmlns:ns3="ec9326a9-796b-4177-81ae-8ce46d6874ce" targetNamespace="http://schemas.microsoft.com/office/2006/metadata/properties" ma:root="true" ma:fieldsID="27025b9af28ab54196939bbeabbec0a9" ns2:_="" ns3:_="">
     <xsd:import namespace="1c99b82c-450d-407b-8685-188b0222f857"/>
@@ -14776,20 +14567,23 @@
 </ct:contentTypeSchema>
 </file>
 
-<file path=customXml/item2.xml><?xml version="1.0" encoding="utf-8"?>
-<b:Sources xmlns:b="http://schemas.openxmlformats.org/officeDocument/2006/bibliography" xmlns="http://schemas.openxmlformats.org/officeDocument/2006/bibliography" SelectedStyle="\APA.XSL" StyleName="APA"/>
+<file path=customXml/itemProps1.xml><?xml version="1.0" encoding="utf-8"?>
+<ds:datastoreItem xmlns:ds="http://schemas.openxmlformats.org/officeDocument/2006/customXml" ds:itemID="{19856E04-179F-401F-8246-BA08537D6152}">
+  <ds:schemaRefs>
+    <ds:schemaRef ds:uri="http://schemas.microsoft.com/sharepoint/v3/contenttype/forms"/>
+  </ds:schemaRefs>
+</ds:datastoreItem>
 </file>
 
-<file path=customXml/item3.xml><?xml version="1.0" encoding="utf-8"?>
-<?mso-contentType ?>
-<FormTemplates xmlns="http://schemas.microsoft.com/sharepoint/v3/contenttype/forms">
-  <Display>DocumentLibraryForm</Display>
-  <Edit>DocumentLibraryForm</Edit>
-  <New>DocumentLibraryForm</New>
-</FormTemplates>
+<file path=customXml/itemProps2.xml><?xml version="1.0" encoding="utf-8"?>
+<ds:datastoreItem xmlns:ds="http://schemas.openxmlformats.org/officeDocument/2006/customXml" ds:itemID="{6D1FBB9A-856D-43D0-A2C9-AA3DEE8D1533}">
+  <ds:schemaRefs>
+    <ds:schemaRef ds:uri="http://schemas.openxmlformats.org/officeDocument/2006/bibliography"/>
+  </ds:schemaRefs>
+</ds:datastoreItem>
 </file>
 
-<file path=customXml/itemProps1.xml><?xml version="1.0" encoding="utf-8"?>
+<file path=customXml/itemProps3.xml><?xml version="1.0" encoding="utf-8"?>
 <ds:datastoreItem xmlns:ds="http://schemas.openxmlformats.org/officeDocument/2006/customXml" ds:itemID="{F9562963-6458-4B09-8DDA-F09296948AA7}">
   <ds:schemaRefs>
     <ds:schemaRef ds:uri="http://schemas.microsoft.com/office/2006/metadata/contentType"/>
@@ -14806,20 +14600,4 @@
     <ds:schemaRef ds:uri="http://schemas.microsoft.com/internal/obd"/>
   </ds:schemaRefs>
 </ds:datastoreItem>
-</file>
-
-<file path=customXml/itemProps2.xml><?xml version="1.0" encoding="utf-8"?>
-<ds:datastoreItem xmlns:ds="http://schemas.openxmlformats.org/officeDocument/2006/customXml" ds:itemID="{6D1FBB9A-856D-43D0-A2C9-AA3DEE8D1533}">
-  <ds:schemaRefs>
-    <ds:schemaRef ds:uri="http://schemas.openxmlformats.org/officeDocument/2006/bibliography"/>
-  </ds:schemaRefs>
-</ds:datastoreItem>
-</file>
-
-<file path=customXml/itemProps3.xml><?xml version="1.0" encoding="utf-8"?>
-<ds:datastoreItem xmlns:ds="http://schemas.openxmlformats.org/officeDocument/2006/customXml" ds:itemID="{19856E04-179F-401F-8246-BA08537D6152}">
-  <ds:schemaRefs>
-    <ds:schemaRef ds:uri="http://schemas.microsoft.com/sharepoint/v3/contenttype/forms"/>
-  </ds:schemaRefs>
-</ds:datastoreItem>
 </file>
--- a/TCC DEFINITIVO 04-03-2026/Gestão de Tarefas prof carol.docx
+++ b/TCC DEFINITIVO 04-03-2026/Gestão de Tarefas prof carol.docx
@@ -2511,7 +2511,6 @@
           <w:docPartUnique/>
         </w:docPartObj>
       </w:sdtPr>
-      <w:sdtEndPr/>
       <w:sdtContent>
         <w:p>
           <w:pPr>
@@ -7315,7 +7314,7 @@
               <w:rPr>
                 <w:sz w:val="22"/>
               </w:rPr>
-              <w:t>x</w:t>
+              <w:t>X</w:t>
             </w:r>
           </w:p>
         </w:tc>
@@ -7332,12 +7331,6 @@
                 <w:sz w:val="22"/>
               </w:rPr>
             </w:pPr>
-            <w:r>
-              <w:rPr>
-                <w:sz w:val="22"/>
-              </w:rPr>
-              <w:t>x</w:t>
-            </w:r>
           </w:p>
         </w:tc>
         <w:tc>
@@ -7452,6 +7445,12 @@
                 <w:sz w:val="22"/>
               </w:rPr>
             </w:pPr>
+            <w:r>
+              <w:rPr>
+                <w:sz w:val="22"/>
+              </w:rPr>
+              <w:t>X</w:t>
+            </w:r>
           </w:p>
         </w:tc>
         <w:tc>
@@ -7566,6 +7565,12 @@
                 <w:sz w:val="22"/>
               </w:rPr>
             </w:pPr>
+            <w:r>
+              <w:rPr>
+                <w:sz w:val="22"/>
+              </w:rPr>
+              <w:t>X</w:t>
+            </w:r>
           </w:p>
         </w:tc>
         <w:tc>
@@ -7581,6 +7586,12 @@
                 <w:sz w:val="22"/>
               </w:rPr>
             </w:pPr>
+            <w:r>
+              <w:rPr>
+                <w:sz w:val="22"/>
+              </w:rPr>
+              <w:t>X</w:t>
+            </w:r>
           </w:p>
         </w:tc>
         <w:tc>
@@ -7695,6 +7706,12 @@
                 <w:sz w:val="22"/>
               </w:rPr>
             </w:pPr>
+            <w:r>
+              <w:rPr>
+                <w:sz w:val="22"/>
+              </w:rPr>
+              <w:t>X</w:t>
+            </w:r>
           </w:p>
         </w:tc>
         <w:tc>
@@ -7824,6 +7841,12 @@
                 <w:sz w:val="22"/>
               </w:rPr>
             </w:pPr>
+            <w:r>
+              <w:rPr>
+                <w:sz w:val="22"/>
+              </w:rPr>
+              <w:t>X</w:t>
+            </w:r>
           </w:p>
         </w:tc>
         <w:tc>
@@ -7938,6 +7961,12 @@
                 <w:sz w:val="22"/>
               </w:rPr>
             </w:pPr>
+            <w:r>
+              <w:rPr>
+                <w:sz w:val="22"/>
+              </w:rPr>
+              <w:t>X</w:t>
+            </w:r>
           </w:p>
         </w:tc>
         <w:tc>
@@ -8257,7 +8286,13 @@
               <w:rPr>
                 <w:sz w:val="22"/>
               </w:rPr>
-              <w:t>Desenvolvimento do Leiaute</w:t>
+              <w:t>Desenvolvimento do L</w:t>
+            </w:r>
+            <w:r>
+              <w:rPr>
+                <w:sz w:val="22"/>
+              </w:rPr>
+              <w:t>ayout</w:t>
             </w:r>
           </w:p>
         </w:tc>
@@ -8517,6 +8552,12 @@
                 <w:sz w:val="22"/>
               </w:rPr>
             </w:pPr>
+            <w:r>
+              <w:rPr>
+                <w:sz w:val="22"/>
+              </w:rPr>
+              <w:t>X</w:t>
+            </w:r>
           </w:p>
         </w:tc>
         <w:tc>
@@ -8532,6 +8573,12 @@
                 <w:sz w:val="22"/>
               </w:rPr>
             </w:pPr>
+            <w:r>
+              <w:rPr>
+                <w:sz w:val="22"/>
+              </w:rPr>
+              <w:t>X</w:t>
+            </w:r>
           </w:p>
         </w:tc>
         <w:tc>
@@ -8661,6 +8708,12 @@
                 <w:sz w:val="22"/>
               </w:rPr>
             </w:pPr>
+            <w:r>
+              <w:rPr>
+                <w:sz w:val="22"/>
+              </w:rPr>
+              <w:t>X</w:t>
+            </w:r>
           </w:p>
         </w:tc>
         <w:tc>
@@ -8676,6 +8729,12 @@
                 <w:sz w:val="22"/>
               </w:rPr>
             </w:pPr>
+            <w:r>
+              <w:rPr>
+                <w:sz w:val="22"/>
+              </w:rPr>
+              <w:t>X</w:t>
+            </w:r>
           </w:p>
         </w:tc>
         <w:tc>
@@ -8790,6 +8849,12 @@
                 <w:sz w:val="22"/>
               </w:rPr>
             </w:pPr>
+            <w:r>
+              <w:rPr>
+                <w:sz w:val="22"/>
+              </w:rPr>
+              <w:t>X</w:t>
+            </w:r>
           </w:p>
         </w:tc>
         <w:tc>
@@ -11928,7 +11993,7 @@
             </wp:anchor>
           </w:drawing>
         </mc:Choice>
-        <mc:Fallback xmlns:w16du="http://schemas.microsoft.com/office/word/2023/wordml/word16du" xmlns:w16sdtfl="http://schemas.microsoft.com/office/word/2024/wordml/sdtformatlock">
+        <mc:Fallback xmlns:w16sdtfl="http://schemas.microsoft.com/office/word/2024/wordml/sdtformatlock" xmlns:w16du="http://schemas.microsoft.com/office/word/2023/wordml/word16du">
           <w:pict>
             <v:group w14:anchorId="05FC6A63" id="Agrupar 1" o:spid="_x0000_s1026" style="position:absolute;margin-left:0;margin-top:-15.65pt;width:495.6pt;height:64.5pt;z-index:251659264;mso-position-horizontal:center;mso-position-horizontal-relative:page" coordsize="62941,8191" o:gfxdata="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">
               <v:shapetype id="_x0000_t75" coordsize="21600,21600" o:spt="75" o:preferrelative="t" path="m@4@5l@4@11@9@11@9@5xe" filled="f" stroked="f">
@@ -11986,7 +12051,6 @@
         <w:docPartUnique/>
       </w:docPartObj>
     </w:sdtPr>
-    <w:sdtEndPr/>
     <w:sdtContent>
       <w:p>
         <w:pPr>
@@ -13624,6 +13688,7 @@
   <w:style w:type="character" w:default="1" w:styleId="Fontepargpadro">
     <w:name w:val="Default Paragraph Font"/>
     <w:uiPriority w:val="1"/>
+    <w:semiHidden/>
     <w:unhideWhenUsed/>
   </w:style>
   <w:style w:type="table" w:default="1" w:styleId="Tabelanormal">
@@ -14366,16 +14431,16 @@
 </file>
 
 <file path=customXml/item1.xml><?xml version="1.0" encoding="utf-8"?>
+<b:Sources xmlns:b="http://schemas.openxmlformats.org/officeDocument/2006/bibliography" xmlns="http://schemas.openxmlformats.org/officeDocument/2006/bibliography" SelectedStyle="\APA.XSL" StyleName="APA"/>
+</file>
+
+<file path=customXml/item2.xml><?xml version="1.0" encoding="utf-8"?>
 <?mso-contentType ?>
 <FormTemplates xmlns="http://schemas.microsoft.com/sharepoint/v3/contenttype/forms">
   <Display>DocumentLibraryForm</Display>
   <Edit>DocumentLibraryForm</Edit>
   <New>DocumentLibraryForm</New>
 </FormTemplates>
-</file>
-
-<file path=customXml/item2.xml><?xml version="1.0" encoding="utf-8"?>
-<b:Sources xmlns:b="http://schemas.openxmlformats.org/officeDocument/2006/bibliography" xmlns="http://schemas.openxmlformats.org/officeDocument/2006/bibliography" SelectedStyle="\APA.XSL" StyleName="APA"/>
 </file>
 
 <file path=customXml/item3.xml><?xml version="1.0" encoding="utf-8"?>
@@ -14568,17 +14633,17 @@
 </file>
 
 <file path=customXml/itemProps1.xml><?xml version="1.0" encoding="utf-8"?>
-<ds:datastoreItem xmlns:ds="http://schemas.openxmlformats.org/officeDocument/2006/customXml" ds:itemID="{19856E04-179F-401F-8246-BA08537D6152}">
+<ds:datastoreItem xmlns:ds="http://schemas.openxmlformats.org/officeDocument/2006/customXml" ds:itemID="{6D1FBB9A-856D-43D0-A2C9-AA3DEE8D1533}">
   <ds:schemaRefs>
-    <ds:schemaRef ds:uri="http://schemas.microsoft.com/sharepoint/v3/contenttype/forms"/>
+    <ds:schemaRef ds:uri="http://schemas.openxmlformats.org/officeDocument/2006/bibliography"/>
   </ds:schemaRefs>
 </ds:datastoreItem>
 </file>
 
 <file path=customXml/itemProps2.xml><?xml version="1.0" encoding="utf-8"?>
-<ds:datastoreItem xmlns:ds="http://schemas.openxmlformats.org/officeDocument/2006/customXml" ds:itemID="{6D1FBB9A-856D-43D0-A2C9-AA3DEE8D1533}">
+<ds:datastoreItem xmlns:ds="http://schemas.openxmlformats.org/officeDocument/2006/customXml" ds:itemID="{19856E04-179F-401F-8246-BA08537D6152}">
   <ds:schemaRefs>
-    <ds:schemaRef ds:uri="http://schemas.openxmlformats.org/officeDocument/2006/bibliography"/>
+    <ds:schemaRef ds:uri="http://schemas.microsoft.com/sharepoint/v3/contenttype/forms"/>
   </ds:schemaRefs>
 </ds:datastoreItem>
 </file>

--- a/TCC DEFINITIVO 04-03-2026/Gestão de Tarefas prof carol.docx
+++ b/TCC DEFINITIVO 04-03-2026/Gestão de Tarefas prof carol.docx
@@ -5180,6 +5180,22 @@
     </w:p>
     <w:p>
       <w:pPr>
+        <w:spacing w:after="200" w:line="276" w:lineRule="auto"/>
+        <w:jc w:val="left"/>
+        <w:rPr>
+          <w:b/>
+        </w:rPr>
+      </w:pPr>
+      <w:bookmarkStart w:id="4" w:name="_Toc193385931"/>
+      <w:r>
+        <w:rPr>
+          <w:b/>
+        </w:rPr>
+        <w:br w:type="page"/>
+      </w:r>
+    </w:p>
+    <w:p>
+      <w:pPr>
         <w:pStyle w:val="PargrafodaLista"/>
         <w:numPr>
           <w:ilvl w:val="0"/>
@@ -5193,28 +5209,14 @@
           <w:b/>
         </w:rPr>
       </w:pPr>
-      <w:bookmarkStart w:id="4" w:name="_Toc193385931"/>
-      <w:r>
-        <w:rPr>
-          <w:b/>
-        </w:rPr>
-        <w:t xml:space="preserve">REFERENCIAL </w:t>
-      </w:r>
-      <w:commentRangeStart w:id="5"/>
-      <w:r>
-        <w:rPr>
-          <w:b/>
-        </w:rPr>
-        <w:t>TEÓRICO</w:t>
+      <w:r>
+        <w:rPr>
+          <w:b/>
+        </w:rPr>
+        <w:lastRenderedPageBreak/>
+        <w:t>REFERENCIAL TEÓRICO</w:t>
       </w:r>
       <w:bookmarkEnd w:id="4"/>
-      <w:commentRangeEnd w:id="5"/>
-      <w:r>
-        <w:rPr>
-          <w:rStyle w:val="Refdecomentrio"/>
-        </w:rPr>
-        <w:commentReference w:id="5"/>
-      </w:r>
     </w:p>
     <w:p>
       <w:pPr>
@@ -5224,7 +5226,6 @@
         <w:t>Transformação digital no setor varejista</w:t>
       </w:r>
     </w:p>
-    <w:p/>
     <w:p>
       <w:pPr>
         <w:pStyle w:val="PargrafodaLista"/>
@@ -5237,33 +5238,104 @@
       <w:pPr>
         <w:pStyle w:val="PargrafodaLista"/>
       </w:pPr>
+      <w:r>
+        <w:t xml:space="preserve">De acordo com </w:t>
+      </w:r>
+      <w:proofErr w:type="spellStart"/>
+      <w:r>
+        <w:t>Laudon</w:t>
+      </w:r>
+      <w:proofErr w:type="spellEnd"/>
+      <w:r>
+        <w:t xml:space="preserve"> e </w:t>
+      </w:r>
+      <w:proofErr w:type="spellStart"/>
+      <w:r>
+        <w:t>Laudon</w:t>
+      </w:r>
+      <w:proofErr w:type="spellEnd"/>
+      <w:r>
+        <w:t xml:space="preserve"> (2014), os sistemas de informação desempenham papel fundamental nas organizações modernas, pois permitem coletar, processar e distribuir informações relevantes para o funcionamento das empresas. No ambiente empresarial, essas ferramentas contribuem para melhorar a comunicação interna, aumentar a produtividade e otimizar os processos organizacionais.</w:t>
+      </w:r>
     </w:p>
     <w:p>
       <w:pPr>
         <w:pStyle w:val="PargrafodaLista"/>
       </w:pPr>
-      <w:r>
-        <w:t xml:space="preserve">De acordo com </w:t>
+    </w:p>
+    <w:p>
+      <w:pPr>
+        <w:pStyle w:val="PargrafodaLista"/>
+      </w:pPr>
+      <w:r>
+        <w:t xml:space="preserve">Segundo </w:t>
       </w:r>
       <w:proofErr w:type="spellStart"/>
       <w:r>
-        <w:t>Laudon</w:t>
+        <w:t>Turban</w:t>
       </w:r>
       <w:proofErr w:type="spellEnd"/>
       <w:r>
-        <w:t xml:space="preserve"> e </w:t>
+        <w:t xml:space="preserve"> et al. (2013), a digitalização dos processos empresariais possibilita maior controle sobre as atividades realizadas dentro das organizações, além de permitir o acompanhamento das operações em tempo real. No setor varejista, essa transformação tem sido impulsionada pela necessidade de aumentar a eficiência operacional e melhorar a experiência dos clientes.</w:t>
+      </w:r>
+    </w:p>
+    <w:p>
+      <w:pPr>
+        <w:pStyle w:val="PargrafodaLista"/>
+      </w:pPr>
+    </w:p>
+    <w:p>
+      <w:pPr>
+        <w:pStyle w:val="PargrafodaLista"/>
+      </w:pPr>
+      <w:r>
+        <w:t>Além disso, a crescente competitividade no mercado exige que as empresas busquem constantemente novas soluções tecnológicas capazes de melhorar a organização das atividades e facilitar o gerenciamento das equipes. Nesse contexto, a utilização de sistemas digitais voltados para a gestão de processos e tarefas torna-se cada vez mais relevante.</w:t>
+      </w:r>
+    </w:p>
+    <w:p>
+      <w:pPr>
+        <w:pStyle w:val="PargrafodaLista"/>
+      </w:pPr>
+    </w:p>
+    <w:p>
+      <w:pPr>
+        <w:pStyle w:val="Ttulo2"/>
+      </w:pPr>
+      <w:r>
+        <w:t xml:space="preserve"> Automação de processos no ambiente organizacional</w:t>
+      </w:r>
+    </w:p>
+    <w:p>
+      <w:pPr>
+        <w:pStyle w:val="PargrafodaLista"/>
+      </w:pPr>
+      <w:r>
+        <w:t xml:space="preserve">A automação de processos consiste na utilização de tecnologias para executar tarefas de forma mais eficiente, reduzindo a necessidade de intervenções manuais e minimizando a ocorrência de erros operacionais. Nas </w:t>
+      </w:r>
+      <w:r>
+        <w:lastRenderedPageBreak/>
+        <w:t>empresas, a automação tem sido amplamente utilizada para melhorar a organização das atividades, aumentar a produtividade e reduzir custos.</w:t>
+      </w:r>
+    </w:p>
+    <w:p>
+      <w:pPr>
+        <w:pStyle w:val="PargrafodaLista"/>
+      </w:pPr>
+    </w:p>
+    <w:p>
+      <w:pPr>
+        <w:pStyle w:val="PargrafodaLista"/>
+      </w:pPr>
+      <w:r>
+        <w:t xml:space="preserve">Segundo O’Brien e </w:t>
       </w:r>
       <w:proofErr w:type="spellStart"/>
       <w:r>
-        <w:t>Laudon</w:t>
+        <w:t>Marakas</w:t>
       </w:r>
       <w:proofErr w:type="spellEnd"/>
       <w:r>
-        <w:t xml:space="preserve"> (2014), os sistemas de informação desempenham papel fundamental nas organizações modernas, pois permitem coletar, processar e distribuir informações relevantes para o funcionamento das empresas. No ambiente empresarial, essas ferramentas contribuem para </w:t>
-      </w:r>
-      <w:r>
-        <w:lastRenderedPageBreak/>
-        <w:t>melhorar a comunicação interna, aumentar a produtividade e otimizar os processos organizacionais.</w:t>
+        <w:t xml:space="preserve"> (2013), os sistemas informatizados permitem integrar diferentes processos organizacionais, proporcionando maior controle das atividades realizadas pelos colaboradores. Dessa forma, gestores conseguem acompanhar o desempenho das operações e identificar possíveis falhas nos processos de trabalho.</w:t>
       </w:r>
     </w:p>
     <w:p>
@@ -5276,83 +5348,7 @@
         <w:pStyle w:val="PargrafodaLista"/>
       </w:pPr>
       <w:r>
-        <w:t xml:space="preserve">Segundo </w:t>
-      </w:r>
-      <w:proofErr w:type="spellStart"/>
-      <w:r>
-        <w:t>Turban</w:t>
-      </w:r>
-      <w:proofErr w:type="spellEnd"/>
-      <w:r>
-        <w:t xml:space="preserve"> et al. (2013), a digitalização dos processos empresariais possibilita maior controle sobre as atividades realizadas dentro das organizações, além de permitir o acompanhamento das operações em tempo real. No setor varejista, essa transformação tem sido impulsionada pela necessidade de aumentar a eficiência operacional e melhorar a experiência dos clientes.</w:t>
-      </w:r>
-    </w:p>
-    <w:p>
-      <w:pPr>
-        <w:pStyle w:val="PargrafodaLista"/>
-      </w:pPr>
-    </w:p>
-    <w:p>
-      <w:pPr>
-        <w:pStyle w:val="PargrafodaLista"/>
-      </w:pPr>
-      <w:r>
-        <w:t>Além disso, a crescente competitividade no mercado exige que as empresas busquem constantemente novas soluções tecnológicas capazes de melhorar a organização das atividades e facilitar o gerenciamento das equipes. Nesse contexto, a utilização de sistemas digitais voltados para a gestão de processos e tarefas torna-se cada vez mais relevante.</w:t>
-      </w:r>
-    </w:p>
-    <w:p>
-      <w:pPr>
-        <w:pStyle w:val="Ttulo2"/>
-      </w:pPr>
-      <w:r>
-        <w:t xml:space="preserve"> Automação de processos no ambiente organizacional</w:t>
-      </w:r>
-    </w:p>
-    <w:p/>
-    <w:p>
-      <w:pPr>
-        <w:pStyle w:val="PargrafodaLista"/>
-      </w:pPr>
-      <w:r>
-        <w:t>A automação de processos consiste na utilização de tecnologias para executar tarefas de forma mais eficiente, reduzindo a necessidade de intervenções manuais e minimizando a ocorrência de erros operacionais. Nas empresas, a automação tem sido amplamente utilizada para melhorar a organização das atividades, aumentar a produtividade e reduzir custos.</w:t>
-      </w:r>
-    </w:p>
-    <w:p>
-      <w:pPr>
-        <w:pStyle w:val="PargrafodaLista"/>
-      </w:pPr>
-    </w:p>
-    <w:p>
-      <w:pPr>
-        <w:pStyle w:val="PargrafodaLista"/>
-      </w:pPr>
-      <w:r>
-        <w:t xml:space="preserve">Segundo O’Brien e </w:t>
-      </w:r>
-      <w:proofErr w:type="spellStart"/>
-      <w:r>
-        <w:t>Marakas</w:t>
-      </w:r>
-      <w:proofErr w:type="spellEnd"/>
-      <w:r>
-        <w:t xml:space="preserve"> (2013), os sistemas informatizados permitem integrar diferentes processos organizacionais, proporcionando maior controle das atividades realizadas pelos colaboradores. Dessa forma, gestores conseguem acompanhar o desempenho das operações e identificar possíveis falhas nos processos de trabalho.</w:t>
-      </w:r>
-    </w:p>
-    <w:p>
-      <w:pPr>
-        <w:pStyle w:val="PargrafodaLista"/>
-      </w:pPr>
-    </w:p>
-    <w:p>
-      <w:pPr>
-        <w:pStyle w:val="PargrafodaLista"/>
-      </w:pPr>
-      <w:r>
-        <w:t xml:space="preserve">No setor varejista, a automação pode contribuir significativamente para melhorar a organização das tarefas operacionais, facilitando a comunicação entre os membros da equipe e permitindo que as atividades sejam distribuídas de maneira mais eficiente. A utilização de sistemas digitais possibilita registrar </w:t>
-      </w:r>
-      <w:r>
-        <w:lastRenderedPageBreak/>
-        <w:t>tarefas, acompanhar sua execução e garantir maior transparência na realização das atividades.</w:t>
+        <w:t>No setor varejista, a automação pode contribuir significativamente para melhorar a organização das tarefas operacionais, facilitando a comunicação entre os membros da equipe e permitindo que as atividades sejam distribuídas de maneira mais eficiente. A utilização de sistemas digitais possibilita registrar tarefas, acompanhar sua execução e garantir maior transparência na realização das atividades.</w:t>
       </w:r>
     </w:p>
     <w:p>
@@ -5416,7 +5412,11 @@
         <w:pStyle w:val="PargrafodaLista"/>
       </w:pPr>
       <w:r>
-        <w:t>Segundo Slack, Chambers e Johnston (2009), a organização das atividades dentro de uma empresa influencia diretamente o desempenho das operações e a eficiência do trabalho realizado pelos colaboradores. A definição clara de responsabilidades e a distribuição adequada das tarefas contribuem para reduzir erros e aumentar a qualidade das atividades executadas.</w:t>
+        <w:t xml:space="preserve">Segundo Slack, Chambers e Johnston (2009), a organização das atividades dentro de uma empresa influencia diretamente o desempenho das operações </w:t>
+      </w:r>
+      <w:r>
+        <w:lastRenderedPageBreak/>
+        <w:t>e a eficiência do trabalho realizado pelos colaboradores. A definição clara de responsabilidades e a distribuição adequada das tarefas contribuem para reduzir erros e aumentar a qualidade das atividades executadas.</w:t>
       </w:r>
     </w:p>
     <w:p>
@@ -5442,11 +5442,7 @@
         <w:pStyle w:val="PargrafodaLista"/>
       </w:pPr>
       <w:r>
-        <w:t xml:space="preserve">Além disso, a utilização de aplicativos e plataformas digitais facilita a comunicação entre gestores e colaboradores, permitindo que as equipes recebam orientações e atualizações de forma rápida. Dessa forma, a implementação de sistemas de gestão de tarefas pode contribuir para melhorar </w:t>
-      </w:r>
-      <w:r>
-        <w:lastRenderedPageBreak/>
-        <w:t>a organização das operações e aumentar a eficiência do trabalho realizado dentro das empresas.</w:t>
+        <w:t>Além disso, a utilização de aplicativos e plataformas digitais facilita a comunicação entre gestores e colaboradores, permitindo que as equipes recebam orientações e atualizações de forma rápida. Dessa forma, a implementação de sistemas de gestão de tarefas pode contribuir para melhorar a organização das operações e aumentar a eficiência do trabalho realizado dentro das empresas.</w:t>
       </w:r>
     </w:p>
     <w:p>
@@ -5546,146 +5542,13 @@
         <w:pStyle w:val="PargrafodaLista"/>
       </w:pPr>
       <w:r>
-        <w:lastRenderedPageBreak/>
         <w:t>A utilização dessas tecnologias possibilita o desenvolvimento de sistemas integrados capazes de organizar tarefas, facilitar a comunicação entre os colaboradores e melhorar o gerenciamento das atividades dentro das empresas.</w:t>
       </w:r>
     </w:p>
     <w:p>
       <w:pPr>
-        <w:pStyle w:val="Ttulo2"/>
-      </w:pPr>
-      <w:r>
-        <w:t xml:space="preserve"> </w:t>
-      </w:r>
-      <w:r>
-        <w:t>Refer</w:t>
-      </w:r>
-      <w:r>
-        <w:t>ê</w:t>
-      </w:r>
-      <w:r>
-        <w:t>ncias</w:t>
-      </w:r>
-    </w:p>
-    <w:p>
-      <w:pPr>
         <w:pStyle w:val="PargrafodaLista"/>
-        <w:rPr>
-          <w:rFonts w:ascii="Times New Roman" w:hAnsi="Times New Roman"/>
-        </w:rPr>
-      </w:pPr>
-      <w:r>
-        <w:t xml:space="preserve">BALLOU, Ronald H. </w:t>
-      </w:r>
-      <w:r>
-        <w:rPr>
-          <w:rStyle w:val="Forte"/>
-        </w:rPr>
-        <w:t>Gerenciamento da cadeia de suprimentos: logística empresarial</w:t>
-      </w:r>
-      <w:r>
-        <w:t>. Porto Alegre: Bookman, 2006.</w:t>
-      </w:r>
-    </w:p>
-    <w:p>
-      <w:pPr>
-        <w:pStyle w:val="PargrafodaLista"/>
-      </w:pPr>
-      <w:r>
-        <w:t xml:space="preserve">LAUDON, Kenneth C.; LAUDON, Jane P. </w:t>
-      </w:r>
-      <w:r>
-        <w:rPr>
-          <w:rStyle w:val="Forte"/>
-        </w:rPr>
-        <w:t>Sistemas de informação gerenciais</w:t>
-      </w:r>
-      <w:r>
-        <w:t>. 11. ed. São Paulo: Pearson, 2014.</w:t>
-      </w:r>
-    </w:p>
-    <w:p>
-      <w:pPr>
-        <w:pStyle w:val="PargrafodaLista"/>
-      </w:pPr>
-      <w:r>
-        <w:t xml:space="preserve">O’BRIEN, James A.; MARAKAS, George M. </w:t>
-      </w:r>
-      <w:r>
-        <w:rPr>
-          <w:rStyle w:val="Forte"/>
-        </w:rPr>
-        <w:t>Sistemas de informação gerenciais</w:t>
-      </w:r>
-      <w:r>
-        <w:t>. Porto Alegre: AMGH, 2013.</w:t>
-      </w:r>
-    </w:p>
-    <w:p>
-      <w:pPr>
-        <w:pStyle w:val="PargrafodaLista"/>
-      </w:pPr>
-      <w:r>
-        <w:t xml:space="preserve">PRESSMAN, Roger S. </w:t>
-      </w:r>
-      <w:r>
-        <w:rPr>
-          <w:rStyle w:val="Forte"/>
-        </w:rPr>
-        <w:t>Engenharia de software: uma abordagem profissional</w:t>
-      </w:r>
-      <w:r>
-        <w:t>. 8. ed. Porto Alegre: AMGH, 2016.</w:t>
-      </w:r>
-    </w:p>
-    <w:p>
-      <w:pPr>
-        <w:pStyle w:val="PargrafodaLista"/>
-      </w:pPr>
-      <w:r>
-        <w:t xml:space="preserve">SLACK, Nigel; CHAMBERS, Stuart; JOHNSTON, Robert. </w:t>
-      </w:r>
-      <w:r>
-        <w:rPr>
-          <w:rStyle w:val="Forte"/>
-        </w:rPr>
-        <w:t>Administração da produção</w:t>
-      </w:r>
-      <w:r>
-        <w:t>. São Paulo: Atlas, 2009.</w:t>
-      </w:r>
-    </w:p>
-    <w:p>
-      <w:pPr>
-        <w:pStyle w:val="PargrafodaLista"/>
-      </w:pPr>
-      <w:r>
-        <w:t xml:space="preserve">TURBAN, Efraim et al. </w:t>
-      </w:r>
-      <w:r>
-        <w:rPr>
-          <w:rStyle w:val="Forte"/>
-        </w:rPr>
-        <w:t>Tecnologia da informação para gestão</w:t>
-      </w:r>
-      <w:r>
-        <w:t>. Porto Alegre: Bookman, 2013.</w:t>
-      </w:r>
-    </w:p>
-    <w:p>
-      <w:pPr>
-        <w:pStyle w:val="PargrafodaLista"/>
-        <w:ind w:left="0" w:firstLine="0"/>
-      </w:pPr>
-      <w:r>
-        <w:t>CONFEDERAÇÃO NACIONAL DE DIRIGENTES Lojistas (CNDL). Automação no varejo e organização de processos. 2024.</w:t>
-      </w:r>
-      <w:r>
-        <w:br/>
-      </w:r>
-      <w:r>
-        <w:br w:type="page"/>
-      </w:r>
+      </w:pPr>
     </w:p>
     <w:p>
       <w:pPr>
@@ -5702,23 +5565,14 @@
           <w:b/>
         </w:rPr>
       </w:pPr>
-      <w:bookmarkStart w:id="6" w:name="_Toc193385937"/>
-      <w:commentRangeStart w:id="7"/>
-      <w:r>
-        <w:rPr>
-          <w:b/>
-        </w:rPr>
-        <w:lastRenderedPageBreak/>
+      <w:bookmarkStart w:id="5" w:name="_Toc193385937"/>
+      <w:r>
+        <w:rPr>
+          <w:b/>
+        </w:rPr>
         <w:t>DADOS DO PROJETO</w:t>
       </w:r>
-      <w:bookmarkEnd w:id="6"/>
-      <w:commentRangeEnd w:id="7"/>
-      <w:r>
-        <w:rPr>
-          <w:rStyle w:val="Refdecomentrio"/>
-        </w:rPr>
-        <w:commentReference w:id="7"/>
-      </w:r>
+      <w:bookmarkEnd w:id="5"/>
     </w:p>
     <w:p>
       <w:pPr>
@@ -5736,7 +5590,7 @@
           <w:szCs w:val="24"/>
         </w:rPr>
       </w:pPr>
-      <w:bookmarkStart w:id="8" w:name="_Toc204796528"/>
+      <w:bookmarkStart w:id="6" w:name="_Toc204796528"/>
       <w:r>
         <w:rPr>
           <w:sz w:val="24"/>
@@ -5778,7 +5632,15 @@
           <w:sz w:val="24"/>
           <w:szCs w:val="24"/>
         </w:rPr>
-        <w:t>O projeto possui como área de abrangência o setor varejista, especialmente supermercados de pequeno e médio porte que necessitam de ferramentas tecnológicas para melhorar a organização das atividades operacionais. A solução desenvolvida possibilita o acompanhamento das tarefas de reposição, organização de produtos e controle das atividades da equipe.</w:t>
+        <w:t xml:space="preserve">O projeto possui como área de abrangência o setor varejista, especialmente supermercados de pequeno e médio porte que necessitam de ferramentas </w:t>
+      </w:r>
+      <w:r>
+        <w:rPr>
+          <w:sz w:val="24"/>
+          <w:szCs w:val="24"/>
+        </w:rPr>
+        <w:lastRenderedPageBreak/>
+        <w:t>tecnológicas para melhorar a organização das atividades operacionais. A solução desenvolvida possibilita o acompanhamento das tarefas de reposição, organização de produtos e controle das atividades da equipe.</w:t>
       </w:r>
     </w:p>
     <w:p>
@@ -5801,62 +5663,66 @@
       <w:proofErr w:type="spellStart"/>
       <w:r>
         <w:rPr>
+          <w:i/>
+          <w:iCs w:val="0"/>
           <w:sz w:val="24"/>
           <w:szCs w:val="24"/>
         </w:rPr>
-        <w:t>backend</w:t>
-      </w:r>
-      <w:proofErr w:type="spellEnd"/>
-      <w:r>
-        <w:rPr>
+        <w:t>back</w:t>
+      </w:r>
+      <w:r>
+        <w:rPr>
+          <w:i/>
+          <w:iCs w:val="0"/>
           <w:sz w:val="24"/>
           <w:szCs w:val="24"/>
         </w:rPr>
-        <w:t xml:space="preserve"> foi desenvolvido utilizando </w:t>
-      </w:r>
-      <w:r>
-        <w:rPr>
+        <w:t>-</w:t>
+      </w:r>
+      <w:r>
+        <w:rPr>
+          <w:i/>
+          <w:iCs w:val="0"/>
           <w:sz w:val="24"/>
           <w:szCs w:val="24"/>
         </w:rPr>
-        <w:t>Node.js com o framework Express</w:t>
-      </w:r>
+        <w:t>end</w:t>
+      </w:r>
+      <w:proofErr w:type="spellEnd"/>
       <w:r>
         <w:rPr>
           <w:sz w:val="24"/>
           <w:szCs w:val="24"/>
         </w:rPr>
-        <w:t xml:space="preserve">, responsável pela criação da API e comunicação com o banco de dados. A interface web foi construída utilizando </w:t>
+        <w:t xml:space="preserve"> foi desenvolvido utilizando </w:t>
       </w:r>
       <w:r>
         <w:rPr>
           <w:sz w:val="24"/>
           <w:szCs w:val="24"/>
         </w:rPr>
-        <w:t>Vite.js,</w:t>
+        <w:t>Node.js com o framework Express</w:t>
       </w:r>
       <w:r>
         <w:rPr>
           <w:sz w:val="24"/>
           <w:szCs w:val="24"/>
         </w:rPr>
-        <w:t xml:space="preserve"> enquanto o aplicativo mobile foi desenvolvido utilizando </w:t>
-      </w:r>
-      <w:proofErr w:type="spellStart"/>
+        <w:t xml:space="preserve">, responsável pela criação da API e comunicação com o banco de dados. A interface web foi construída utilizando </w:t>
+      </w:r>
       <w:r>
         <w:rPr>
           <w:sz w:val="24"/>
           <w:szCs w:val="24"/>
         </w:rPr>
-        <w:t>React</w:t>
-      </w:r>
-      <w:proofErr w:type="spellEnd"/>
+        <w:t>Vite.js,</w:t>
+      </w:r>
       <w:r>
         <w:rPr>
           <w:sz w:val="24"/>
           <w:szCs w:val="24"/>
         </w:rPr>
-        <w:t xml:space="preserve"> </w:t>
+        <w:t xml:space="preserve"> enquanto o aplicativo mobile foi desenvolvido utilizando </w:t>
       </w:r>
       <w:proofErr w:type="spellStart"/>
       <w:r>
@@ -5864,7 +5730,7 @@
           <w:sz w:val="24"/>
           <w:szCs w:val="24"/>
         </w:rPr>
-        <w:t>Native</w:t>
+        <w:t>React</w:t>
       </w:r>
       <w:proofErr w:type="spellEnd"/>
       <w:r>
@@ -5872,29 +5738,39 @@
           <w:sz w:val="24"/>
           <w:szCs w:val="24"/>
         </w:rPr>
-        <w:t xml:space="preserve"> com Expo,</w:t>
-      </w:r>
+        <w:t xml:space="preserve"> </w:t>
+      </w:r>
+      <w:proofErr w:type="spellStart"/>
       <w:r>
         <w:rPr>
           <w:sz w:val="24"/>
           <w:szCs w:val="24"/>
         </w:rPr>
-        <w:t xml:space="preserve"> permitindo o acesso ao sistema através de dispositivos móveis</w:t>
-      </w:r>
+        <w:t>Native</w:t>
+      </w:r>
+      <w:proofErr w:type="spellEnd"/>
       <w:r>
         <w:rPr>
           <w:sz w:val="24"/>
           <w:szCs w:val="24"/>
         </w:rPr>
+        <w:t xml:space="preserve"> com Expo,</w:t>
+      </w:r>
+      <w:r>
+        <w:rPr>
+          <w:sz w:val="24"/>
+          <w:szCs w:val="24"/>
+        </w:rPr>
+        <w:t xml:space="preserve"> permitindo o acesso ao sistema através de dispositivos móveis</w:t>
+      </w:r>
+      <w:r>
+        <w:rPr>
+          <w:sz w:val="24"/>
+          <w:szCs w:val="24"/>
+        </w:rPr>
         <w:t>.</w:t>
       </w:r>
     </w:p>
-    <w:p/>
-    <w:p/>
-    <w:p/>
-    <w:p/>
-    <w:p/>
-    <w:p/>
     <w:p/>
     <w:p>
       <w:pPr>
@@ -5911,7 +5787,6 @@
           <w:sz w:val="24"/>
           <w:szCs w:val="24"/>
         </w:rPr>
-        <w:lastRenderedPageBreak/>
         <w:t xml:space="preserve">Tabela </w:t>
       </w:r>
       <w:r>
@@ -5958,7 +5833,7 @@
         </w:rPr>
         <w:t>. Qualificação da equipe técnica</w:t>
       </w:r>
-      <w:bookmarkEnd w:id="8"/>
+      <w:bookmarkEnd w:id="6"/>
     </w:p>
     <w:tbl>
       <w:tblPr>
@@ -6203,16 +6078,11 @@
         <w:pStyle w:val="Ttulo2"/>
         <w:ind w:left="426" w:hanging="426"/>
       </w:pPr>
-      <w:bookmarkStart w:id="9" w:name="_Toc193385938"/>
-      <w:commentRangeStart w:id="10"/>
+      <w:bookmarkStart w:id="7" w:name="_Toc193385938"/>
       <w:r>
         <w:t>Tipo de trabalho: Projeto Técnico</w:t>
       </w:r>
-      <w:commentRangeEnd w:id="10"/>
-      <w:r>
-        <w:commentReference w:id="10"/>
-      </w:r>
-      <w:bookmarkEnd w:id="9"/>
+      <w:bookmarkEnd w:id="7"/>
     </w:p>
     <w:p>
       <w:pPr>
@@ -6282,24 +6152,31 @@
         <w:rPr>
           <w:rFonts w:ascii="Arial" w:hAnsi="Arial" w:cs="Arial"/>
         </w:rPr>
+        <w:lastRenderedPageBreak/>
         <w:t xml:space="preserve">O </w:t>
       </w:r>
       <w:proofErr w:type="spellStart"/>
       <w:r>
         <w:rPr>
           <w:rFonts w:ascii="Arial" w:hAnsi="Arial" w:cs="Arial"/>
+          <w:i/>
+          <w:iCs/>
         </w:rPr>
         <w:t>back</w:t>
       </w:r>
       <w:r>
         <w:rPr>
           <w:rFonts w:ascii="Arial" w:hAnsi="Arial" w:cs="Arial"/>
+          <w:i/>
+          <w:iCs/>
         </w:rPr>
         <w:t>-</w:t>
       </w:r>
       <w:r>
         <w:rPr>
           <w:rFonts w:ascii="Arial" w:hAnsi="Arial" w:cs="Arial"/>
+          <w:i/>
+          <w:iCs/>
         </w:rPr>
         <w:t>end</w:t>
       </w:r>
@@ -6427,40 +6304,27 @@
         <w:spacing w:line="360" w:lineRule="auto"/>
         <w:jc w:val="both"/>
         <w:rPr>
-          <w:rFonts w:ascii="Arial" w:hAnsi="Arial" w:cs="Arial"/>
-        </w:rPr>
-      </w:pPr>
-      <w:r>
-        <w:rPr>
-          <w:rFonts w:ascii="Arial" w:hAnsi="Arial" w:cs="Arial"/>
-        </w:rPr>
-        <w:lastRenderedPageBreak/>
-        <w:t>Dessa forma, o projeto busca oferecer uma solução tecnológica capaz de melhorar a organização das tarefas e otimizar o tempo de execução das atividades no ambiente de trabalho, contribuindo para uma gestão mais eficiente das operações.</w:t>
-      </w:r>
-    </w:p>
-    <w:p>
-      <w:pPr>
-        <w:rPr>
           <w:bCs/>
           <w:u w:val="single"/>
         </w:rPr>
       </w:pPr>
+      <w:r>
+        <w:rPr>
+          <w:rFonts w:ascii="Arial" w:hAnsi="Arial" w:cs="Arial"/>
+        </w:rPr>
+        <w:t>Dessa forma, o projeto busca oferecer uma solução tecnológica capaz de melhorar a organização das tarefas e otimizar o tempo de execução das atividades no ambiente de trabalho, contribuindo para uma gestão mais eficiente das operações.</w:t>
+      </w:r>
     </w:p>
     <w:p>
       <w:pPr>
         <w:pStyle w:val="Ttulo2"/>
         <w:ind w:left="426" w:hanging="426"/>
       </w:pPr>
-      <w:bookmarkStart w:id="11" w:name="_Toc193385939"/>
-      <w:commentRangeStart w:id="12"/>
+      <w:bookmarkStart w:id="8" w:name="_Toc193385939"/>
       <w:r>
         <w:t>Equipe Técnica e Qualificações</w:t>
       </w:r>
-      <w:commentRangeEnd w:id="12"/>
-      <w:r>
-        <w:commentReference w:id="12"/>
-      </w:r>
-      <w:bookmarkEnd w:id="11"/>
+      <w:bookmarkEnd w:id="8"/>
     </w:p>
     <w:p>
       <w:pPr>
@@ -6471,8 +6335,8 @@
           <w:rFonts w:ascii="Arial" w:hAnsi="Arial" w:cs="Arial"/>
         </w:rPr>
       </w:pPr>
-      <w:bookmarkStart w:id="13" w:name="_Toc193385918"/>
-      <w:bookmarkStart w:id="14" w:name="_Toc204796529"/>
+      <w:bookmarkStart w:id="9" w:name="_Toc193385918"/>
+      <w:bookmarkStart w:id="10" w:name="_Toc204796529"/>
       <w:r>
         <w:rPr>
           <w:rFonts w:ascii="Arial" w:hAnsi="Arial" w:cs="Arial"/>
@@ -6540,24 +6404,31 @@
         <w:rPr>
           <w:rFonts w:ascii="Arial" w:hAnsi="Arial" w:cs="Arial"/>
         </w:rPr>
+        <w:lastRenderedPageBreak/>
         <w:t xml:space="preserve">As atividades da equipe técnica envolvem diferentes etapas do desenvolvimento do sistema, incluindo planejamento, modelagem do banco de dados, desenvolvimento do </w:t>
       </w:r>
       <w:proofErr w:type="spellStart"/>
       <w:r>
         <w:rPr>
           <w:rFonts w:ascii="Arial" w:hAnsi="Arial" w:cs="Arial"/>
+          <w:i/>
+          <w:iCs/>
         </w:rPr>
         <w:t>back</w:t>
       </w:r>
       <w:r>
         <w:rPr>
           <w:rFonts w:ascii="Arial" w:hAnsi="Arial" w:cs="Arial"/>
+          <w:i/>
+          <w:iCs/>
         </w:rPr>
         <w:t>-</w:t>
       </w:r>
       <w:r>
         <w:rPr>
           <w:rFonts w:ascii="Arial" w:hAnsi="Arial" w:cs="Arial"/>
+          <w:i/>
+          <w:iCs/>
         </w:rPr>
         <w:t>end</w:t>
       </w:r>
@@ -6568,24 +6439,19 @@
         </w:rPr>
         <w:t>, criação da interface do sistema e testes da aplicação. A distribuição das responsabilidades será definida conforme o andamento do projeto.</w:t>
       </w:r>
-      <w:bookmarkEnd w:id="13"/>
-      <w:bookmarkEnd w:id="14"/>
+      <w:bookmarkEnd w:id="9"/>
+      <w:bookmarkEnd w:id="10"/>
     </w:p>
     <w:p>
       <w:pPr>
         <w:pStyle w:val="Ttulo2"/>
         <w:ind w:left="426" w:hanging="426"/>
       </w:pPr>
-      <w:bookmarkStart w:id="15" w:name="_Toc193385940"/>
-      <w:commentRangeStart w:id="16"/>
+      <w:bookmarkStart w:id="11" w:name="_Toc193385940"/>
       <w:r>
         <w:t>Análise do Sistema</w:t>
       </w:r>
-      <w:commentRangeEnd w:id="16"/>
-      <w:r>
-        <w:commentReference w:id="16"/>
-      </w:r>
-      <w:bookmarkEnd w:id="15"/>
+      <w:bookmarkEnd w:id="11"/>
     </w:p>
     <w:p>
       <w:pPr>
@@ -6606,6 +6472,7 @@
       <w:pPr>
         <w:pStyle w:val="NormalWeb"/>
         <w:spacing w:line="360" w:lineRule="auto"/>
+        <w:jc w:val="both"/>
         <w:rPr>
           <w:rFonts w:ascii="Arial" w:hAnsi="Arial" w:cs="Arial"/>
         </w:rPr>
@@ -6614,7 +6481,6 @@
         <w:rPr>
           <w:rFonts w:ascii="Arial" w:hAnsi="Arial" w:cs="Arial"/>
         </w:rPr>
-        <w:lastRenderedPageBreak/>
         <w:t>Um dos principais problemas identificados nesse tipo de ambiente é a dificuldade de controle das atividades relacionadas à reposição de mercadorias nas prateleiras. Em muitos casos, a comunicação entre os colaboradores responsáveis pela reposição e os responsáveis pela gestão do setor ocorre de maneira informal, o que pode ocasionar atrasos na execução das tarefas, falta de organização nas atividades e dificuldade no acompanhamento das tarefas realizadas. Dessa forma, torna-se necessário o desenvolvimento de um sistema que permita registrar, organizar e acompanhar as atividades de forma mais eficiente.</w:t>
       </w:r>
     </w:p>
@@ -6622,6 +6488,7 @@
       <w:pPr>
         <w:pStyle w:val="NormalWeb"/>
         <w:spacing w:line="360" w:lineRule="auto"/>
+        <w:jc w:val="both"/>
         <w:rPr>
           <w:rFonts w:ascii="Arial" w:hAnsi="Arial" w:cs="Arial"/>
         </w:rPr>
@@ -6637,6 +6504,7 @@
       <w:pPr>
         <w:pStyle w:val="NormalWeb"/>
         <w:spacing w:line="360" w:lineRule="auto"/>
+        <w:jc w:val="both"/>
         <w:rPr>
           <w:rFonts w:ascii="Arial" w:hAnsi="Arial" w:cs="Arial"/>
         </w:rPr>
@@ -6654,6 +6522,8 @@
           <w:rFonts w:ascii="Arial" w:hAnsi="Arial" w:cs="Arial"/>
           <w:b w:val="0"/>
           <w:bCs w:val="0"/>
+          <w:i/>
+          <w:iCs/>
         </w:rPr>
         <w:t>back</w:t>
       </w:r>
@@ -6663,6 +6533,8 @@
           <w:rFonts w:ascii="Arial" w:hAnsi="Arial" w:cs="Arial"/>
           <w:b w:val="0"/>
           <w:bCs w:val="0"/>
+          <w:i/>
+          <w:iCs/>
         </w:rPr>
         <w:t>-</w:t>
       </w:r>
@@ -6672,6 +6544,8 @@
           <w:rFonts w:ascii="Arial" w:hAnsi="Arial" w:cs="Arial"/>
           <w:b w:val="0"/>
           <w:bCs w:val="0"/>
+          <w:i/>
+          <w:iCs/>
         </w:rPr>
         <w:t>end</w:t>
       </w:r>
@@ -6688,6 +6562,8 @@
           <w:rFonts w:ascii="Arial" w:hAnsi="Arial" w:cs="Arial"/>
           <w:b w:val="0"/>
           <w:bCs w:val="0"/>
+          <w:i/>
+          <w:iCs/>
         </w:rPr>
         <w:t>front</w:t>
       </w:r>
@@ -6697,6 +6573,8 @@
           <w:rFonts w:ascii="Arial" w:hAnsi="Arial" w:cs="Arial"/>
           <w:b w:val="0"/>
           <w:bCs w:val="0"/>
+          <w:i/>
+          <w:iCs/>
         </w:rPr>
         <w:t>-</w:t>
       </w:r>
@@ -6707,6 +6585,8 @@
           <w:rFonts w:ascii="Arial" w:hAnsi="Arial" w:cs="Arial"/>
           <w:b w:val="0"/>
           <w:bCs w:val="0"/>
+          <w:i/>
+          <w:iCs/>
         </w:rPr>
         <w:t>end</w:t>
       </w:r>
@@ -6739,7 +6619,14 @@
         <w:rPr>
           <w:rFonts w:ascii="Arial" w:hAnsi="Arial" w:cs="Arial"/>
         </w:rPr>
-        <w:t xml:space="preserve">, desenvolvido com </w:t>
+        <w:t xml:space="preserve">, </w:t>
+      </w:r>
+      <w:r>
+        <w:rPr>
+          <w:rFonts w:ascii="Arial" w:hAnsi="Arial" w:cs="Arial"/>
+        </w:rPr>
+        <w:lastRenderedPageBreak/>
+        <w:t xml:space="preserve">desenvolvido com </w:t>
       </w:r>
       <w:proofErr w:type="spellStart"/>
       <w:r>
@@ -6772,6 +6659,7 @@
       <w:pPr>
         <w:pStyle w:val="NormalWeb"/>
         <w:spacing w:line="360" w:lineRule="auto"/>
+        <w:jc w:val="both"/>
         <w:rPr>
           <w:rFonts w:ascii="Arial" w:hAnsi="Arial" w:cs="Arial"/>
         </w:rPr>
@@ -6786,18 +6674,24 @@
       <w:r>
         <w:rPr>
           <w:rFonts w:ascii="Arial" w:hAnsi="Arial" w:cs="Arial"/>
+          <w:i/>
+          <w:iCs/>
         </w:rPr>
         <w:t>back</w:t>
       </w:r>
       <w:r>
         <w:rPr>
           <w:rFonts w:ascii="Arial" w:hAnsi="Arial" w:cs="Arial"/>
+          <w:i/>
+          <w:iCs/>
         </w:rPr>
         <w:t>-</w:t>
       </w:r>
       <w:r>
         <w:rPr>
           <w:rFonts w:ascii="Arial" w:hAnsi="Arial" w:cs="Arial"/>
+          <w:i/>
+          <w:iCs/>
         </w:rPr>
         <w:t>end</w:t>
       </w:r>
@@ -6854,6 +6748,7 @@
       <w:pPr>
         <w:pStyle w:val="NormalWeb"/>
         <w:spacing w:line="360" w:lineRule="auto"/>
+        <w:jc w:val="both"/>
         <w:rPr>
           <w:rFonts w:ascii="Arial" w:hAnsi="Arial" w:cs="Arial"/>
         </w:rPr>
@@ -6862,7 +6757,6 @@
         <w:rPr>
           <w:rFonts w:ascii="Arial" w:hAnsi="Arial" w:cs="Arial"/>
         </w:rPr>
-        <w:lastRenderedPageBreak/>
         <w:t>Além disso, o sistema contará com um banco de dados responsável por armazenar as informações relacionadas aos usuários, tarefas e atividades registradas na aplicação. A modelagem do banco de dados será representada por meio de diagramas como</w:t>
       </w:r>
       <w:r>
@@ -6914,6 +6808,7 @@
       <w:pPr>
         <w:pStyle w:val="NormalWeb"/>
         <w:spacing w:line="360" w:lineRule="auto"/>
+        <w:jc w:val="both"/>
         <w:rPr>
           <w:rFonts w:ascii="Arial" w:hAnsi="Arial" w:cs="Arial"/>
         </w:rPr>
@@ -6922,7 +6817,29 @@
         <w:rPr>
           <w:rFonts w:ascii="Arial" w:hAnsi="Arial" w:cs="Arial"/>
         </w:rPr>
-        <w:t>Por fim, serão apresentados fluxogramas que representarão o funcionamento do sistema e o fluxo de dados entre os diferentes componentes da aplicação. Esses diagramas auxiliarão na compreensão da arquitetura do sistema e das interações entre usuários, aplicações e banco de dados, demonstrando como o sistema atende às necessidades identificadas durante a análise.</w:t>
+        <w:t xml:space="preserve">Por fim, </w:t>
+      </w:r>
+      <w:commentRangeStart w:id="12"/>
+      <w:r>
+        <w:rPr>
+          <w:rFonts w:ascii="Arial" w:hAnsi="Arial" w:cs="Arial"/>
+        </w:rPr>
+        <w:t xml:space="preserve">serão apresentados fluxogramas </w:t>
+      </w:r>
+      <w:commentRangeEnd w:id="12"/>
+      <w:r>
+        <w:rPr>
+          <w:rStyle w:val="Refdecomentrio"/>
+          <w:rFonts w:ascii="Arial" w:eastAsiaTheme="minorHAnsi" w:hAnsi="Arial" w:cstheme="minorBidi"/>
+          <w:lang w:eastAsia="en-US"/>
+        </w:rPr>
+        <w:commentReference w:id="12"/>
+      </w:r>
+      <w:r>
+        <w:rPr>
+          <w:rFonts w:ascii="Arial" w:hAnsi="Arial" w:cs="Arial"/>
+        </w:rPr>
+        <w:t>que representarão o funcionamento do sistema e o fluxo de dados entre os diferentes componentes da aplicação. Esses diagramas auxiliarão na compreensão da arquitetura do sistema e das interações entre usuários, aplicações e banco de dados, demonstrando como o sistema atende às necessidades identificadas durante a análise.</w:t>
       </w:r>
     </w:p>
     <w:p>
@@ -6943,7 +6860,7 @@
           <w:b/>
         </w:rPr>
       </w:pPr>
-      <w:bookmarkStart w:id="17" w:name="_Toc193385941"/>
+      <w:bookmarkStart w:id="13" w:name="_Toc193385941"/>
       <w:r>
         <w:rPr>
           <w:b/>
@@ -6951,81 +6868,7 @@
         <w:lastRenderedPageBreak/>
         <w:t>CRONOGRAMA DAS ATIVIDADES/METAS</w:t>
       </w:r>
-      <w:bookmarkEnd w:id="17"/>
-    </w:p>
-    <w:p>
-      <w:r>
-        <w:t>Mensuração do tempo para desenvolvimento e conclusão do projeto</w:t>
-      </w:r>
-    </w:p>
-    <w:p>
-      <w:r>
-        <w:t>Quanto ao cronograma, não esquecer: Este item deverá conter as etapas do projeto, dentro do período proposto:</w:t>
-      </w:r>
-    </w:p>
-    <w:p>
-      <w:pPr>
-        <w:ind w:left="708"/>
-      </w:pPr>
-      <w:r>
-        <w:rPr>
-          <w:rFonts w:ascii="Segoe UI Symbol" w:hAnsi="Segoe UI Symbol" w:cs="Segoe UI Symbol"/>
-        </w:rPr>
-        <w:t>✓</w:t>
-      </w:r>
-      <w:r>
-        <w:t xml:space="preserve"> Listar as atividades do projeto;</w:t>
-      </w:r>
-    </w:p>
-    <w:p>
-      <w:pPr>
-        <w:ind w:left="708"/>
-      </w:pPr>
-      <w:r>
-        <w:rPr>
-          <w:rFonts w:ascii="Segoe UI Symbol" w:hAnsi="Segoe UI Symbol" w:cs="Segoe UI Symbol"/>
-        </w:rPr>
-        <w:t>✓</w:t>
-      </w:r>
-      <w:r>
-        <w:t xml:space="preserve"> Considerar o tempo previsto para a realização, considerando planejamento e critérios de verificação das etapas;</w:t>
-      </w:r>
-    </w:p>
-    <w:p>
-      <w:pPr>
-        <w:ind w:left="708"/>
-      </w:pPr>
-      <w:r>
-        <w:rPr>
-          <w:rFonts w:ascii="Segoe UI Symbol" w:hAnsi="Segoe UI Symbol" w:cs="Segoe UI Symbol"/>
-        </w:rPr>
-        <w:t>✓</w:t>
-      </w:r>
-      <w:r>
-        <w:t xml:space="preserve"> Utilizar tabelas, </w:t>
-      </w:r>
-      <w:proofErr w:type="spellStart"/>
-      <w:r>
-        <w:t>templates</w:t>
-      </w:r>
-      <w:proofErr w:type="spellEnd"/>
-      <w:r>
-        <w:t xml:space="preserve"> e demais gêneros para avaliação e replanejamento das ações.</w:t>
-      </w:r>
-    </w:p>
-    <w:p/>
-    <w:p>
-      <w:pPr>
-        <w:rPr>
-          <w:color w:val="FF0000"/>
-        </w:rPr>
-      </w:pPr>
-      <w:r>
-        <w:rPr>
-          <w:color w:val="FF0000"/>
-        </w:rPr>
-        <w:t>Preencher com “x” de acordo com o período de desenvolvimento da atividade.</w:t>
-      </w:r>
+      <w:bookmarkEnd w:id="13"/>
     </w:p>
     <w:p/>
     <w:p>
@@ -8018,7 +7861,7 @@
         <w:rPr>
           <w:sz w:val="20"/>
         </w:rPr>
-        <w:t>Silva, 2023</w:t>
+        <w:t>Próprio, 2026</w:t>
       </w:r>
     </w:p>
     <w:p/>
@@ -9005,10 +8848,9 @@
         <w:rPr>
           <w:sz w:val="20"/>
         </w:rPr>
-        <w:t>Silva, 2023</w:t>
-      </w:r>
-    </w:p>
-    <w:p/>
+        <w:t>Próprio, 2026</w:t>
+      </w:r>
+    </w:p>
     <w:p>
       <w:pPr>
         <w:spacing w:after="200" w:line="276" w:lineRule="auto"/>
@@ -9037,7 +8879,7 @@
           <w:b/>
         </w:rPr>
       </w:pPr>
-      <w:bookmarkStart w:id="18" w:name="_Toc193385942"/>
+      <w:bookmarkStart w:id="14" w:name="_Toc193385942"/>
       <w:r>
         <w:rPr>
           <w:b/>
@@ -9045,7 +8887,7 @@
         <w:lastRenderedPageBreak/>
         <w:t>OBJETIVOS</w:t>
       </w:r>
-      <w:bookmarkEnd w:id="18"/>
+      <w:bookmarkEnd w:id="14"/>
     </w:p>
     <w:p>
       <w:r>
@@ -9217,7 +9059,24 @@
         <w:pStyle w:val="Legenda"/>
         <w:keepNext/>
       </w:pPr>
-      <w:bookmarkStart w:id="19" w:name="_Toc193385905"/>
+      <w:bookmarkStart w:id="15" w:name="_Toc193385905"/>
+    </w:p>
+    <w:p>
+      <w:pPr>
+        <w:spacing w:after="200" w:line="276" w:lineRule="auto"/>
+        <w:jc w:val="left"/>
+        <w:rPr>
+          <w:b/>
+        </w:rPr>
+      </w:pPr>
+      <w:bookmarkStart w:id="16" w:name="_Toc193385943"/>
+      <w:bookmarkEnd w:id="15"/>
+      <w:r>
+        <w:rPr>
+          <w:b/>
+        </w:rPr>
+        <w:br w:type="page"/>
+      </w:r>
     </w:p>
     <w:p>
       <w:pPr>
@@ -9232,19 +9091,21 @@
           <w:b/>
         </w:rPr>
       </w:pPr>
-      <w:bookmarkStart w:id="20" w:name="_Toc193385943"/>
-      <w:bookmarkEnd w:id="19"/>
-      <w:r>
-        <w:rPr>
-          <w:b/>
-        </w:rPr>
+      <w:r>
+        <w:rPr>
+          <w:b/>
+        </w:rPr>
+        <w:lastRenderedPageBreak/>
         <w:t>MATERIAIS E MÉTODOS</w:t>
       </w:r>
-      <w:bookmarkEnd w:id="20"/>
+      <w:bookmarkEnd w:id="16"/>
     </w:p>
     <w:p>
       <w:r>
         <w:t>Especificações técnicas dos materiais utilizados e o caminho utilizado para que os objetivos fossem alcançados</w:t>
+      </w:r>
+      <w:r>
+        <w:t>.</w:t>
       </w:r>
     </w:p>
     <w:p>
@@ -9314,7 +9175,6 @@
         </w:numPr>
       </w:pPr>
       <w:r>
-        <w:lastRenderedPageBreak/>
         <w:t>Protótipo (opcional);</w:t>
       </w:r>
     </w:p>
@@ -9325,16 +9185,32 @@
           <w:ilvl w:val="0"/>
           <w:numId w:val="26"/>
         </w:numPr>
-      </w:pPr>
-      <w:r>
+        <w:rPr>
+          <w:i/>
+          <w:iCs/>
+        </w:rPr>
+      </w:pPr>
+      <w:r>
+        <w:rPr>
+          <w:i/>
+          <w:iCs/>
+        </w:rPr>
         <w:t>Front-</w:t>
       </w:r>
       <w:proofErr w:type="spellStart"/>
       <w:r>
+        <w:rPr>
+          <w:i/>
+          <w:iCs/>
+        </w:rPr>
         <w:t>end</w:t>
       </w:r>
       <w:proofErr w:type="spellEnd"/>
       <w:r>
+        <w:rPr>
+          <w:i/>
+          <w:iCs/>
+        </w:rPr>
         <w:t>;</w:t>
       </w:r>
     </w:p>
@@ -9345,16 +9221,32 @@
           <w:ilvl w:val="0"/>
           <w:numId w:val="26"/>
         </w:numPr>
-      </w:pPr>
-      <w:r>
+        <w:rPr>
+          <w:i/>
+          <w:iCs/>
+        </w:rPr>
+      </w:pPr>
+      <w:r>
+        <w:rPr>
+          <w:i/>
+          <w:iCs/>
+        </w:rPr>
         <w:t>Back-</w:t>
       </w:r>
       <w:proofErr w:type="spellStart"/>
       <w:r>
+        <w:rPr>
+          <w:i/>
+          <w:iCs/>
+        </w:rPr>
         <w:t>end</w:t>
       </w:r>
       <w:proofErr w:type="spellEnd"/>
       <w:r>
+        <w:rPr>
+          <w:i/>
+          <w:iCs/>
+        </w:rPr>
         <w:t>;</w:t>
       </w:r>
     </w:p>
@@ -9526,6 +9418,7 @@
           <w:sz w:val="20"/>
           <w:szCs w:val="20"/>
         </w:rPr>
+        <w:lastRenderedPageBreak/>
         <w:t>Trata-se de uma ferramenta leve e multiplataforma que está disponível para Windows, Mac OS e Linux, sendo executada nativamente em cada plataforma.</w:t>
       </w:r>
     </w:p>
@@ -9674,7 +9567,6 @@
     <w:p/>
     <w:p>
       <w:r>
-        <w:lastRenderedPageBreak/>
         <w:t>Segundo a Microsoft (2023) “</w:t>
       </w:r>
       <w:r>
@@ -9715,7 +9607,7 @@
           <w:highlight w:val="magenta"/>
         </w:rPr>
       </w:pPr>
-      <w:bookmarkStart w:id="21" w:name="_Toc193385944"/>
+      <w:bookmarkStart w:id="17" w:name="_Toc193385944"/>
       <w:r>
         <w:rPr>
           <w:b/>
@@ -9724,7 +9616,7 @@
         <w:lastRenderedPageBreak/>
         <w:t>ORÇAMENTO OU MEMORIAL DE CÁLCULO</w:t>
       </w:r>
-      <w:bookmarkEnd w:id="21"/>
+      <w:bookmarkEnd w:id="17"/>
     </w:p>
     <w:p>
       <w:r>
@@ -9745,9 +9637,9 @@
         <w:keepNext/>
         <w:spacing w:line="360" w:lineRule="auto"/>
       </w:pPr>
-      <w:bookmarkStart w:id="22" w:name="_Toc185257501"/>
-      <w:bookmarkStart w:id="23" w:name="_Toc193385919"/>
-      <w:bookmarkStart w:id="24" w:name="_Toc204796530"/>
+      <w:bookmarkStart w:id="18" w:name="_Toc185257501"/>
+      <w:bookmarkStart w:id="19" w:name="_Toc193385919"/>
+      <w:bookmarkStart w:id="20" w:name="_Toc204796530"/>
       <w:r>
         <w:t xml:space="preserve">Tabela </w:t>
       </w:r>
@@ -9775,9 +9667,9 @@
       <w:r>
         <w:t>. Exemplo de tabela de recursos.</w:t>
       </w:r>
-      <w:bookmarkEnd w:id="22"/>
-      <w:bookmarkEnd w:id="23"/>
-      <w:bookmarkEnd w:id="24"/>
+      <w:bookmarkEnd w:id="18"/>
+      <w:bookmarkEnd w:id="19"/>
+      <w:bookmarkEnd w:id="20"/>
     </w:p>
     <w:tbl>
       <w:tblPr>
@@ -10428,7 +10320,7 @@
           <w:b/>
         </w:rPr>
       </w:pPr>
-      <w:bookmarkStart w:id="25" w:name="_Toc193385945"/>
+      <w:bookmarkStart w:id="21" w:name="_Toc193385945"/>
       <w:r>
         <w:rPr>
           <w:b/>
@@ -10436,7 +10328,7 @@
         <w:lastRenderedPageBreak/>
         <w:t>MONITORAMENTO OU AVALIAÇÃO</w:t>
       </w:r>
-      <w:bookmarkEnd w:id="25"/>
+      <w:bookmarkEnd w:id="21"/>
     </w:p>
     <w:p/>
     <w:p>
@@ -10453,7 +10345,7 @@
           <w:bCs/>
         </w:rPr>
       </w:pPr>
-      <w:bookmarkStart w:id="26" w:name="_Toc193385946"/>
+      <w:bookmarkStart w:id="22" w:name="_Toc193385946"/>
       <w:r>
         <w:rPr>
           <w:b/>
@@ -10475,7 +10367,7 @@
         </w:rPr>
         <w:t>)</w:t>
       </w:r>
-      <w:bookmarkEnd w:id="26"/>
+      <w:bookmarkEnd w:id="22"/>
     </w:p>
     <w:p/>
     <w:p/>
@@ -10497,7 +10389,7 @@
           <w:bCs/>
         </w:rPr>
       </w:pPr>
-      <w:bookmarkStart w:id="27" w:name="_Toc193385947"/>
+      <w:bookmarkStart w:id="23" w:name="_Toc193385947"/>
       <w:r>
         <w:rPr>
           <w:b/>
@@ -10505,7 +10397,7 @@
         </w:rPr>
         <w:t>Dicionário de dados (DD)</w:t>
       </w:r>
-      <w:bookmarkEnd w:id="27"/>
+      <w:bookmarkEnd w:id="23"/>
     </w:p>
     <w:p/>
     <w:p/>
@@ -10540,7 +10432,7 @@
           <w:bCs/>
         </w:rPr>
       </w:pPr>
-      <w:bookmarkStart w:id="28" w:name="_Toc193385948"/>
+      <w:bookmarkStart w:id="24" w:name="_Toc193385948"/>
       <w:r>
         <w:rPr>
           <w:b/>
@@ -10594,7 +10486,7 @@
         </w:rPr>
         <w:t>)</w:t>
       </w:r>
-      <w:bookmarkEnd w:id="28"/>
+      <w:bookmarkEnd w:id="24"/>
     </w:p>
     <w:p/>
     <w:p>
@@ -10602,7 +10494,7 @@
         <w:pStyle w:val="Legenda"/>
         <w:keepNext/>
       </w:pPr>
-      <w:bookmarkStart w:id="29" w:name="_Toc193385906"/>
+      <w:bookmarkStart w:id="25" w:name="_Toc193385906"/>
       <w:r>
         <w:t xml:space="preserve">Figura </w:t>
       </w:r>
@@ -10630,7 +10522,7 @@
       <w:r>
         <w:t>. Exemplo 1 de DFD.</w:t>
       </w:r>
-      <w:bookmarkEnd w:id="29"/>
+      <w:bookmarkEnd w:id="25"/>
     </w:p>
     <w:p>
       <w:r>
@@ -10706,7 +10598,7 @@
         <w:pStyle w:val="Legenda"/>
         <w:keepNext/>
       </w:pPr>
-      <w:bookmarkStart w:id="30" w:name="_Toc193385907"/>
+      <w:bookmarkStart w:id="26" w:name="_Toc193385907"/>
       <w:r>
         <w:lastRenderedPageBreak/>
         <w:t xml:space="preserve">Figura </w:t>
@@ -10735,7 +10627,7 @@
       <w:r>
         <w:t>.Exemplo 2 de DFD</w:t>
       </w:r>
-      <w:bookmarkEnd w:id="30"/>
+      <w:bookmarkEnd w:id="26"/>
     </w:p>
     <w:p>
       <w:r>
@@ -10827,7 +10719,7 @@
         <w:pStyle w:val="Legenda"/>
         <w:keepNext/>
       </w:pPr>
-      <w:bookmarkStart w:id="31" w:name="_Toc193385908"/>
+      <w:bookmarkStart w:id="27" w:name="_Toc193385908"/>
       <w:r>
         <w:t xml:space="preserve">Figura </w:t>
       </w:r>
@@ -10855,7 +10747,7 @@
       <w:r>
         <w:t>. Área de trabalho da ferramenta draw.io.</w:t>
       </w:r>
-      <w:bookmarkEnd w:id="31"/>
+      <w:bookmarkEnd w:id="27"/>
     </w:p>
     <w:p>
       <w:r>
@@ -10940,7 +10832,7 @@
           <w:bCs/>
         </w:rPr>
       </w:pPr>
-      <w:bookmarkStart w:id="32" w:name="_Toc193385949"/>
+      <w:bookmarkStart w:id="28" w:name="_Toc193385949"/>
       <w:r>
         <w:rPr>
           <w:b/>
@@ -10949,7 +10841,7 @@
         <w:lastRenderedPageBreak/>
         <w:t>Projeto desenvolvido</w:t>
       </w:r>
-      <w:bookmarkEnd w:id="32"/>
+      <w:bookmarkEnd w:id="28"/>
     </w:p>
     <w:p/>
     <w:p>
@@ -10980,7 +10872,7 @@
           <w:bCs/>
         </w:rPr>
       </w:pPr>
-      <w:bookmarkStart w:id="33" w:name="_Toc193385950"/>
+      <w:bookmarkStart w:id="29" w:name="_Toc193385950"/>
       <w:r>
         <w:rPr>
           <w:b/>
@@ -10988,7 +10880,7 @@
         </w:rPr>
         <w:t>Política de Privacidade</w:t>
       </w:r>
-      <w:bookmarkEnd w:id="33"/>
+      <w:bookmarkEnd w:id="29"/>
     </w:p>
     <w:p/>
     <w:p>
@@ -10997,7 +10889,19 @@
           <w:rPr>
             <w:rStyle w:val="Hyperlink"/>
           </w:rPr>
-          <w:t>https://politicaprivacidade.com/</w:t>
+          <w:t>https://politicaprivaci</w:t>
+        </w:r>
+        <w:r>
+          <w:rPr>
+            <w:rStyle w:val="Hyperlink"/>
+          </w:rPr>
+          <w:t>d</w:t>
+        </w:r>
+        <w:r>
+          <w:rPr>
+            <w:rStyle w:val="Hyperlink"/>
+          </w:rPr>
+          <w:t>ade.com/</w:t>
         </w:r>
       </w:hyperlink>
       <w:r>
@@ -11019,7 +10923,7 @@
           <w:bCs/>
         </w:rPr>
       </w:pPr>
-      <w:bookmarkStart w:id="34" w:name="_Toc193385951"/>
+      <w:bookmarkStart w:id="30" w:name="_Toc193385951"/>
       <w:r>
         <w:rPr>
           <w:b/>
@@ -11027,7 +10931,7 @@
         </w:rPr>
         <w:t>Termos de Uso</w:t>
       </w:r>
-      <w:bookmarkEnd w:id="34"/>
+      <w:bookmarkEnd w:id="30"/>
     </w:p>
     <w:p/>
     <w:p>
@@ -11066,7 +10970,7 @@
           <w:b/>
         </w:rPr>
       </w:pPr>
-      <w:bookmarkStart w:id="35" w:name="_Toc193385952"/>
+      <w:bookmarkStart w:id="31" w:name="_Toc193385952"/>
       <w:r>
         <w:rPr>
           <w:b/>
@@ -11074,7 +10978,7 @@
         <w:lastRenderedPageBreak/>
         <w:t>CONSIDERAÇÕES FINAIS</w:t>
       </w:r>
-      <w:bookmarkEnd w:id="35"/>
+      <w:bookmarkEnd w:id="31"/>
     </w:p>
     <w:p>
       <w:r>
@@ -11112,7 +11016,7 @@
           <w:b/>
         </w:rPr>
       </w:pPr>
-      <w:bookmarkStart w:id="36" w:name="_Toc193385953"/>
+      <w:bookmarkStart w:id="32" w:name="_Toc193385953"/>
       <w:r>
         <w:rPr>
           <w:b/>
@@ -11120,265 +11024,128 @@
         <w:lastRenderedPageBreak/>
         <w:t>REFERÊNCIAS</w:t>
       </w:r>
-      <w:bookmarkEnd w:id="36"/>
-    </w:p>
-    <w:p>
-      <w:r>
-        <w:t xml:space="preserve">ALBUQUERQUE, Felipe et al. </w:t>
-      </w:r>
-      <w:proofErr w:type="spellStart"/>
-      <w:r>
-        <w:t>Integraçao</w:t>
-      </w:r>
-      <w:proofErr w:type="spellEnd"/>
-      <w:r>
-        <w:t xml:space="preserve"> de </w:t>
-      </w:r>
-      <w:proofErr w:type="spellStart"/>
-      <w:r>
-        <w:t>Replicaçao</w:t>
-      </w:r>
-      <w:proofErr w:type="spellEnd"/>
-      <w:r>
-        <w:t xml:space="preserve"> Máquina de Estados no </w:t>
-      </w:r>
-      <w:proofErr w:type="spellStart"/>
-      <w:r>
-        <w:t>Kubernetes</w:t>
-      </w:r>
-      <w:proofErr w:type="spellEnd"/>
-      <w:r>
-        <w:t>. In: </w:t>
-      </w:r>
-      <w:r>
-        <w:rPr>
-          <w:bCs/>
-        </w:rPr>
-        <w:t>Anais do XIX Workshop de Testes e Tolerância a Falhas</w:t>
-      </w:r>
-      <w:r>
-        <w:t xml:space="preserve">. </w:t>
-      </w:r>
-      <w:r>
-        <w:t>SBC, 2018.</w:t>
-      </w:r>
-      <w:r>
-        <w:t xml:space="preserve"> Disponível em: </w:t>
-      </w:r>
-      <w:hyperlink r:id="rId24" w:history="1">
-        <w:r>
-          <w:rPr>
-            <w:rStyle w:val="Hyperlink"/>
-          </w:rPr>
-          <w:t>https://sol.sbc.org.br/index.php/wtf/article/view/2384</w:t>
-        </w:r>
-      </w:hyperlink>
-      <w:r>
-        <w:t>. Acesso em 20 out. 2023.</w:t>
-      </w:r>
-    </w:p>
-    <w:p>
-      <w:r>
-        <w:t xml:space="preserve">LAKATOS, Eva Maria; MARCONI, Marina de Andrade. Fundamentos de metodologia científica. São Paulo: Atlas, 2001. </w:t>
-      </w:r>
-    </w:p>
-    <w:p>
-      <w:r>
-        <w:t xml:space="preserve">LUVIZOTTO, Caroline Kraus. Artigo Científico e Monografia: Guia resumido de Redação Científica. Disponível em: </w:t>
-      </w:r>
-      <w:hyperlink r:id="rId25" w:history="1">
-        <w:r>
-          <w:rPr>
-            <w:rStyle w:val="Hyperlink"/>
-          </w:rPr>
-          <w:t>https://carolineluvizotto.wordpress.com/2012/01/30/artigocientifico-e-monografia-guia-resumido-de-redacao-cientifica/</w:t>
-        </w:r>
-      </w:hyperlink>
-      <w:r>
-        <w:t xml:space="preserve">. Acessado em: </w:t>
-      </w:r>
-      <w:r>
-        <w:t>16 dez. 2024</w:t>
-      </w:r>
-      <w:r>
-        <w:t>.</w:t>
-      </w:r>
-    </w:p>
-    <w:p>
-      <w:r>
-        <w:t>MACORATTI</w:t>
-      </w:r>
-      <w:r>
-        <w:t xml:space="preserve">, José Carlos. </w:t>
-      </w:r>
-      <w:r>
-        <w:rPr>
-          <w:b/>
-        </w:rPr>
-        <w:t xml:space="preserve">Visual Studio </w:t>
-      </w:r>
-      <w:proofErr w:type="spellStart"/>
-      <w:r>
-        <w:rPr>
-          <w:b/>
-        </w:rPr>
-        <w:t>Code</w:t>
-      </w:r>
-      <w:proofErr w:type="spellEnd"/>
-      <w:r>
-        <w:rPr>
-          <w:b/>
-        </w:rPr>
-        <w:t xml:space="preserve"> – Apresentando o editor multiplataforma da Microsoft</w:t>
-      </w:r>
-      <w:r>
-        <w:t xml:space="preserve">, 2016. Disponível em: </w:t>
-      </w:r>
-      <w:hyperlink r:id="rId26" w:history="1">
-        <w:r>
-          <w:rPr>
-            <w:rStyle w:val="Hyperlink"/>
-          </w:rPr>
-          <w:t>https://imasters.com.br/desenvolvimento/visual-studio-code-apresentando-o-editor-multiplataforma-da-microsoft</w:t>
-        </w:r>
-      </w:hyperlink>
-      <w:r>
-        <w:t xml:space="preserve">. Acesso em 19 out. 2023. </w:t>
-      </w:r>
-    </w:p>
-    <w:p>
-      <w:r>
-        <w:t xml:space="preserve">MICROSOFT. </w:t>
-      </w:r>
-      <w:r>
-        <w:rPr>
-          <w:b/>
-        </w:rPr>
-        <w:t>Conheça a família Visual Studio</w:t>
-      </w:r>
-      <w:r>
-        <w:t xml:space="preserve">, 2023. Disponível em: </w:t>
-      </w:r>
-      <w:hyperlink r:id="rId27" w:anchor=":~:text=o%20Visual%20Studio-,Visual%20Studio%20Code,praticamente%20qualquer%20linguagem%20de%20programa%C3%A7%C3%A3o" w:history="1">
-        <w:r>
-          <w:rPr>
-            <w:rStyle w:val="Hyperlink"/>
-          </w:rPr>
-          <w:t>https://visualstudio.microsoft.com/pt-br/#:~:text=o%20Visual%20Studio-,Visual%20Studio%20Code,praticamente%20qualquer%20linguagem%20de%20programa%C3%A7%C3%A3o</w:t>
-        </w:r>
-      </w:hyperlink>
-      <w:r>
-        <w:t>.</w:t>
-      </w:r>
-      <w:r>
-        <w:t xml:space="preserve"> Acesso em 20 out. 2023.</w:t>
-      </w:r>
-    </w:p>
-    <w:p>
-      <w:r>
-        <w:t>OLIVEIRA</w:t>
-      </w:r>
-      <w:r>
-        <w:t>,</w:t>
-      </w:r>
-      <w:r>
-        <w:t xml:space="preserve"> S de M de. O funcionamento da autoria nos blogs de divulgação científica. </w:t>
-      </w:r>
-      <w:proofErr w:type="spellStart"/>
-      <w:r>
-        <w:t>Ling</w:t>
-      </w:r>
-      <w:proofErr w:type="spellEnd"/>
-      <w:r>
-        <w:t xml:space="preserve"> (</w:t>
-      </w:r>
-      <w:proofErr w:type="spellStart"/>
-      <w:r>
-        <w:t>dis</w:t>
-      </w:r>
-      <w:proofErr w:type="spellEnd"/>
-      <w:r>
-        <w:t>)curso</w:t>
-      </w:r>
-      <w:r>
-        <w:t>,</w:t>
-      </w:r>
-      <w:r>
-        <w:t xml:space="preserve"> </w:t>
-      </w:r>
-      <w:r>
-        <w:t>set. 2011</w:t>
-      </w:r>
-      <w:r>
-        <w:t xml:space="preserve">. </w:t>
-      </w:r>
-      <w:r>
-        <w:t>DOI</w:t>
-      </w:r>
-      <w:r>
-        <w:t xml:space="preserve">: </w:t>
-      </w:r>
-      <w:hyperlink r:id="rId28" w:history="1">
-        <w:r>
-          <w:rPr>
-            <w:rStyle w:val="Hyperlink"/>
-          </w:rPr>
-          <w:t>https://doi.org/10.1590/S1518-76322011000300008</w:t>
-        </w:r>
-      </w:hyperlink>
-      <w:r>
-        <w:t xml:space="preserve">. Acesso em </w:t>
-      </w:r>
-      <w:r>
-        <w:t xml:space="preserve">30 jul. </w:t>
-      </w:r>
-      <w:r>
-        <w:t>2026</w:t>
-      </w:r>
-      <w:r>
-        <w:t>.</w:t>
-      </w:r>
-    </w:p>
-    <w:p>
-      <w:r>
-        <w:t>PIMENTA, Márcia da Costa. Agendamento de atividades apoiado por sistema multiagente em ambientes virtuais de aprendizagem. 2010.</w:t>
-      </w:r>
-    </w:p>
-    <w:p>
-      <w:r>
-        <w:t xml:space="preserve">PEREIRA, Maurício Gomes. Dez passos para produzir artigo científico de sucesso. Disponível em: </w:t>
-      </w:r>
-      <w:hyperlink r:id="rId29" w:history="1">
-        <w:r>
-          <w:rPr>
-            <w:rStyle w:val="Hyperlink"/>
-          </w:rPr>
-          <w:t>http://www.scielo.br/pdf/ress/v26n3/2237-9622-ress-26-03-00661.pdf</w:t>
-        </w:r>
-      </w:hyperlink>
-      <w:r>
-        <w:t xml:space="preserve">. Acessado em: </w:t>
-      </w:r>
-      <w:r>
-        <w:t>16 dez. 2024</w:t>
-      </w:r>
-      <w:r>
-        <w:t>.</w:t>
-      </w:r>
-    </w:p>
-    <w:p>
-      <w:r>
-        <w:t xml:space="preserve">SILVA, Ewerton José da. </w:t>
-      </w:r>
-      <w:r>
-        <w:t>038 - MODELO-2023-TCC</w:t>
-      </w:r>
-      <w:r>
-        <w:t xml:space="preserve"> (apostila de aula).  Tupã, 2023.</w:t>
-      </w:r>
-    </w:p>
-    <w:p/>
-    <w:p/>
+      <w:bookmarkEnd w:id="32"/>
+    </w:p>
+    <w:p>
+      <w:pPr>
+        <w:pStyle w:val="PargrafodaLista"/>
+        <w:rPr>
+          <w:rFonts w:ascii="Times New Roman" w:hAnsi="Times New Roman"/>
+        </w:rPr>
+      </w:pPr>
+      <w:r>
+        <w:t xml:space="preserve">BALLOU, Ronald H. </w:t>
+      </w:r>
+      <w:r>
+        <w:rPr>
+          <w:rStyle w:val="Forte"/>
+        </w:rPr>
+        <w:t>Gerenciamento da cadeia de suprimentos: logística empresarial</w:t>
+      </w:r>
+      <w:r>
+        <w:t>. Porto Alegre: Bookman, 2006.</w:t>
+      </w:r>
+    </w:p>
+    <w:p>
+      <w:pPr>
+        <w:pStyle w:val="PargrafodaLista"/>
+      </w:pPr>
+      <w:r>
+        <w:t xml:space="preserve">LAUDON, Kenneth C.; LAUDON, Jane P. </w:t>
+      </w:r>
+      <w:r>
+        <w:rPr>
+          <w:rStyle w:val="Forte"/>
+        </w:rPr>
+        <w:t>Sistemas de informação gerenciais</w:t>
+      </w:r>
+      <w:r>
+        <w:t>. 11. ed. São Paulo: Pearson, 2014.</w:t>
+      </w:r>
+    </w:p>
+    <w:p>
+      <w:pPr>
+        <w:pStyle w:val="PargrafodaLista"/>
+      </w:pPr>
+      <w:r>
+        <w:t xml:space="preserve">O’BRIEN, James A.; MARAKAS, George M. </w:t>
+      </w:r>
+      <w:r>
+        <w:rPr>
+          <w:rStyle w:val="Forte"/>
+        </w:rPr>
+        <w:t>Sistemas de informação gerenciais</w:t>
+      </w:r>
+      <w:r>
+        <w:t>. Porto Alegre: AMGH, 2013.</w:t>
+      </w:r>
+    </w:p>
+    <w:p>
+      <w:pPr>
+        <w:pStyle w:val="PargrafodaLista"/>
+      </w:pPr>
+      <w:r>
+        <w:t xml:space="preserve">PRESSMAN, Roger S. </w:t>
+      </w:r>
+      <w:r>
+        <w:rPr>
+          <w:rStyle w:val="Forte"/>
+        </w:rPr>
+        <w:t>Engenharia de software: uma abordagem profissional</w:t>
+      </w:r>
+      <w:r>
+        <w:t>. 8. ed. Porto Alegre: AMGH, 2016.</w:t>
+      </w:r>
+    </w:p>
+    <w:p>
+      <w:pPr>
+        <w:pStyle w:val="PargrafodaLista"/>
+      </w:pPr>
+      <w:r>
+        <w:t xml:space="preserve">SLACK, Nigel; CHAMBERS, Stuart; JOHNSTON, Robert. </w:t>
+      </w:r>
+      <w:r>
+        <w:rPr>
+          <w:rStyle w:val="Forte"/>
+        </w:rPr>
+        <w:t>Administração da produção</w:t>
+      </w:r>
+      <w:r>
+        <w:t>. São Paulo: Atlas, 2009.</w:t>
+      </w:r>
+    </w:p>
+    <w:p>
+      <w:pPr>
+        <w:pStyle w:val="PargrafodaLista"/>
+      </w:pPr>
+      <w:r>
+        <w:t xml:space="preserve">TURBAN, Efraim et al. </w:t>
+      </w:r>
+      <w:r>
+        <w:rPr>
+          <w:rStyle w:val="Forte"/>
+        </w:rPr>
+        <w:t>Tecnologia da informação para gestão</w:t>
+      </w:r>
+      <w:r>
+        <w:t>. Porto Alegre: Bookman, 2013.</w:t>
+      </w:r>
+    </w:p>
+    <w:p>
+      <w:pPr>
+        <w:pStyle w:val="PargrafodaLista"/>
+        <w:ind w:left="0" w:firstLine="0"/>
+      </w:pPr>
+      <w:r>
+        <w:t>CONFEDERAÇÃO NACIONAL DE DIRIGENTES Lojistas (CNDL). Automação no varejo e organização de processos. 2024.</w:t>
+      </w:r>
+      <w:r>
+        <w:br/>
+      </w:r>
+      <w:r>
+        <w:br w:type="page"/>
+      </w:r>
+    </w:p>
     <w:p>
       <w:pPr>
         <w:spacing w:after="200" w:line="276" w:lineRule="auto"/>
@@ -11397,7 +11164,7 @@
           <w:b/>
         </w:rPr>
       </w:pPr>
-      <w:bookmarkStart w:id="37" w:name="_Toc193385954"/>
+      <w:bookmarkStart w:id="33" w:name="_Toc193385954"/>
       <w:r>
         <w:rPr>
           <w:b/>
@@ -11411,7 +11178,7 @@
         </w:rPr>
         <w:t>(s) (Elemento opcional)</w:t>
       </w:r>
-      <w:bookmarkEnd w:id="37"/>
+      <w:bookmarkEnd w:id="33"/>
     </w:p>
     <w:p>
       <w:r>
@@ -11432,7 +11199,7 @@
         <w:pStyle w:val="Legenda"/>
         <w:keepNext/>
       </w:pPr>
-      <w:bookmarkStart w:id="38" w:name="_Toc193385909"/>
+      <w:bookmarkStart w:id="34" w:name="_Toc193385909"/>
       <w:r>
         <w:t xml:space="preserve">Figura </w:t>
       </w:r>
@@ -11460,7 +11227,7 @@
       <w:r>
         <w:t>. Exemplo de identificação de apêndices.</w:t>
       </w:r>
-      <w:bookmarkEnd w:id="38"/>
+      <w:bookmarkEnd w:id="34"/>
     </w:p>
     <w:p>
       <w:r>
@@ -11483,7 +11250,7 @@
                     <pic:cNvPicPr/>
                   </pic:nvPicPr>
                   <pic:blipFill>
-                    <a:blip r:embed="rId30">
+                    <a:blip r:embed="rId24">
                       <a:extLst>
                         <a:ext uri="{28A0092B-C50C-407E-A947-70E740481C1C}">
                           <a14:useLocalDpi xmlns:a14="http://schemas.microsoft.com/office/drawing/2010/main" val="0"/>
@@ -11549,7 +11316,7 @@
           <w:b/>
         </w:rPr>
       </w:pPr>
-      <w:bookmarkStart w:id="39" w:name="_Toc193385955"/>
+      <w:bookmarkStart w:id="35" w:name="_Toc193385955"/>
       <w:r>
         <w:rPr>
           <w:b/>
@@ -11569,7 +11336,7 @@
         </w:rPr>
         <w:t>(Elemento opcional)</w:t>
       </w:r>
-      <w:bookmarkEnd w:id="39"/>
+      <w:bookmarkEnd w:id="35"/>
     </w:p>
     <w:p>
       <w:r>
@@ -11582,7 +11349,7 @@
         <w:pStyle w:val="Legenda"/>
         <w:keepNext/>
       </w:pPr>
-      <w:bookmarkStart w:id="40" w:name="_Toc193385910"/>
+      <w:bookmarkStart w:id="36" w:name="_Toc193385910"/>
       <w:r>
         <w:t xml:space="preserve">Figura </w:t>
       </w:r>
@@ -11610,7 +11377,7 @@
       <w:r>
         <w:t>. Exemplo de identificação de anexos.</w:t>
       </w:r>
-      <w:bookmarkEnd w:id="40"/>
+      <w:bookmarkEnd w:id="36"/>
     </w:p>
     <w:p>
       <w:r>
@@ -11633,7 +11400,7 @@
                     <pic:cNvPicPr/>
                   </pic:nvPicPr>
                   <pic:blipFill>
-                    <a:blip r:embed="rId31">
+                    <a:blip r:embed="rId25">
                       <a:extLst>
                         <a:ext uri="{28A0092B-C50C-407E-A947-70E740481C1C}">
                           <a14:useLocalDpi xmlns:a14="http://schemas.microsoft.com/office/drawing/2010/main" val="0"/>
@@ -11726,7 +11493,7 @@
       </w:r>
     </w:p>
   </w:comment>
-  <w:comment w:id="5" w:author="Caroline de Oliveira Ferraz" w:date="2025-07-30T19:38:00Z" w:initials="CdOF">
+  <w:comment w:id="12" w:author="MAXSUEL RODRIGUES SANTOS" w:date="2026-03-11T21:25:00Z" w:initials="MRS">
     <w:p>
       <w:pPr>
         <w:pStyle w:val="Textodecomentrio"/>
@@ -11738,74 +11505,18 @@
         <w:annotationRef/>
       </w:r>
       <w:r>
-        <w:t>Entrega para: 13/08</w:t>
-      </w:r>
-    </w:p>
-  </w:comment>
-  <w:comment w:id="7" w:author="Caroline de Oliveira Ferraz" w:date="2025-07-30T19:38:00Z" w:initials="CdOF">
+        <w:t>Trocar o tempo verbal para o passado</w:t>
+      </w:r>
+    </w:p>
     <w:p>
       <w:pPr>
         <w:pStyle w:val="Textodecomentrio"/>
       </w:pPr>
       <w:r>
-        <w:rPr>
-          <w:rStyle w:val="Refdecomentrio"/>
-        </w:rPr>
-        <w:annotationRef/>
-      </w:r>
-      <w:r>
-        <w:t>Entrega em 13/08</w:t>
-      </w:r>
-    </w:p>
-  </w:comment>
-  <w:comment w:id="10" w:author="Caroline Ferraz" w:date="2025-03-20T17:28:00Z" w:initials="CF">
-    <w:p>
-      <w:pPr>
-        <w:pStyle w:val="Textodecomentrio"/>
-        <w:jc w:val="left"/>
-      </w:pPr>
-      <w:r>
-        <w:rPr>
-          <w:rStyle w:val="Refdecomentrio"/>
-        </w:rPr>
-        <w:annotationRef/>
-      </w:r>
-      <w:r>
-        <w:t>Excluir definição</w:t>
-      </w:r>
-    </w:p>
-  </w:comment>
-  <w:comment w:id="12" w:author="Caroline Ferraz" w:date="2025-03-20T17:42:00Z" w:initials="CF">
-    <w:p>
-      <w:pPr>
-        <w:pStyle w:val="Textodecomentrio"/>
-        <w:jc w:val="left"/>
-      </w:pPr>
-      <w:r>
-        <w:rPr>
-          <w:rStyle w:val="Refdecomentrio"/>
-        </w:rPr>
-        <w:annotationRef/>
-      </w:r>
-      <w:r>
-        <w:t>Excluir definição</w:t>
-      </w:r>
-    </w:p>
-  </w:comment>
-  <w:comment w:id="16" w:author="Caroline Ferraz" w:date="2025-03-20T17:42:00Z" w:initials="CF">
-    <w:p>
-      <w:pPr>
-        <w:pStyle w:val="Textodecomentrio"/>
-        <w:jc w:val="left"/>
-      </w:pPr>
-      <w:r>
-        <w:rPr>
-          <w:rStyle w:val="Refdecomentrio"/>
-        </w:rPr>
-        <w:annotationRef/>
-      </w:r>
-      <w:r>
-        <w:t>Excluir definição</w:t>
+        <w:t xml:space="preserve">Incluir </w:t>
+      </w:r>
+      <w:r>
+        <w:t>no final com o MER/DER</w:t>
       </w:r>
     </w:p>
   </w:comment>
@@ -11816,20 +11527,14 @@
 <w15:commentsEx xmlns:wpc="http://schemas.microsoft.com/office/word/2010/wordprocessingCanvas" xmlns:cx="http://schemas.microsoft.com/office/drawing/2014/chartex" xmlns:cx1="http://schemas.microsoft.com/office/drawing/2015/9/8/chartex" xmlns:cx2="http://schemas.microsoft.com/office/drawing/2015/10/21/chartex" xmlns:cx3="http://schemas.microsoft.com/office/drawing/2016/5/9/chartex" xmlns:cx4="http://schemas.microsoft.com/office/drawing/2016/5/10/chartex" xmlns:cx5="http://schemas.microsoft.com/office/drawing/2016/5/11/chartex" xmlns:cx6="http://schemas.microsoft.com/office/drawing/2016/5/12/chartex" xmlns:cx7="http://schemas.microsoft.com/office/drawing/2016/5/13/chartex" xmlns:cx8="http://schemas.microsoft.com/office/drawing/2016/5/14/chartex" xmlns:mc="http://schemas.openxmlformats.org/markup-compatibility/2006" xmlns:aink="http://schemas.microsoft.com/office/drawing/2016/ink" xmlns:am3d="http://schemas.microsoft.com/office/drawing/2017/model3d" xmlns:o="urn:schemas-microsoft-com:office:office" xmlns:oel="http://schemas.microsoft.com/office/2019/extlst" xmlns:r="http://schemas.openxmlformats.org/officeDocument/2006/relationships" xmlns:m="http://schemas.openxmlformats.org/officeDocument/2006/math" xmlns:v="urn:schemas-microsoft-com:vml" xmlns:wp14="http://schemas.microsoft.com/office/word/2010/wordprocessingDrawing" xmlns:wp="http://schemas.openxmlformats.org/drawingml/2006/wordprocessingDrawing" xmlns:w10="urn:schemas-microsoft-com:office:word" xmlns:w="http://schemas.openxmlformats.org/wordprocessingml/2006/main" xmlns:w14="http://schemas.microsoft.com/office/word/2010/wordml" xmlns:w15="http://schemas.microsoft.com/office/word/2012/wordml" xmlns:w16cex="http://schemas.microsoft.com/office/word/2018/wordml/cex" xmlns:w16cid="http://schemas.microsoft.com/office/word/2016/wordml/cid" xmlns:w16="http://schemas.microsoft.com/office/word/2018/wordml" xmlns:w16sdtdh="http://schemas.microsoft.com/office/word/2020/wordml/sdtdatahash" xmlns:w16se="http://schemas.microsoft.com/office/word/2015/wordml/symex" xmlns:wpg="http://schemas.microsoft.com/office/word/2010/wordprocessingGroup" xmlns:wpi="http://schemas.microsoft.com/office/word/2010/wordprocessingInk" xmlns:wne="http://schemas.microsoft.com/office/word/2006/wordml" xmlns:wps="http://schemas.microsoft.com/office/word/2010/wordprocessingShape" mc:Ignorable="w14 w15 w16se w16cid w16 w16cex w16sdtdh wp14">
   <w15:commentEx w15:paraId="2F2BB659" w15:done="0"/>
   <w15:commentEx w15:paraId="591CD5AD" w15:done="0"/>
-  <w15:commentEx w15:paraId="276D3BA1" w15:done="0"/>
-  <w15:commentEx w15:paraId="436FB468" w15:done="0"/>
-  <w15:commentEx w15:paraId="65C48741" w15:done="0"/>
-  <w15:commentEx w15:paraId="2CC1A2AD" w15:done="0"/>
-  <w15:commentEx w15:paraId="5373CD55" w15:done="0"/>
+  <w15:commentEx w15:paraId="29B52556" w15:done="0"/>
 </w15:commentsEx>
 </file>
 
 <file path=word/commentsExtensible.xml><?xml version="1.0" encoding="utf-8"?>
 <w16cex:commentsExtensible xmlns:wpc="http://schemas.microsoft.com/office/word/2010/wordprocessingCanvas" xmlns:cx="http://schemas.microsoft.com/office/drawing/2014/chartex" xmlns:cx1="http://schemas.microsoft.com/office/drawing/2015/9/8/chartex" xmlns:cx2="http://schemas.microsoft.com/office/drawing/2015/10/21/chartex" xmlns:cx3="http://schemas.microsoft.com/office/drawing/2016/5/9/chartex" xmlns:cx4="http://schemas.microsoft.com/office/drawing/2016/5/10/chartex" xmlns:cx5="http://schemas.microsoft.com/office/drawing/2016/5/11/chartex" xmlns:cx6="http://schemas.microsoft.com/office/drawing/2016/5/12/chartex" xmlns:cx7="http://schemas.microsoft.com/office/drawing/2016/5/13/chartex" xmlns:cx8="http://schemas.microsoft.com/office/drawing/2016/5/14/chartex" xmlns:cr="http://schemas.microsoft.com/office/comments/2020/reactions" xmlns:mc="http://schemas.openxmlformats.org/markup-compatibility/2006" xmlns:aink="http://schemas.microsoft.com/office/drawing/2016/ink" xmlns:am3d="http://schemas.microsoft.com/office/drawing/2017/model3d" xmlns:o="urn:schemas-microsoft-com:office:office" xmlns:oel="http://schemas.microsoft.com/office/2019/extlst" xmlns:r="http://schemas.openxmlformats.org/officeDocument/2006/relationships" xmlns:m="http://schemas.openxmlformats.org/officeDocument/2006/math" xmlns:v="urn:schemas-microsoft-com:vml" xmlns:wp14="http://schemas.microsoft.com/office/word/2010/wordprocessingDrawing" xmlns:wp="http://schemas.openxmlformats.org/drawingml/2006/wordprocessingDrawing" xmlns:w10="urn:schemas-microsoft-com:office:word" xmlns:w="http://schemas.openxmlformats.org/wordprocessingml/2006/main" xmlns:w14="http://schemas.microsoft.com/office/word/2010/wordml" xmlns:w15="http://schemas.microsoft.com/office/word/2012/wordml" xmlns:w16cex="http://schemas.microsoft.com/office/word/2018/wordml/cex" xmlns:w16cid="http://schemas.microsoft.com/office/word/2016/wordml/cid" xmlns:w16="http://schemas.microsoft.com/office/word/2018/wordml" xmlns:w16sdtdh="http://schemas.microsoft.com/office/word/2020/wordml/sdtdatahash" xmlns:w16se="http://schemas.microsoft.com/office/word/2015/wordml/symex" xmlns:wpg="http://schemas.microsoft.com/office/word/2010/wordprocessingGroup" xmlns:wpi="http://schemas.microsoft.com/office/word/2010/wordprocessingInk" xmlns:wne="http://schemas.microsoft.com/office/word/2006/wordml" xmlns:wps="http://schemas.microsoft.com/office/word/2010/wordprocessingShape" mc:Ignorable="w14 w15 w16se w16cid w16 w16cex w16sdtdh cr wp14">
   <w16cex:commentExtensible w16cex:durableId="20B97E3F" w16cex:dateUtc="2024-12-16T19:37:00Z"/>
-  <w16cex:commentExtensible w16cex:durableId="0B192AE4" w16cex:dateUtc="2025-03-20T20:28:00Z"/>
-  <w16cex:commentExtensible w16cex:durableId="6ADD2C6D" w16cex:dateUtc="2025-03-20T20:42:00Z"/>
-  <w16cex:commentExtensible w16cex:durableId="05D83B4E" w16cex:dateUtc="2025-03-20T20:42:00Z"/>
+  <w16cex:commentExtensible w16cex:durableId="7C567019" w16cex:dateUtc="2026-03-12T00:25:00Z"/>
 </w16cex:commentsExtensible>
 </file>
 
@@ -11837,11 +11542,7 @@
 <w16cid:commentsIds xmlns:wpc="http://schemas.microsoft.com/office/word/2010/wordprocessingCanvas" xmlns:cx="http://schemas.microsoft.com/office/drawing/2014/chartex" xmlns:cx1="http://schemas.microsoft.com/office/drawing/2015/9/8/chartex" xmlns:cx2="http://schemas.microsoft.com/office/drawing/2015/10/21/chartex" xmlns:cx3="http://schemas.microsoft.com/office/drawing/2016/5/9/chartex" xmlns:cx4="http://schemas.microsoft.com/office/drawing/2016/5/10/chartex" xmlns:cx5="http://schemas.microsoft.com/office/drawing/2016/5/11/chartex" xmlns:cx6="http://schemas.microsoft.com/office/drawing/2016/5/12/chartex" xmlns:cx7="http://schemas.microsoft.com/office/drawing/2016/5/13/chartex" xmlns:cx8="http://schemas.microsoft.com/office/drawing/2016/5/14/chartex" xmlns:mc="http://schemas.openxmlformats.org/markup-compatibility/2006" xmlns:aink="http://schemas.microsoft.com/office/drawing/2016/ink" xmlns:am3d="http://schemas.microsoft.com/office/drawing/2017/model3d" xmlns:o="urn:schemas-microsoft-com:office:office" xmlns:oel="http://schemas.microsoft.com/office/2019/extlst" xmlns:r="http://schemas.openxmlformats.org/officeDocument/2006/relationships" xmlns:m="http://schemas.openxmlformats.org/officeDocument/2006/math" xmlns:v="urn:schemas-microsoft-com:vml" xmlns:wp14="http://schemas.microsoft.com/office/word/2010/wordprocessingDrawing" xmlns:wp="http://schemas.openxmlformats.org/drawingml/2006/wordprocessingDrawing" xmlns:w10="urn:schemas-microsoft-com:office:word" xmlns:w="http://schemas.openxmlformats.org/wordprocessingml/2006/main" xmlns:w14="http://schemas.microsoft.com/office/word/2010/wordml" xmlns:w15="http://schemas.microsoft.com/office/word/2012/wordml" xmlns:w16cex="http://schemas.microsoft.com/office/word/2018/wordml/cex" xmlns:w16cid="http://schemas.microsoft.com/office/word/2016/wordml/cid" xmlns:w16="http://schemas.microsoft.com/office/word/2018/wordml" xmlns:w16sdtdh="http://schemas.microsoft.com/office/word/2020/wordml/sdtdatahash" xmlns:w16se="http://schemas.microsoft.com/office/word/2015/wordml/symex" xmlns:wpg="http://schemas.microsoft.com/office/word/2010/wordprocessingGroup" xmlns:wpi="http://schemas.microsoft.com/office/word/2010/wordprocessingInk" xmlns:wne="http://schemas.microsoft.com/office/word/2006/wordml" xmlns:wps="http://schemas.microsoft.com/office/word/2010/wordprocessingShape" mc:Ignorable="w14 w15 w16se w16cid w16 w16cex w16sdtdh wp14">
   <w16cid:commentId w16cid:paraId="2F2BB659" w16cid:durableId="2B85A460"/>
   <w16cid:commentId w16cid:paraId="591CD5AD" w16cid:durableId="20B97E3F"/>
-  <w16cid:commentId w16cid:paraId="276D3BA1" w16cid:durableId="2C34F32A"/>
-  <w16cid:commentId w16cid:paraId="436FB468" w16cid:durableId="2C34F34D"/>
-  <w16cid:commentId w16cid:paraId="65C48741" w16cid:durableId="0B192AE4"/>
-  <w16cid:commentId w16cid:paraId="2CC1A2AD" w16cid:durableId="6ADD2C6D"/>
-  <w16cid:commentId w16cid:paraId="5373CD55" w16cid:durableId="05D83B4E"/>
+  <w16cid:commentId w16cid:paraId="29B52556" w16cid:durableId="7C567019"/>
 </w16cid:commentsIds>
 </file>
 
@@ -11993,7 +11694,7 @@
             </wp:anchor>
           </w:drawing>
         </mc:Choice>
-        <mc:Fallback xmlns:w16sdtfl="http://schemas.microsoft.com/office/word/2024/wordml/sdtformatlock" xmlns:w16du="http://schemas.microsoft.com/office/word/2023/wordml/word16du">
+        <mc:Fallback xmlns:w16du="http://schemas.microsoft.com/office/word/2023/wordml/word16du" xmlns:w16sdtfl="http://schemas.microsoft.com/office/word/2024/wordml/sdtformatlock">
           <w:pict>
             <v:group w14:anchorId="05FC6A63" id="Agrupar 1" o:spid="_x0000_s1026" style="position:absolute;margin-left:0;margin-top:-15.65pt;width:495.6pt;height:64.5pt;z-index:251659264;mso-position-horizontal:center;mso-position-horizontal-relative:page" coordsize="62941,8191" o:gfxdata="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">
               <v:shapetype id="_x0000_t75" coordsize="21600,21600" o:spt="75" o:preferrelative="t" path="m@4@5l@4@11@9@11@9@5xe" filled="f" stroked="f">
@@ -13223,6 +12924,9 @@
   </w15:person>
   <w15:person w15:author="Caroline Ferraz">
     <w15:presenceInfo w15:providerId="Windows Live" w15:userId="de5dbe263ed6b012"/>
+  </w15:person>
+  <w15:person w15:author="MAXSUEL RODRIGUES SANTOS">
+    <w15:presenceInfo w15:providerId="AD" w15:userId="S-1-5-21-2305100607-1173474897-434751029-17679"/>
   </w15:person>
 </w15:people>
 </file>
@@ -14431,16 +14135,16 @@
 </file>
 
 <file path=customXml/item1.xml><?xml version="1.0" encoding="utf-8"?>
-<b:Sources xmlns:b="http://schemas.openxmlformats.org/officeDocument/2006/bibliography" xmlns="http://schemas.openxmlformats.org/officeDocument/2006/bibliography" SelectedStyle="\APA.XSL" StyleName="APA"/>
-</file>
-
-<file path=customXml/item2.xml><?xml version="1.0" encoding="utf-8"?>
 <?mso-contentType ?>
 <FormTemplates xmlns="http://schemas.microsoft.com/sharepoint/v3/contenttype/forms">
   <Display>DocumentLibraryForm</Display>
   <Edit>DocumentLibraryForm</Edit>
   <New>DocumentLibraryForm</New>
 </FormTemplates>
+</file>
+
+<file path=customXml/item2.xml><?xml version="1.0" encoding="utf-8"?>
+<b:Sources xmlns:b="http://schemas.openxmlformats.org/officeDocument/2006/bibliography" xmlns="http://schemas.openxmlformats.org/officeDocument/2006/bibliography" SelectedStyle="\APA.XSL" StyleName="APA"/>
 </file>
 
 <file path=customXml/item3.xml><?xml version="1.0" encoding="utf-8"?>
@@ -14633,17 +14337,17 @@
 </file>
 
 <file path=customXml/itemProps1.xml><?xml version="1.0" encoding="utf-8"?>
-<ds:datastoreItem xmlns:ds="http://schemas.openxmlformats.org/officeDocument/2006/customXml" ds:itemID="{6D1FBB9A-856D-43D0-A2C9-AA3DEE8D1533}">
+<ds:datastoreItem xmlns:ds="http://schemas.openxmlformats.org/officeDocument/2006/customXml" ds:itemID="{19856E04-179F-401F-8246-BA08537D6152}">
   <ds:schemaRefs>
-    <ds:schemaRef ds:uri="http://schemas.openxmlformats.org/officeDocument/2006/bibliography"/>
+    <ds:schemaRef ds:uri="http://schemas.microsoft.com/sharepoint/v3/contenttype/forms"/>
   </ds:schemaRefs>
 </ds:datastoreItem>
 </file>
 
 <file path=customXml/itemProps2.xml><?xml version="1.0" encoding="utf-8"?>
-<ds:datastoreItem xmlns:ds="http://schemas.openxmlformats.org/officeDocument/2006/customXml" ds:itemID="{19856E04-179F-401F-8246-BA08537D6152}">
+<ds:datastoreItem xmlns:ds="http://schemas.openxmlformats.org/officeDocument/2006/customXml" ds:itemID="{6D1FBB9A-856D-43D0-A2C9-AA3DEE8D1533}">
   <ds:schemaRefs>
-    <ds:schemaRef ds:uri="http://schemas.microsoft.com/sharepoint/v3/contenttype/forms"/>
+    <ds:schemaRef ds:uri="http://schemas.openxmlformats.org/officeDocument/2006/bibliography"/>
   </ds:schemaRefs>
 </ds:datastoreItem>
 </file>
